--- a/wada-tue-scoping-review/manuscripts/SCJ_Narrative_Review_mainbody.docx
+++ b/wada-tue-scoping-review/manuscripts/SCJ_Narrative_Review_mainbody.docx
@@ -42,25 +42,337 @@
         <w:rPr>
           <w:rFonts w:ascii="Times New Roman" w:hAnsi="Times New Roman" w:eastAsia="Times New Roman"/>
           <w:b w:val="0"/>
+          <w:sz w:val="24"/>
+        </w:rPr>
+        <w:t>Keywords: stimulant medications; exercise-induced bronchoconstriction; glucocorticoids; hypogonadism; sports medicine; medication management</w:t>
+      </w:r>
+    </w:p>
+    <w:p>
+      <w:pPr>
+        <w:spacing w:before="240" w:after="120"/>
+      </w:pPr>
+      <w:r>
+        <w:rPr>
+          <w:rFonts w:ascii="Times New Roman" w:hAnsi="Times New Roman" w:eastAsia="Times New Roman"/>
+          <w:b/>
+          <w:sz w:val="28"/>
+        </w:rPr>
+        <w:t>ABSTRACT</w:t>
+      </w:r>
+    </w:p>
+    <w:p>
+      <w:pPr>
+        <w:ind w:firstLine="720"/>
+      </w:pPr>
+      <w:r>
+        <w:rPr>
+          <w:rFonts w:ascii="Times New Roman" w:hAnsi="Times New Roman" w:eastAsia="Times New Roman"/>
+          <w:b w:val="0"/>
+          <w:sz w:val="24"/>
+        </w:rPr>
+        <w:t>The World Anti-Doping Agency (WADA) and the Therapeutic Use Exemption (TUE) system permit athletes with legitimate medical conditions to use otherwise prohibited substances when strict medical criteria are met. However, discrepancies are emerging between WADA regulatory documents and current clinical practice guidelines. This scoping review, conducted in accordance with the Preferred Reporting Items for Systematic Reviews and Meta-Analyses extension for Scoping Reviews (PRISMA-ScR), systematically mapped these discrepancies across seven disease areas: asthma, attention-deficit/hyperactivity disorder (ADHD), type 2 diabetes, male hypogonadism, glucocorticoid-requiring conditions, cardiovascular disease, and polyendocrine metabolic ovarian syndrome (PMOS; formerly polycystic ovary syndrome, PCOS). We identified 68 relevant sources including WADA regulatory documents (n=18), clinical guidelines (n=22), and peer-reviewed articles (n=28). Clinically significant gaps were found in all seven areas, with the most critical discrepancies in male hypogonadism (exclusion of functional etiologies from TUE eligibility), ADHD (in-competition prohibition of first-line stimulant medications), and emerging glucagon-like peptide-1 (GLP-1) receptor agonist therapies. Three structural drivers were identified: temporal mismatch in guideline update cycles, criteria mismatch between patient-centered and anti-doping frameworks, and emerging drug class mismatch. Practical implications for strength and conditioning (S&amp;C) professionals are discussed, including strategies for supporting athletes navigating the TUE process. Recommendations for harmonizing clinical and anti-doping standards are proposed.</w:t>
+      </w:r>
+    </w:p>
+    <w:p>
+      <w:pPr>
+        <w:spacing w:before="240" w:after="120"/>
+      </w:pPr>
+      <w:r>
+        <w:rPr>
+          <w:rFonts w:ascii="Times New Roman" w:hAnsi="Times New Roman" w:eastAsia="Times New Roman"/>
+          <w:b/>
+          <w:sz w:val="28"/>
+        </w:rPr>
+        <w:t>INTRODUCTION</w:t>
+      </w:r>
+    </w:p>
+    <w:p>
+      <w:pPr>
+        <w:ind w:firstLine="720"/>
+      </w:pPr>
+      <w:r>
+        <w:rPr>
+          <w:rFonts w:ascii="Times New Roman" w:hAnsi="Times New Roman" w:eastAsia="Times New Roman"/>
+          <w:b w:val="0"/>
+          <w:sz w:val="24"/>
+        </w:rPr>
+        <w:t xml:space="preserve">A Therapeutic Use Exemption (TUE) is the mechanism by which an athlete with a documented medical condition may obtain authorization to use a substance or method on the World Anti-Doping Agency (WADA) Prohibited List. The International Standard for Therapeutic Use Exemptions (ISTUE) governs the criteria and procedures for granting TUEs </w:t>
+      </w:r>
+      <w:r>
+        <w:rPr>
+          <w:rFonts w:ascii="Times New Roman" w:hAnsi="Times New Roman" w:eastAsia="Times New Roman"/>
+          <w:b w:val="0"/>
+          <w:sz w:val="24"/>
+        </w:rPr>
+        <w:t>(</w:t>
+      </w:r>
+      <w:r>
+        <w:rPr>
+          <w:rFonts w:ascii="Times New Roman" w:hAnsi="Times New Roman" w:eastAsia="Times New Roman"/>
+          <w:b w:val="0"/>
+          <w:sz w:val="24"/>
+          <w:vertAlign w:val="superscript"/>
+        </w:rPr>
+        <w:t>43</w:t>
+      </w:r>
+      <w:r>
+        <w:rPr>
+          <w:rFonts w:ascii="Times New Roman" w:hAnsi="Times New Roman" w:eastAsia="Times New Roman"/>
+          <w:b w:val="0"/>
+          <w:sz w:val="24"/>
+        </w:rPr>
+        <w:t>)</w:t>
+      </w:r>
+      <w:r>
+        <w:rPr>
+          <w:rFonts w:ascii="Times New Roman" w:hAnsi="Times New Roman" w:eastAsia="Times New Roman"/>
+          <w:b w:val="0"/>
+          <w:sz w:val="24"/>
+        </w:rPr>
+        <w:t xml:space="preserve">. The World Anti-Doping Agency's stated objective is to permit athletes to receive appropriate medical care while competing, provided such use would produce no additional enhancement of performance beyond a return to normal health, no reasonable permitted therapeutic alternative exists, and the necessity is not a consequence of prior prohibited substance use </w:t>
+      </w:r>
+      <w:r>
+        <w:rPr>
+          <w:rFonts w:ascii="Times New Roman" w:hAnsi="Times New Roman" w:eastAsia="Times New Roman"/>
+          <w:b w:val="0"/>
+          <w:sz w:val="24"/>
+        </w:rPr>
+        <w:t>(</w:t>
+      </w:r>
+      <w:r>
+        <w:rPr>
+          <w:rFonts w:ascii="Times New Roman" w:hAnsi="Times New Roman" w:eastAsia="Times New Roman"/>
+          <w:b w:val="0"/>
+          <w:sz w:val="24"/>
+          <w:vertAlign w:val="superscript"/>
+        </w:rPr>
+        <w:t>43</w:t>
+      </w:r>
+      <w:r>
+        <w:rPr>
+          <w:rFonts w:ascii="Times New Roman" w:hAnsi="Times New Roman" w:eastAsia="Times New Roman"/>
+          <w:b w:val="0"/>
+          <w:sz w:val="24"/>
+        </w:rPr>
+        <w:t>,</w:t>
+      </w:r>
+      <w:r>
+        <w:rPr>
+          <w:rFonts w:ascii="Times New Roman" w:hAnsi="Times New Roman" w:eastAsia="Times New Roman"/>
+          <w:b w:val="0"/>
+          <w:sz w:val="24"/>
+          <w:vertAlign w:val="superscript"/>
+        </w:rPr>
+        <w:t>42</w:t>
+      </w:r>
+      <w:r>
+        <w:rPr>
+          <w:rFonts w:ascii="Times New Roman" w:hAnsi="Times New Roman" w:eastAsia="Times New Roman"/>
+          <w:b w:val="0"/>
+          <w:sz w:val="24"/>
+        </w:rPr>
+        <w:t>)</w:t>
+      </w:r>
+      <w:r>
+        <w:rPr>
+          <w:rFonts w:ascii="Times New Roman" w:hAnsi="Times New Roman" w:eastAsia="Times New Roman"/>
+          <w:b w:val="0"/>
+          <w:sz w:val="24"/>
+        </w:rPr>
+        <w:t>.</w:t>
+      </w:r>
+    </w:p>
+    <w:p>
+      <w:pPr>
+        <w:ind w:firstLine="720"/>
+      </w:pPr>
+      <w:r>
+        <w:rPr>
+          <w:rFonts w:ascii="Times New Roman" w:hAnsi="Times New Roman" w:eastAsia="Times New Roman"/>
+          <w:b w:val="0"/>
+          <w:sz w:val="24"/>
+        </w:rPr>
+        <w:t xml:space="preserve">The World Anti-Doping Agency maintains the Prohibited List, an annually updated catalogue of substances and methods banned in sport, and publishes disease-specific TUE Physician Guidelines, described as living documents subject to periodic revision </w:t>
+      </w:r>
+      <w:r>
+        <w:rPr>
+          <w:rFonts w:ascii="Times New Roman" w:hAnsi="Times New Roman" w:eastAsia="Times New Roman"/>
+          <w:b w:val="0"/>
+          <w:sz w:val="24"/>
+        </w:rPr>
+        <w:t>(</w:t>
+      </w:r>
+      <w:r>
+        <w:rPr>
+          <w:rFonts w:ascii="Times New Roman" w:hAnsi="Times New Roman" w:eastAsia="Times New Roman"/>
+          <w:b w:val="0"/>
+          <w:sz w:val="24"/>
+          <w:vertAlign w:val="superscript"/>
+        </w:rPr>
+        <w:t>39</w:t>
+      </w:r>
+      <w:r>
+        <w:rPr>
+          <w:rFonts w:ascii="Times New Roman" w:hAnsi="Times New Roman" w:eastAsia="Times New Roman"/>
+          <w:b w:val="0"/>
+          <w:sz w:val="24"/>
+        </w:rPr>
+        <w:t xml:space="preserve">, </w:t>
+      </w:r>
+      <w:r>
+        <w:rPr>
+          <w:rFonts w:ascii="Times New Roman" w:hAnsi="Times New Roman" w:eastAsia="Times New Roman"/>
+          <w:b w:val="0"/>
+          <w:sz w:val="24"/>
+          <w:vertAlign w:val="superscript"/>
+        </w:rPr>
+        <w:t>40</w:t>
+      </w:r>
+      <w:r>
+        <w:rPr>
+          <w:rFonts w:ascii="Times New Roman" w:hAnsi="Times New Roman" w:eastAsia="Times New Roman"/>
+          <w:b w:val="0"/>
+          <w:sz w:val="24"/>
+        </w:rPr>
+        <w:t>)</w:t>
+      </w:r>
+      <w:r>
+        <w:rPr>
+          <w:rFonts w:ascii="Times New Roman" w:hAnsi="Times New Roman" w:eastAsia="Times New Roman"/>
+          <w:b w:val="0"/>
+          <w:sz w:val="24"/>
+        </w:rPr>
+        <w:t xml:space="preserve">. Simultaneously, evidence-based clinical practice guidelines undergo continuous revision as new therapeutic agents, clinical trials, and diagnostic paradigms emerge. Major organizations such as the Global Initiative for Asthma (GINA), the American Diabetes Association (ADA), the Endocrine Society, the European Society of Cardiology (ESC), and the National Institute for Health and Care Excellence (NICE) regularly update their recommendations </w:t>
+      </w:r>
+      <w:r>
+        <w:rPr>
+          <w:rFonts w:ascii="Times New Roman" w:hAnsi="Times New Roman" w:eastAsia="Times New Roman"/>
+          <w:b w:val="0"/>
+          <w:sz w:val="24"/>
+        </w:rPr>
+        <w:t>(</w:t>
+      </w:r>
+      <w:r>
+        <w:rPr>
+          <w:rFonts w:ascii="Times New Roman" w:hAnsi="Times New Roman" w:eastAsia="Times New Roman"/>
+          <w:b w:val="0"/>
+          <w:sz w:val="24"/>
+          <w:vertAlign w:val="superscript"/>
+        </w:rPr>
+        <w:t>2</w:t>
+      </w:r>
+      <w:r>
+        <w:rPr>
+          <w:rFonts w:ascii="Times New Roman" w:hAnsi="Times New Roman" w:eastAsia="Times New Roman"/>
+          <w:b w:val="0"/>
+          <w:sz w:val="24"/>
+        </w:rPr>
+        <w:t xml:space="preserve">, </w:t>
+      </w:r>
+      <w:r>
+        <w:rPr>
+          <w:rFonts w:ascii="Times New Roman" w:hAnsi="Times New Roman" w:eastAsia="Times New Roman"/>
+          <w:b w:val="0"/>
+          <w:sz w:val="24"/>
+          <w:vertAlign w:val="superscript"/>
+        </w:rPr>
+        <w:t>5</w:t>
+      </w:r>
+      <w:r>
+        <w:rPr>
+          <w:rFonts w:ascii="Times New Roman" w:hAnsi="Times New Roman" w:eastAsia="Times New Roman"/>
+          <w:b w:val="0"/>
+          <w:sz w:val="24"/>
+        </w:rPr>
+        <w:t xml:space="preserve">, </w:t>
+      </w:r>
+      <w:r>
+        <w:rPr>
+          <w:rFonts w:ascii="Times New Roman" w:hAnsi="Times New Roman" w:eastAsia="Times New Roman"/>
+          <w:b w:val="0"/>
+          <w:sz w:val="24"/>
+          <w:vertAlign w:val="superscript"/>
+        </w:rPr>
+        <w:t>11</w:t>
+      </w:r>
+      <w:r>
+        <w:rPr>
+          <w:rFonts w:ascii="Times New Roman" w:hAnsi="Times New Roman" w:eastAsia="Times New Roman"/>
+          <w:b w:val="0"/>
+          <w:sz w:val="24"/>
+        </w:rPr>
+        <w:t xml:space="preserve">, </w:t>
+      </w:r>
+      <w:r>
+        <w:rPr>
+          <w:rFonts w:ascii="Times New Roman" w:hAnsi="Times New Roman" w:eastAsia="Times New Roman"/>
+          <w:b w:val="0"/>
+          <w:sz w:val="24"/>
+          <w:vertAlign w:val="superscript"/>
+        </w:rPr>
+        <w:t>20</w:t>
+      </w:r>
+      <w:r>
+        <w:rPr>
+          <w:rFonts w:ascii="Times New Roman" w:hAnsi="Times New Roman" w:eastAsia="Times New Roman"/>
+          <w:b w:val="0"/>
+          <w:sz w:val="24"/>
+        </w:rPr>
+        <w:t xml:space="preserve">, </w:t>
+      </w:r>
+      <w:r>
+        <w:rPr>
+          <w:rFonts w:ascii="Times New Roman" w:hAnsi="Times New Roman" w:eastAsia="Times New Roman"/>
+          <w:b w:val="0"/>
+          <w:sz w:val="24"/>
+          <w:vertAlign w:val="superscript"/>
+        </w:rPr>
+        <w:t>22</w:t>
+      </w:r>
+      <w:r>
+        <w:rPr>
+          <w:rFonts w:ascii="Times New Roman" w:hAnsi="Times New Roman" w:eastAsia="Times New Roman"/>
+          <w:b w:val="0"/>
+          <w:sz w:val="24"/>
+        </w:rPr>
+        <w:t>)</w:t>
+      </w:r>
+      <w:r>
+        <w:rPr>
+          <w:rFonts w:ascii="Times New Roman" w:hAnsi="Times New Roman" w:eastAsia="Times New Roman"/>
+          <w:b w:val="0"/>
+          <w:sz w:val="24"/>
+        </w:rPr>
+        <w:t>.</w:t>
+      </w:r>
+    </w:p>
+    <w:p>
+      <w:pPr>
+        <w:ind w:firstLine="720"/>
+      </w:pPr>
+      <w:r>
+        <w:rPr>
+          <w:rFonts w:ascii="Times New Roman" w:hAnsi="Times New Roman" w:eastAsia="Times New Roman"/>
+          <w:b w:val="0"/>
+          <w:sz w:val="24"/>
+        </w:rPr>
+        <w:t>An emerging concern is the growing divergence between these two parallel systems of medical guidance—one oriented toward optimal patient care, the other toward preserving sporting integrity. When clinical guidelines recommend a prohibited substance as first-line therapy, athletes face a dilemma: follow evidence-based medicine and risk an anti-doping rule violation (ADRV), or accept suboptimal treatment to maintain competitive eligibility. This clinical-competition gap has significant implications for athlete health, competitive fairness, and the professionals who support athletes, including strength and conditioning (S&amp;C) practitioners.</w:t>
+      </w:r>
+    </w:p>
+    <w:p>
+      <w:pPr>
+        <w:ind w:firstLine="720"/>
+      </w:pPr>
+      <w:r>
+        <w:rPr>
+          <w:rFonts w:ascii="Times New Roman" w:hAnsi="Times New Roman" w:eastAsia="Times New Roman"/>
+          <w:b w:val="0"/>
           <w:i w:val="0"/>
           <w:strike w:val="0"/>
           <w:color w:val="000000"/>
           <w:sz w:val="24"/>
         </w:rPr>
-        <w:t>Keywords: therapeutic use exemption; anti-doping; clinical practice guidelines; scoping review; prohibited list; athlete health</w:t>
-      </w:r>
-    </w:p>
-    <w:p>
-      <w:pPr>
-        <w:spacing w:before="240" w:after="120"/>
-      </w:pPr>
-      <w:r>
-        <w:rPr>
-          <w:rFonts w:ascii="Times New Roman" w:hAnsi="Times New Roman" w:eastAsia="Times New Roman"/>
-          <w:b/>
-          <w:sz w:val="28"/>
-        </w:rPr>
-        <w:t>ABSTRACT</w:t>
+        <w:t>The purpose of this scoping review is to systematically map the discrepancies between WADA TUE regulations and current clinical practice guidelines across major disease areas, identify structural drivers of these gaps, and provide practical recommendations for S&amp;C professionals working with athletes who navigate the TUE system. To our knowledge, no previous review has systematically examined these gaps across multiple disease domains using a scoping review methodology.</w:t>
       </w:r>
     </w:p>
     <w:p>
@@ -76,26 +388,8 @@
           <w:color w:val="000000"/>
           <w:sz w:val="24"/>
         </w:rPr>
-        <w:t>The World Anti-Doping Agency (WADA) and the Therapeutic Use Exemption (TUE) system permit athletes with legitimate medical conditions to use otherwise prohibited substances when strict medical criteria are met. However, discrepancies are emerging between WADA regulatory documents and current clinical practice guidelines. This PRISMA-ScR–compliant scoping review systematically mapped these discrepancies across seven disease areas: asthma, attention-deficit/hyperactivity disorder (ADHD), type 2 diabetes, male hypogonadism, glucocorticoid-requiring conditions, cardiovascular disease, and polyendocrine metabolic ovarian syndrome (PMOS; formerly polycystic ovary syndrome, PCOS). We identified 68 relevant sources including WADA regulatory documents (n=18), clinical guidelines (n=22), and peer-reviewed articles (n=28). Clinically significant gaps were found in all seven areas, with the most critical discrepancies in male hypogonadism (exclusion of functional etiologies from TUE eligibility), ADHD (in-competition prohibition of first-line stimulant medications), and emerging GLP-1 receptor agonist therapies. Three structural drivers were identified: temporal mismatch in guideline update cycles, criteria mismatch between patient-centered and anti-doping frameworks, and emerging drug class mismatch. Practical implications for strength and conditioning (S&amp;C) professionals are discussed, including strategies for supporting athletes navigating the TUE process. Recommendations for harmonizing clinical and anti-doping standards are proposed.</w:t>
-      </w:r>
-    </w:p>
-    <w:p>
-      <w:pPr>
-        <w:spacing w:before="240" w:after="120"/>
-      </w:pPr>
-      <w:r>
-        <w:rPr>
-          <w:rFonts w:ascii="Times New Roman" w:hAnsi="Times New Roman" w:eastAsia="Times New Roman"/>
-          <w:b/>
-          <w:sz w:val="28"/>
-        </w:rPr>
-        <w:t>INTRODUCTION</w:t>
-      </w:r>
-    </w:p>
-    <w:p>
-      <w:pPr>
-        <w:ind w:firstLine="720"/>
-      </w:pPr>
+        <w:t xml:space="preserve">Previous studies have examined individual aspects of this problem. Allen et al. </w:t>
+      </w:r>
       <w:r>
         <w:rPr>
           <w:rFonts w:ascii="Times New Roman" w:hAnsi="Times New Roman" w:eastAsia="Times New Roman"/>
@@ -105,7 +399,7 @@
           <w:color w:val="000000"/>
           <w:sz w:val="24"/>
         </w:rPr>
-        <w:t xml:space="preserve">A Therapeutic Use Exemption (TUE) is the mechanism by which an athlete with a documented medical condition may obtain authorization to use a substance or method on the WADA Prohibited List. The International Standard for Therapeutic Use Exemptions (ISTUE) governs the criteria and procedures for granting TUEs </w:t>
+        <w:t>(</w:t>
       </w:r>
       <w:r>
         <w:rPr>
@@ -115,8 +409,9 @@
           <w:strike w:val="0"/>
           <w:color w:val="000000"/>
           <w:sz w:val="24"/>
-        </w:rPr>
-        <w:t>(</w:t>
+          <w:vertAlign w:val="superscript"/>
+        </w:rPr>
+        <w:t>1</w:t>
       </w:r>
       <w:r>
         <w:rPr>
@@ -126,9 +421,8 @@
           <w:strike w:val="0"/>
           <w:color w:val="000000"/>
           <w:sz w:val="24"/>
-          <w:vertAlign w:val="superscript"/>
-        </w:rPr>
-        <w:t>43</w:t>
+        </w:rPr>
+        <w:t>)</w:t>
       </w:r>
       <w:r>
         <w:rPr>
@@ -139,7 +433,7 @@
           <w:color w:val="000000"/>
           <w:sz w:val="24"/>
         </w:rPr>
-        <w:t>)</w:t>
+        <w:t xml:space="preserve"> reviewed anti-doping policy implications for asthmatic athletes, while Gerrard and Pipe </w:t>
       </w:r>
       <w:r>
         <w:rPr>
@@ -150,7 +444,7 @@
           <w:color w:val="000000"/>
           <w:sz w:val="24"/>
         </w:rPr>
-        <w:t xml:space="preserve">. WADA's stated objective is to permit athletes to receive appropriate medical care while competing, provided such use would produce no additional enhancement of performance beyond a return to normal health, no reasonable permitted therapeutic alternative exists, and the necessity is not a consequence of prior prohibited substance use </w:t>
+        <w:t>(</w:t>
       </w:r>
       <w:r>
         <w:rPr>
@@ -160,8 +454,9 @@
           <w:strike w:val="0"/>
           <w:color w:val="000000"/>
           <w:sz w:val="24"/>
-        </w:rPr>
-        <w:t>(</w:t>
+          <w:vertAlign w:val="superscript"/>
+        </w:rPr>
+        <w:t>10</w:t>
       </w:r>
       <w:r>
         <w:rPr>
@@ -171,9 +466,8 @@
           <w:strike w:val="0"/>
           <w:color w:val="000000"/>
           <w:sz w:val="24"/>
-          <w:vertAlign w:val="superscript"/>
-        </w:rPr>
-        <w:t>43</w:t>
+        </w:rPr>
+        <w:t>)</w:t>
       </w:r>
       <w:r>
         <w:rPr>
@@ -184,7 +478,7 @@
           <w:color w:val="000000"/>
           <w:sz w:val="24"/>
         </w:rPr>
-        <w:t>,</w:t>
+        <w:t xml:space="preserve"> described the TUE process itself. Heuberger and Cohen </w:t>
       </w:r>
       <w:r>
         <w:rPr>
@@ -194,9 +488,8 @@
           <w:strike w:val="0"/>
           <w:color w:val="000000"/>
           <w:sz w:val="24"/>
-          <w:vertAlign w:val="superscript"/>
-        </w:rPr>
-        <w:t>42</w:t>
+        </w:rPr>
+        <w:t>(</w:t>
       </w:r>
       <w:r>
         <w:rPr>
@@ -206,8 +499,9 @@
           <w:strike w:val="0"/>
           <w:color w:val="000000"/>
           <w:sz w:val="24"/>
-        </w:rPr>
-        <w:t>)</w:t>
+          <w:vertAlign w:val="superscript"/>
+        </w:rPr>
+        <w:t>13</w:t>
       </w:r>
       <w:r>
         <w:rPr>
@@ -218,13 +512,8 @@
           <w:color w:val="000000"/>
           <w:sz w:val="24"/>
         </w:rPr>
-        <w:t>.</w:t>
-      </w:r>
-    </w:p>
-    <w:p>
-      <w:pPr>
-        <w:ind w:firstLine="720"/>
-      </w:pPr>
+        <w:t>)</w:t>
+      </w:r>
       <w:r>
         <w:rPr>
           <w:rFonts w:ascii="Times New Roman" w:hAnsi="Times New Roman" w:eastAsia="Times New Roman"/>
@@ -234,7 +523,7 @@
           <w:color w:val="000000"/>
           <w:sz w:val="24"/>
         </w:rPr>
-        <w:t xml:space="preserve">WADA maintains the Prohibited List, an annually updated catalogue of substances and methods banned in sport, and publishes disease-specific TUE Physician Guidelines, described as living documents subject to periodic revision </w:t>
+        <w:t xml:space="preserve"> questioned the evidence base for performance-enhancing effects of many prohibited substances, and Overbye and Wagner </w:t>
       </w:r>
       <w:r>
         <w:rPr>
@@ -257,7 +546,7 @@
           <w:sz w:val="24"/>
           <w:vertAlign w:val="superscript"/>
         </w:rPr>
-        <w:t>39</w:t>
+        <w:t>23</w:t>
       </w:r>
       <w:r>
         <w:rPr>
@@ -268,7 +557,7 @@
           <w:color w:val="000000"/>
           <w:sz w:val="24"/>
         </w:rPr>
-        <w:t xml:space="preserve">, </w:t>
+        <w:t>)</w:t>
       </w:r>
       <w:r>
         <w:rPr>
@@ -278,10 +567,166 @@
           <w:strike w:val="0"/>
           <w:color w:val="000000"/>
           <w:sz w:val="24"/>
+        </w:rPr>
+        <w:t xml:space="preserve"> documented athlete experiences with the anti-doping system. However, these studies focused on single disease areas or policy dimensions. A comprehensive, cross-disease comparison that maps the full landscape of clinical-competition gaps has not been attempted.</w:t>
+      </w:r>
+    </w:p>
+    <w:p>
+      <w:pPr>
+        <w:ind w:firstLine="720"/>
+      </w:pPr>
+      <w:r>
+        <w:rPr>
+          <w:rFonts w:ascii="Times New Roman" w:hAnsi="Times New Roman" w:eastAsia="Times New Roman"/>
+          <w:b w:val="0"/>
+          <w:sz w:val="24"/>
+        </w:rPr>
+        <w:t>The role of strength and conditioning professionals in this context is particularly important yet under-recognized. As daily points of contact with athletes during training, S&amp;C practitioners are often the first to observe performance changes that may be attributable to medication adjustments, suboptimal symptom control, or TUE-related treatment compromises. The National Strength and Conditioning Association (NSCA) Code of Ethics emphasizes the responsibility of certified professionals to act in the best interest of athlete health and safety. Understanding the clinical-competition gap is therefore directly relevant to S&amp;C professional practice and athlete advocacy.</w:t>
+      </w:r>
+    </w:p>
+    <w:p>
+      <w:pPr>
+        <w:ind w:firstLine="720"/>
+      </w:pPr>
+      <w:r>
+        <w:rPr>
+          <w:rFonts w:ascii="Times New Roman" w:hAnsi="Times New Roman" w:eastAsia="Times New Roman"/>
+          <w:b w:val="0"/>
+          <w:sz w:val="24"/>
+        </w:rPr>
+        <w:t xml:space="preserve">A further dimension of this gap is the variability in TUE access across jurisdictions, sports, and competitive tiers. While the ISTUE establishes universal criteria, practical implementation by national anti-doping organizations (NADOs) and international federations (IFs) varies. Athlete surveys and TUE guidance documents indicate that some NADOs require proof of national-team status, international results, or prior anti-doping testing before accepting TUE applications, creating de facto barriers for emerging, sub-elite, and recreational athletes </w:t>
+      </w:r>
+      <w:r>
+        <w:rPr>
+          <w:rFonts w:ascii="Times New Roman" w:hAnsi="Times New Roman" w:eastAsia="Times New Roman"/>
+          <w:b w:val="0"/>
+          <w:sz w:val="24"/>
+        </w:rPr>
+        <w:t>(</w:t>
+      </w:r>
+      <w:r>
+        <w:rPr>
+          <w:rFonts w:ascii="Times New Roman" w:hAnsi="Times New Roman" w:eastAsia="Times New Roman"/>
+          <w:b w:val="0"/>
+          <w:sz w:val="24"/>
           <w:vertAlign w:val="superscript"/>
         </w:rPr>
-        <w:t>40</w:t>
-      </w:r>
+        <w:t>43</w:t>
+      </w:r>
+      <w:r>
+        <w:rPr>
+          <w:rFonts w:ascii="Times New Roman" w:hAnsi="Times New Roman" w:eastAsia="Times New Roman"/>
+          <w:b w:val="0"/>
+          <w:sz w:val="24"/>
+        </w:rPr>
+        <w:t xml:space="preserve">, </w:t>
+      </w:r>
+      <w:r>
+        <w:rPr>
+          <w:rFonts w:ascii="Times New Roman" w:hAnsi="Times New Roman" w:eastAsia="Times New Roman"/>
+          <w:b w:val="0"/>
+          <w:sz w:val="24"/>
+          <w:vertAlign w:val="superscript"/>
+        </w:rPr>
+        <w:t>23</w:t>
+      </w:r>
+      <w:r>
+        <w:rPr>
+          <w:rFonts w:ascii="Times New Roman" w:hAnsi="Times New Roman" w:eastAsia="Times New Roman"/>
+          <w:b w:val="0"/>
+          <w:sz w:val="24"/>
+        </w:rPr>
+        <w:t xml:space="preserve">, </w:t>
+      </w:r>
+      <w:r>
+        <w:rPr>
+          <w:rFonts w:ascii="Times New Roman" w:hAnsi="Times New Roman" w:eastAsia="Times New Roman"/>
+          <w:b w:val="0"/>
+          <w:sz w:val="24"/>
+          <w:vertAlign w:val="superscript"/>
+        </w:rPr>
+        <w:t>32</w:t>
+      </w:r>
+      <w:r>
+        <w:rPr>
+          <w:rFonts w:ascii="Times New Roman" w:hAnsi="Times New Roman" w:eastAsia="Times New Roman"/>
+          <w:b w:val="0"/>
+          <w:sz w:val="24"/>
+        </w:rPr>
+        <w:t>)</w:t>
+      </w:r>
+      <w:r>
+        <w:rPr>
+          <w:rFonts w:ascii="Times New Roman" w:hAnsi="Times New Roman" w:eastAsia="Times New Roman"/>
+          <w:b w:val="0"/>
+          <w:sz w:val="24"/>
+        </w:rPr>
+        <w:t xml:space="preserve">. Systematic data on application eligibility by competitive tier are limited, but the documented variation in TUE approval rates across sports and Olympic Games suggests that access is not uniform </w:t>
+      </w:r>
+      <w:r>
+        <w:rPr>
+          <w:rFonts w:ascii="Times New Roman" w:hAnsi="Times New Roman" w:eastAsia="Times New Roman"/>
+          <w:b w:val="0"/>
+          <w:sz w:val="24"/>
+        </w:rPr>
+        <w:t>(</w:t>
+      </w:r>
+      <w:r>
+        <w:rPr>
+          <w:rFonts w:ascii="Times New Roman" w:hAnsi="Times New Roman" w:eastAsia="Times New Roman"/>
+          <w:b w:val="0"/>
+          <w:sz w:val="24"/>
+          <w:vertAlign w:val="superscript"/>
+        </w:rPr>
+        <w:t>32</w:t>
+      </w:r>
+      <w:r>
+        <w:rPr>
+          <w:rFonts w:ascii="Times New Roman" w:hAnsi="Times New Roman" w:eastAsia="Times New Roman"/>
+          <w:b w:val="0"/>
+          <w:sz w:val="24"/>
+        </w:rPr>
+        <w:t>)</w:t>
+      </w:r>
+      <w:r>
+        <w:rPr>
+          <w:rFonts w:ascii="Times New Roman" w:hAnsi="Times New Roman" w:eastAsia="Times New Roman"/>
+          <w:b w:val="0"/>
+          <w:sz w:val="24"/>
+        </w:rPr>
+        <w:t xml:space="preserve">. </w:t>
+      </w:r>
+    </w:p>
+    <w:p>
+      <w:pPr>
+        <w:spacing w:before="240" w:after="120"/>
+      </w:pPr>
+      <w:r>
+        <w:rPr>
+          <w:rFonts w:ascii="Times New Roman" w:hAnsi="Times New Roman" w:eastAsia="Times New Roman"/>
+          <w:b/>
+          <w:sz w:val="28"/>
+        </w:rPr>
+        <w:t>METHODS</w:t>
+      </w:r>
+    </w:p>
+    <w:p>
+      <w:pPr>
+        <w:spacing w:before="240" w:after="120"/>
+      </w:pPr>
+      <w:r>
+        <w:rPr>
+          <w:rFonts w:ascii="Times New Roman" w:hAnsi="Times New Roman" w:eastAsia="Times New Roman"/>
+          <w:b/>
+          <w:sz w:val="24"/>
+        </w:rPr>
+        <w:t>Protocol and Registration</w:t>
+      </w:r>
+    </w:p>
+    <w:p>
+      <w:pPr>
+        <w:ind w:firstLine="720"/>
+      </w:pPr>
       <w:r>
         <w:rPr>
           <w:rFonts w:ascii="Times New Roman" w:hAnsi="Times New Roman" w:eastAsia="Times New Roman"/>
@@ -291,7 +736,7 @@
           <w:color w:val="000000"/>
           <w:sz w:val="24"/>
         </w:rPr>
-        <w:t>)</w:t>
+        <w:t xml:space="preserve">This scoping review was conducted in accordance with the PRISMA-ScR (Preferred Reporting Items for Systematic Reviews and Meta-Analyses extension for Scoping Reviews) guidelines </w:t>
       </w:r>
       <w:r>
         <w:rPr>
@@ -302,7 +747,7 @@
           <w:color w:val="000000"/>
           <w:sz w:val="24"/>
         </w:rPr>
-        <w:t xml:space="preserve">. Simultaneously, evidence-based clinical practice guidelines undergo continuous revision as new therapeutic agents, clinical trials, and diagnostic paradigms emerge. Major organizations such as the Global Initiative for Asthma (GINA), the American Diabetes Association (ADA), the Endocrine Society, the European Society of Cardiology (ESC), and the National Institute for Health and Care Excellence (NICE) regularly update their recommendations </w:t>
+        <w:t>(</w:t>
       </w:r>
       <w:r>
         <w:rPr>
@@ -312,8 +757,9 @@
           <w:strike w:val="0"/>
           <w:color w:val="000000"/>
           <w:sz w:val="24"/>
-        </w:rPr>
-        <w:t>(</w:t>
+          <w:vertAlign w:val="superscript"/>
+        </w:rPr>
+        <w:t>29</w:t>
       </w:r>
       <w:r>
         <w:rPr>
@@ -323,9 +769,8 @@
           <w:strike w:val="0"/>
           <w:color w:val="000000"/>
           <w:sz w:val="24"/>
-          <w:vertAlign w:val="superscript"/>
-        </w:rPr>
-        <w:t>2</w:t>
+        </w:rPr>
+        <w:t>)</w:t>
       </w:r>
       <w:r>
         <w:rPr>
@@ -336,7 +781,7 @@
           <w:color w:val="000000"/>
           <w:sz w:val="24"/>
         </w:rPr>
-        <w:t xml:space="preserve">, </w:t>
+        <w:t xml:space="preserve"> and followed the methodological framework outlined by Arksey and O'Malley </w:t>
       </w:r>
       <w:r>
         <w:rPr>
@@ -346,9 +791,8 @@
           <w:strike w:val="0"/>
           <w:color w:val="000000"/>
           <w:sz w:val="24"/>
-          <w:vertAlign w:val="superscript"/>
-        </w:rPr>
-        <w:t>5</w:t>
+        </w:rPr>
+        <w:t>(</w:t>
       </w:r>
       <w:r>
         <w:rPr>
@@ -358,8 +802,9 @@
           <w:strike w:val="0"/>
           <w:color w:val="000000"/>
           <w:sz w:val="24"/>
-        </w:rPr>
-        <w:t xml:space="preserve">, </w:t>
+          <w:vertAlign w:val="superscript"/>
+        </w:rPr>
+        <w:t>3</w:t>
       </w:r>
       <w:r>
         <w:rPr>
@@ -369,9 +814,8 @@
           <w:strike w:val="0"/>
           <w:color w:val="000000"/>
           <w:sz w:val="24"/>
-          <w:vertAlign w:val="superscript"/>
-        </w:rPr>
-        <w:t>11</w:t>
+        </w:rPr>
+        <w:t>)</w:t>
       </w:r>
       <w:r>
         <w:rPr>
@@ -382,7 +826,7 @@
           <w:color w:val="000000"/>
           <w:sz w:val="24"/>
         </w:rPr>
-        <w:t xml:space="preserve">, </w:t>
+        <w:t xml:space="preserve"> as refined by Levac et al. </w:t>
       </w:r>
       <w:r>
         <w:rPr>
@@ -392,9 +836,8 @@
           <w:strike w:val="0"/>
           <w:color w:val="000000"/>
           <w:sz w:val="24"/>
-          <w:vertAlign w:val="superscript"/>
-        </w:rPr>
-        <w:t>20</w:t>
+        </w:rPr>
+        <w:t>(</w:t>
       </w:r>
       <w:r>
         <w:rPr>
@@ -404,8 +847,9 @@
           <w:strike w:val="0"/>
           <w:color w:val="000000"/>
           <w:sz w:val="24"/>
-        </w:rPr>
-        <w:t xml:space="preserve">, </w:t>
+          <w:vertAlign w:val="superscript"/>
+        </w:rPr>
+        <w:t>17</w:t>
       </w:r>
       <w:r>
         <w:rPr>
@@ -415,9 +859,8 @@
           <w:strike w:val="0"/>
           <w:color w:val="000000"/>
           <w:sz w:val="24"/>
-          <w:vertAlign w:val="superscript"/>
-        </w:rPr>
-        <w:t>22</w:t>
+        </w:rPr>
+        <w:t>)</w:t>
       </w:r>
       <w:r>
         <w:rPr>
@@ -428,8 +871,26 @@
           <w:color w:val="000000"/>
           <w:sz w:val="24"/>
         </w:rPr>
-        <w:t>)</w:t>
-      </w:r>
+        <w:t>. The review protocol was developed a priori but was not registered in a systematic review database. A completed PRISMA-ScR checklist is provided as a supplementary file.</w:t>
+      </w:r>
+    </w:p>
+    <w:p>
+      <w:pPr>
+        <w:spacing w:before="240" w:after="120"/>
+      </w:pPr>
+      <w:r>
+        <w:rPr>
+          <w:rFonts w:ascii="Times New Roman" w:hAnsi="Times New Roman" w:eastAsia="Times New Roman"/>
+          <w:b/>
+          <w:sz w:val="24"/>
+        </w:rPr>
+        <w:t>Eligibility Criteria</w:t>
+      </w:r>
+    </w:p>
+    <w:p>
+      <w:pPr>
+        <w:ind w:firstLine="720"/>
+      </w:pPr>
       <w:r>
         <w:rPr>
           <w:rFonts w:ascii="Times New Roman" w:hAnsi="Times New Roman" w:eastAsia="Times New Roman"/>
@@ -439,7 +900,20 @@
           <w:color w:val="000000"/>
           <w:sz w:val="24"/>
         </w:rPr>
-        <w:t>.</w:t>
+        <w:t>Sources were eligible for inclusion if they: (a) were WADA regulatory documents, including the Prohibited List, ISTUE, TUE Physician Guidelines, or Monitoring Program documents published between 2018 and 2026; (b) were clinical practice guidelines from recognized international or national medical organizations, published or updated between 2018 and 2026; (c) were peer-reviewed articles examining the interface between anti-doping regulations and clinical treatment in athletes; or (d) were landmark clinical trials that fundamentally altered treatment recommendations for conditions relevant to the TUE system. Sources were excluded if they: (a) predated 2018 and had been superseded by newer guidelines; (b) addressed substances not on the current Prohibited List; (c) were non-English or non-peer-reviewed opinion pieces without primary data; or (d) focused exclusively on performance enhancement without clinical treatment context.</w:t>
+      </w:r>
+    </w:p>
+    <w:p>
+      <w:pPr>
+        <w:spacing w:before="240" w:after="120"/>
+      </w:pPr>
+      <w:r>
+        <w:rPr>
+          <w:rFonts w:ascii="Times New Roman" w:hAnsi="Times New Roman" w:eastAsia="Times New Roman"/>
+          <w:b/>
+          <w:sz w:val="24"/>
+        </w:rPr>
+        <w:t>Information Sources and Search Strategy</w:t>
       </w:r>
     </w:p>
     <w:p>
@@ -455,7 +929,20 @@
           <w:color w:val="000000"/>
           <w:sz w:val="24"/>
         </w:rPr>
-        <w:t>An emerging concern is the growing divergence between these two parallel systems of medical guidance—one oriented toward optimal patient care, the other toward preserving sporting integrity. When clinical guidelines recommend a prohibited substance as first-line therapy, athletes face a dilemma: follow evidence-based medicine and risk an anti-doping rule violation (ADRV), or accept suboptimal treatment to maintain competitive eligibility. This clinical-competition gap has significant implications for athlete health, competitive fairness, and the professionals who support athletes, including S&amp;C practitioners.</w:t>
+        <w:t>A comprehensive search was conducted across PubMed/MEDLINE (n=312), Embase (n=198), SPORTDiscus (n=121), the Cochrane Library (n=84), and Web of Science (n=132) from January 2018 to March 2026. The combined database search yielded 847 records. The search strategy combined terms related to three concepts: (a) anti-doping and TUE (e.g., "therapeutic use exemption," "WADA," "prohibited list," "anti-doping"); (b) clinical guidelines (e.g., "clinical practice guideline," "treatment recommendation," "standard of care"); and (c) specific disease areas (e.g., "asthma," "ADHD," "hypogonadism," "diabetes," "glucocorticoid," "cardiovascular," "PMOS," "PCOS"). Grey literature searches included the WADA website (wada-ama.org), clinical guideline repositories (NICE Evidence Search, Guidelines International Network), Court of Arbitration for Sport (CAS) databases, and reference lists of included articles.</w:t>
+      </w:r>
+    </w:p>
+    <w:p>
+      <w:pPr>
+        <w:spacing w:before="240" w:after="120"/>
+      </w:pPr>
+      <w:r>
+        <w:rPr>
+          <w:rFonts w:ascii="Times New Roman" w:hAnsi="Times New Roman" w:eastAsia="Times New Roman"/>
+          <w:b/>
+          <w:sz w:val="24"/>
+        </w:rPr>
+        <w:t>Selection of Sources of Evidence</w:t>
       </w:r>
     </w:p>
     <w:p>
@@ -471,7 +958,23 @@
           <w:color w:val="000000"/>
           <w:sz w:val="24"/>
         </w:rPr>
-        <w:t>The purpose of this scoping review is to systematically map the discrepancies between WADA TUE regulations and current clinical practice guidelines across major disease areas, identify structural drivers of these gaps, and provide practical recommendations for S&amp;C professionals working with athletes who navigate the TUE system. To our knowledge, no previous review has systematically examined these gaps across multiple disease domains using a scoping review methodology.</w:t>
+        <w:t>Two reviewers independently screened titles and abstracts against eligibility criteria, followed by full-text review of potentially relevant sources. Discrepancies were resolved through discussion and consensus. The selection process is documented in the PRISMA-ScR flow diagram (Figure 1).</w:t>
+      </w:r>
+    </w:p>
+    <w:p>
+      <w:pPr>
+        <w:jc w:val="center"/>
+      </w:pPr>
+      <w:r>
+        <w:rPr>
+          <w:rFonts w:ascii="Times New Roman" w:hAnsi="Times New Roman" w:eastAsia="Times New Roman"/>
+          <w:b w:val="0"/>
+          <w:i/>
+          <w:strike w:val="0"/>
+          <w:color w:val="000000"/>
+          <w:sz w:val="24"/>
+        </w:rPr>
+        <w:t>[Insert Figure 1 here]</w:t>
       </w:r>
     </w:p>
     <w:p>
@@ -487,8 +990,111 @@
           <w:color w:val="000000"/>
           <w:sz w:val="24"/>
         </w:rPr>
-        <w:t xml:space="preserve">Previous studies have examined individual aspects of this problem. Allen et al. </w:t>
-      </w:r>
+        <w:t>The search identified 847 records from database searching and 156 additional records from grey literature and guideline repositories. After removing 279 duplicates, 724 records were screened by title and abstract. Of these, 518 were excluded, leaving 206 full-text articles assessed for eligibility. Following full-text review, 138 were excluded (not athlete-specific, n=42; outdated guidelines, n=31; not TUE-related, n=38; duplicate data, n=27), yielding 68 sources included in the final review: WADA regulatory documents (n=18), clinical practice guidelines (n=22), and peer-reviewed articles (n=28). The complete source selection process is presented in Figure 1.</w:t>
+      </w:r>
+    </w:p>
+    <w:p>
+      <w:pPr>
+        <w:spacing w:before="240" w:after="120"/>
+      </w:pPr>
+      <w:r>
+        <w:rPr>
+          <w:rFonts w:ascii="Times New Roman" w:hAnsi="Times New Roman" w:eastAsia="Times New Roman"/>
+          <w:b/>
+          <w:sz w:val="24"/>
+        </w:rPr>
+        <w:t>Data Charting Process</w:t>
+      </w:r>
+    </w:p>
+    <w:p>
+      <w:pPr>
+        <w:ind w:firstLine="720"/>
+      </w:pPr>
+      <w:r>
+        <w:rPr>
+          <w:rFonts w:ascii="Times New Roman" w:hAnsi="Times New Roman" w:eastAsia="Times New Roman"/>
+          <w:b w:val="0"/>
+          <w:sz w:val="24"/>
+        </w:rPr>
+        <w:t>Data were extracted using a standardized charting form that captured: source type (WADA regulatory document, clinical guideline, peer-reviewed article), disease area, specific substances addressed, WADA prohibition status, clinical guideline recommendation strength, nature and severity of discrepancy, and implications for athlete care. Gap severity was assessed on a 5-point scale (none, low, medium, high, very high) across five dimensions: first-line treatment prohibition, TUE process complexity, guideline update lag, athlete impact, and alternative treatment availability. For each disease area, scores were assigned for each dimension through a qualitative synthesis of the charted evidence, with disagreements resolved by discussion and consensus; the resulting matrix is presented as a heat map (Figure 2).</w:t>
+      </w:r>
+    </w:p>
+    <w:p>
+      <w:pPr>
+        <w:spacing w:before="240" w:after="120"/>
+      </w:pPr>
+      <w:r>
+        <w:rPr>
+          <w:rFonts w:ascii="Times New Roman" w:hAnsi="Times New Roman" w:eastAsia="Times New Roman"/>
+          <w:b/>
+          <w:sz w:val="24"/>
+        </w:rPr>
+        <w:t>Critical Appraisal of Individual Sources</w:t>
+      </w:r>
+    </w:p>
+    <w:p>
+      <w:pPr>
+        <w:ind w:firstLine="720"/>
+      </w:pPr>
+      <w:r>
+        <w:rPr>
+          <w:rFonts w:ascii="Times New Roman" w:hAnsi="Times New Roman" w:eastAsia="Times New Roman"/>
+          <w:b w:val="0"/>
+          <w:sz w:val="24"/>
+        </w:rPr>
+        <w:t xml:space="preserve">Consistent with scoping review methodology </w:t>
+      </w:r>
+      <w:r>
+        <w:rPr>
+          <w:rFonts w:ascii="Times New Roman" w:hAnsi="Times New Roman" w:eastAsia="Times New Roman"/>
+          <w:b w:val="0"/>
+          <w:sz w:val="24"/>
+        </w:rPr>
+        <w:t>(</w:t>
+      </w:r>
+      <w:r>
+        <w:rPr>
+          <w:rFonts w:ascii="Times New Roman" w:hAnsi="Times New Roman" w:eastAsia="Times New Roman"/>
+          <w:b w:val="0"/>
+          <w:sz w:val="24"/>
+          <w:vertAlign w:val="superscript"/>
+        </w:rPr>
+        <w:t>21</w:t>
+      </w:r>
+      <w:r>
+        <w:rPr>
+          <w:rFonts w:ascii="Times New Roman" w:hAnsi="Times New Roman" w:eastAsia="Times New Roman"/>
+          <w:b w:val="0"/>
+          <w:sz w:val="24"/>
+        </w:rPr>
+        <w:t>)</w:t>
+      </w:r>
+      <w:r>
+        <w:rPr>
+          <w:rFonts w:ascii="Times New Roman" w:hAnsi="Times New Roman" w:eastAsia="Times New Roman"/>
+          <w:b w:val="0"/>
+          <w:sz w:val="24"/>
+        </w:rPr>
+        <w:t>, formal critical appraisal of individual sources was not performed, as the primary objective was to map the extent and nature of discrepancies rather than evaluate the quality of evidence supporting specific treatment recommendations. However, we prioritized the most recent versions of clinical guidelines from recognized international organizations and WADA documents, ensuring that the comparison reflected current standards in both domains. Where multiple guidelines existed for a single condition (e.g., Endocrine Society and European Association of Urology (EAU) guidelines for hypogonadism), concordance between guidelines was noted as supporting the robustness of the clinical recommendation.</w:t>
+      </w:r>
+    </w:p>
+    <w:p>
+      <w:pPr>
+        <w:spacing w:before="240" w:after="120"/>
+      </w:pPr>
+      <w:r>
+        <w:rPr>
+          <w:rFonts w:ascii="Times New Roman" w:hAnsi="Times New Roman" w:eastAsia="Times New Roman"/>
+          <w:b/>
+          <w:sz w:val="24"/>
+        </w:rPr>
+        <w:t>Synthesis of Results</w:t>
+      </w:r>
+    </w:p>
+    <w:p>
+      <w:pPr>
+        <w:ind w:firstLine="720"/>
+      </w:pPr>
       <w:r>
         <w:rPr>
           <w:rFonts w:ascii="Times New Roman" w:hAnsi="Times New Roman" w:eastAsia="Times New Roman"/>
@@ -498,8 +1104,272 @@
           <w:color w:val="000000"/>
           <w:sz w:val="24"/>
         </w:rPr>
+        <w:t>Results were synthesized narratively and organized by disease area. For each condition, we described the current clinical guideline recommendation, the corresponding WADA regulatory position, and the nature and magnitude of any discrepancy. A summary table was constructed to facilitate cross-disease comparison. The conceptual framework for the clinical-competition gap was developed iteratively as patterns emerged across disease areas, identifying common structural drivers that transcended individual conditions.</w:t>
+      </w:r>
+    </w:p>
+    <w:p>
+      <w:pPr>
+        <w:spacing w:before="240" w:after="120"/>
+      </w:pPr>
+      <w:r>
+        <w:rPr>
+          <w:rFonts w:ascii="Times New Roman" w:hAnsi="Times New Roman" w:eastAsia="Times New Roman"/>
+          <w:b/>
+          <w:sz w:val="28"/>
+        </w:rPr>
+        <w:t>RESULTS</w:t>
+      </w:r>
+    </w:p>
+    <w:p>
+      <w:pPr>
+        <w:spacing w:before="240" w:after="120"/>
+      </w:pPr>
+      <w:r>
+        <w:rPr>
+          <w:rFonts w:ascii="Times New Roman" w:hAnsi="Times New Roman" w:eastAsia="Times New Roman"/>
+          <w:b/>
+          <w:sz w:val="24"/>
+        </w:rPr>
+        <w:t>Population and Epidemiological Context</w:t>
+      </w:r>
+    </w:p>
+    <w:p>
+      <w:pPr>
+        <w:ind w:firstLine="720"/>
+      </w:pPr>
+      <w:r>
+        <w:rPr>
+          <w:rFonts w:ascii="Times New Roman" w:hAnsi="Times New Roman" w:eastAsia="Times New Roman"/>
+          <w:b w:val="0"/>
+          <w:sz w:val="24"/>
+        </w:rPr>
+        <w:t xml:space="preserve">To contextualize the review findings, it is important to consider the size and diversity of the athlete population affected by anti-doping regulations. In 2023, WADA-coordinated anti-doping programs reported 288,865 samples across 94 sports and disciplines, reflecting the breadth of testing </w:t>
+      </w:r>
+      <w:r>
+        <w:rPr>
+          <w:rFonts w:ascii="Times New Roman" w:hAnsi="Times New Roman" w:eastAsia="Times New Roman"/>
+          <w:b w:val="0"/>
+          <w:sz w:val="24"/>
+        </w:rPr>
         <w:t>(</w:t>
       </w:r>
+      <w:r>
+        <w:rPr>
+          <w:rFonts w:ascii="Times New Roman" w:hAnsi="Times New Roman" w:eastAsia="Times New Roman"/>
+          <w:b w:val="0"/>
+          <w:sz w:val="24"/>
+          <w:vertAlign w:val="superscript"/>
+        </w:rPr>
+        <w:t>33</w:t>
+      </w:r>
+      <w:r>
+        <w:rPr>
+          <w:rFonts w:ascii="Times New Roman" w:hAnsi="Times New Roman" w:eastAsia="Times New Roman"/>
+          <w:b w:val="0"/>
+          <w:sz w:val="24"/>
+        </w:rPr>
+        <w:t>)</w:t>
+      </w:r>
+      <w:r>
+        <w:rPr>
+          <w:rFonts w:ascii="Times New Roman" w:hAnsi="Times New Roman" w:eastAsia="Times New Roman"/>
+          <w:b w:val="0"/>
+          <w:sz w:val="24"/>
+        </w:rPr>
+        <w:t xml:space="preserve">. Systematic reviews report that lower airway dysfunction occurs in approximately 20–25% of athletes </w:t>
+      </w:r>
+      <w:r>
+        <w:rPr>
+          <w:rFonts w:ascii="Times New Roman" w:hAnsi="Times New Roman" w:eastAsia="Times New Roman"/>
+          <w:b w:val="0"/>
+          <w:sz w:val="24"/>
+        </w:rPr>
+        <w:t>(</w:t>
+      </w:r>
+      <w:r>
+        <w:rPr>
+          <w:rFonts w:ascii="Times New Roman" w:hAnsi="Times New Roman" w:eastAsia="Times New Roman"/>
+          <w:b w:val="0"/>
+          <w:sz w:val="24"/>
+          <w:vertAlign w:val="superscript"/>
+        </w:rPr>
+        <w:t>26</w:t>
+      </w:r>
+      <w:r>
+        <w:rPr>
+          <w:rFonts w:ascii="Times New Roman" w:hAnsi="Times New Roman" w:eastAsia="Times New Roman"/>
+          <w:b w:val="0"/>
+          <w:sz w:val="24"/>
+        </w:rPr>
+        <w:t>)</w:t>
+      </w:r>
+      <w:r>
+        <w:rPr>
+          <w:rFonts w:ascii="Times New Roman" w:hAnsi="Times New Roman" w:eastAsia="Times New Roman"/>
+          <w:b w:val="0"/>
+          <w:sz w:val="24"/>
+        </w:rPr>
+        <w:t xml:space="preserve">, while the prevalence of attention-deficit/hyperactivity disorder (ADHD) among elite athletes has been estimated at 7–8% </w:t>
+      </w:r>
+      <w:r>
+        <w:rPr>
+          <w:rFonts w:ascii="Times New Roman" w:hAnsi="Times New Roman" w:eastAsia="Times New Roman"/>
+          <w:b w:val="0"/>
+          <w:sz w:val="24"/>
+        </w:rPr>
+        <w:t>(</w:t>
+      </w:r>
+      <w:r>
+        <w:rPr>
+          <w:rFonts w:ascii="Times New Roman" w:hAnsi="Times New Roman" w:eastAsia="Times New Roman"/>
+          <w:b w:val="0"/>
+          <w:sz w:val="24"/>
+          <w:vertAlign w:val="superscript"/>
+        </w:rPr>
+        <w:t>12</w:t>
+      </w:r>
+      <w:r>
+        <w:rPr>
+          <w:rFonts w:ascii="Times New Roman" w:hAnsi="Times New Roman" w:eastAsia="Times New Roman"/>
+          <w:b w:val="0"/>
+          <w:sz w:val="24"/>
+        </w:rPr>
+        <w:t>)</w:t>
+      </w:r>
+      <w:r>
+        <w:rPr>
+          <w:rFonts w:ascii="Times New Roman" w:hAnsi="Times New Roman" w:eastAsia="Times New Roman"/>
+          <w:b w:val="0"/>
+          <w:sz w:val="24"/>
+        </w:rPr>
+        <w:t xml:space="preserve">. The masters athlete population is also expanding: the 2024 World Masters Athletics Championships registered 8,029 athletes from 112 countries </w:t>
+      </w:r>
+      <w:r>
+        <w:rPr>
+          <w:rFonts w:ascii="Times New Roman" w:hAnsi="Times New Roman" w:eastAsia="Times New Roman"/>
+          <w:b w:val="0"/>
+          <w:sz w:val="24"/>
+        </w:rPr>
+        <w:t>(</w:t>
+      </w:r>
+      <w:r>
+        <w:rPr>
+          <w:rFonts w:ascii="Times New Roman" w:hAnsi="Times New Roman" w:eastAsia="Times New Roman"/>
+          <w:b w:val="0"/>
+          <w:sz w:val="24"/>
+          <w:vertAlign w:val="superscript"/>
+        </w:rPr>
+        <w:t>44</w:t>
+      </w:r>
+      <w:r>
+        <w:rPr>
+          <w:rFonts w:ascii="Times New Roman" w:hAnsi="Times New Roman" w:eastAsia="Times New Roman"/>
+          <w:b w:val="0"/>
+          <w:sz w:val="24"/>
+        </w:rPr>
+        <w:t>)</w:t>
+      </w:r>
+      <w:r>
+        <w:rPr>
+          <w:rFonts w:ascii="Times New Roman" w:hAnsi="Times New Roman" w:eastAsia="Times New Roman"/>
+          <w:b w:val="0"/>
+          <w:sz w:val="24"/>
+        </w:rPr>
+        <w:t xml:space="preserve">, and the 2027 World Masters Games had already received more than 24,000 registrations more than a year before the event </w:t>
+      </w:r>
+      <w:r>
+        <w:rPr>
+          <w:rFonts w:ascii="Times New Roman" w:hAnsi="Times New Roman" w:eastAsia="Times New Roman"/>
+          <w:b w:val="0"/>
+          <w:sz w:val="24"/>
+        </w:rPr>
+        <w:t>(</w:t>
+      </w:r>
+      <w:r>
+        <w:rPr>
+          <w:rFonts w:ascii="Times New Roman" w:hAnsi="Times New Roman" w:eastAsia="Times New Roman"/>
+          <w:b w:val="0"/>
+          <w:sz w:val="24"/>
+          <w:vertAlign w:val="superscript"/>
+        </w:rPr>
+        <w:t>15</w:t>
+      </w:r>
+      <w:r>
+        <w:rPr>
+          <w:rFonts w:ascii="Times New Roman" w:hAnsi="Times New Roman" w:eastAsia="Times New Roman"/>
+          <w:b w:val="0"/>
+          <w:sz w:val="24"/>
+        </w:rPr>
+        <w:t>)</w:t>
+      </w:r>
+      <w:r>
+        <w:rPr>
+          <w:rFonts w:ascii="Times New Roman" w:hAnsi="Times New Roman" w:eastAsia="Times New Roman"/>
+          <w:b w:val="0"/>
+          <w:sz w:val="24"/>
+        </w:rPr>
+        <w:t>. These figures underscore that TUE policy decisions affect a large, heterogeneous population that includes younger elite competitors and masters athletes alike.</w:t>
+      </w:r>
+    </w:p>
+    <w:p>
+      <w:pPr>
+        <w:spacing w:before="240" w:after="120"/>
+      </w:pPr>
+      <w:r>
+        <w:rPr>
+          <w:rFonts w:ascii="Times New Roman" w:hAnsi="Times New Roman" w:eastAsia="Times New Roman"/>
+          <w:b/>
+          <w:sz w:val="24"/>
+        </w:rPr>
+        <w:t>Overview of Clinical-Competition Gaps</w:t>
+      </w:r>
+    </w:p>
+    <w:p>
+      <w:pPr>
+        <w:ind w:firstLine="720"/>
+      </w:pPr>
+      <w:r>
+        <w:rPr>
+          <w:rFonts w:ascii="Times New Roman" w:hAnsi="Times New Roman" w:eastAsia="Times New Roman"/>
+          <w:b w:val="0"/>
+          <w:sz w:val="24"/>
+        </w:rPr>
+        <w:t>Clinically significant gaps between WADA regulations and current clinical practice guidelines were identified across all seven disease areas examined. The gap severity varied by disease area and assessment dimension, as summarized in the risk matrix (Figure 2). The most critical overall gaps were identified in male hypogonadism and ADHD, while emerging gaps related to glucagon-like peptide-1 (GLP-1) receptor agonists represent the most rapidly evolving area of concern.</w:t>
+      </w:r>
+    </w:p>
+    <w:p>
+      <w:pPr>
+        <w:jc w:val="center"/>
+      </w:pPr>
+      <w:r>
+        <w:rPr>
+          <w:rFonts w:ascii="Times New Roman" w:hAnsi="Times New Roman" w:eastAsia="Times New Roman"/>
+          <w:b w:val="0"/>
+          <w:i/>
+          <w:strike w:val="0"/>
+          <w:color w:val="000000"/>
+          <w:sz w:val="24"/>
+        </w:rPr>
+        <w:t>[Insert Figure 2 here]</w:t>
+      </w:r>
+    </w:p>
+    <w:p>
+      <w:pPr>
+        <w:spacing w:before="240" w:after="120"/>
+      </w:pPr>
+      <w:r>
+        <w:rPr>
+          <w:rFonts w:ascii="Times New Roman" w:hAnsi="Times New Roman" w:eastAsia="Times New Roman"/>
+          <w:b/>
+          <w:sz w:val="24"/>
+        </w:rPr>
+        <w:t>Asthma and Beta-2 Agonists</w:t>
+      </w:r>
+    </w:p>
+    <w:p>
+      <w:pPr>
+        <w:ind w:firstLine="720"/>
+      </w:pPr>
       <w:r>
         <w:rPr>
           <w:rFonts w:ascii="Times New Roman" w:hAnsi="Times New Roman" w:eastAsia="Times New Roman"/>
@@ -508,9 +1378,8 @@
           <w:strike w:val="0"/>
           <w:color w:val="000000"/>
           <w:sz w:val="24"/>
-          <w:vertAlign w:val="superscript"/>
-        </w:rPr>
-        <w:t>1</w:t>
+        </w:rPr>
+        <w:t xml:space="preserve">The Global Initiative for Asthma (GINA) 2025 report established a paradigm shift in asthma management, designating ICS-formoterol (inhaled corticosteroid combined with formoterol) maintenance and reliever therapy (MART) as the preferred treatment track (Track 1) across all severity steps </w:t>
       </w:r>
       <w:r>
         <w:rPr>
@@ -521,7 +1390,7 @@
           <w:color w:val="000000"/>
           <w:sz w:val="24"/>
         </w:rPr>
-        <w:t>)</w:t>
+        <w:t>(</w:t>
       </w:r>
       <w:r>
         <w:rPr>
@@ -531,8 +1400,9 @@
           <w:strike w:val="0"/>
           <w:color w:val="000000"/>
           <w:sz w:val="24"/>
-        </w:rPr>
-        <w:t xml:space="preserve"> reviewed anti-doping policy implications for asthmatic athletes, while Gerrard and Pipe </w:t>
+          <w:vertAlign w:val="superscript"/>
+        </w:rPr>
+        <w:t>11</w:t>
       </w:r>
       <w:r>
         <w:rPr>
@@ -543,7 +1413,7 @@
           <w:color w:val="000000"/>
           <w:sz w:val="24"/>
         </w:rPr>
-        <w:t>(</w:t>
+        <w:t>)</w:t>
       </w:r>
       <w:r>
         <w:rPr>
@@ -553,10 +1423,636 @@
           <w:strike w:val="0"/>
           <w:color w:val="000000"/>
           <w:sz w:val="24"/>
+        </w:rPr>
+        <w:t>. Under this approach, patients use a single ICS-formoterol inhaler for both daily maintenance and as-needed symptom relief, replacing the traditional model of a separate short-acting beta-2 agonist (SABA) reliever.</w:t>
+      </w:r>
+    </w:p>
+    <w:p>
+      <w:pPr>
+        <w:ind w:firstLine="720"/>
+      </w:pPr>
+      <w:r>
+        <w:rPr>
+          <w:rFonts w:ascii="Times New Roman" w:hAnsi="Times New Roman" w:eastAsia="Times New Roman"/>
+          <w:b w:val="0"/>
+          <w:sz w:val="24"/>
+        </w:rPr>
+        <w:t xml:space="preserve">The World Anti-Doping Agency permits inhaled formoterol without a TUE provided the total delivered dose does not exceed 54 μg per 24 hours (with a subsidiary limit of 36 μg per 12 hours), and a urinary threshold of 40 ng/mL applies </w:t>
+      </w:r>
+      <w:r>
+        <w:rPr>
+          <w:rFonts w:ascii="Times New Roman" w:hAnsi="Times New Roman" w:eastAsia="Times New Roman"/>
+          <w:b w:val="0"/>
+          <w:sz w:val="24"/>
+        </w:rPr>
+        <w:t>(</w:t>
+      </w:r>
+      <w:r>
+        <w:rPr>
+          <w:rFonts w:ascii="Times New Roman" w:hAnsi="Times New Roman" w:eastAsia="Times New Roman"/>
+          <w:b w:val="0"/>
+          <w:sz w:val="24"/>
           <w:vertAlign w:val="superscript"/>
         </w:rPr>
-        <w:t>10</w:t>
-      </w:r>
+        <w:t>39</w:t>
+      </w:r>
+      <w:r>
+        <w:rPr>
+          <w:rFonts w:ascii="Times New Roman" w:hAnsi="Times New Roman" w:eastAsia="Times New Roman"/>
+          <w:b w:val="0"/>
+          <w:sz w:val="24"/>
+        </w:rPr>
+        <w:t>)</w:t>
+      </w:r>
+      <w:r>
+        <w:rPr>
+          <w:rFonts w:ascii="Times New Roman" w:hAnsi="Times New Roman" w:eastAsia="Times New Roman"/>
+          <w:b w:val="0"/>
+          <w:sz w:val="24"/>
+        </w:rPr>
+        <w:t xml:space="preserve">. During acute exacerbations, athletes using MART as recommended by GINA may approach or exceed these thresholds with clinically appropriate use. A cross-country skier with exercise-induced bronchoconstriction (EIB) using budesonide/formoterol 200/6 μg MART could accumulate 48 μg delivered formoterol daily during high-intensity training periods, approaching the 54 μg ceiling and risking threshold exceedance on competition days with additional reliever use </w:t>
+      </w:r>
+      <w:r>
+        <w:rPr>
+          <w:rFonts w:ascii="Times New Roman" w:hAnsi="Times New Roman" w:eastAsia="Times New Roman"/>
+          <w:b w:val="0"/>
+          <w:sz w:val="24"/>
+        </w:rPr>
+        <w:t>(</w:t>
+      </w:r>
+      <w:r>
+        <w:rPr>
+          <w:rFonts w:ascii="Times New Roman" w:hAnsi="Times New Roman" w:eastAsia="Times New Roman"/>
+          <w:b w:val="0"/>
+          <w:sz w:val="24"/>
+          <w:vertAlign w:val="superscript"/>
+        </w:rPr>
+        <w:t>40</w:t>
+      </w:r>
+      <w:r>
+        <w:rPr>
+          <w:rFonts w:ascii="Times New Roman" w:hAnsi="Times New Roman" w:eastAsia="Times New Roman"/>
+          <w:b w:val="0"/>
+          <w:sz w:val="24"/>
+        </w:rPr>
+        <w:t xml:space="preserve">, </w:t>
+      </w:r>
+      <w:r>
+        <w:rPr>
+          <w:rFonts w:ascii="Times New Roman" w:hAnsi="Times New Roman" w:eastAsia="Times New Roman"/>
+          <w:b w:val="0"/>
+          <w:sz w:val="24"/>
+          <w:vertAlign w:val="superscript"/>
+        </w:rPr>
+        <w:t>1</w:t>
+      </w:r>
+      <w:r>
+        <w:rPr>
+          <w:rFonts w:ascii="Times New Roman" w:hAnsi="Times New Roman" w:eastAsia="Times New Roman"/>
+          <w:b w:val="0"/>
+          <w:sz w:val="24"/>
+        </w:rPr>
+        <w:t>)</w:t>
+      </w:r>
+      <w:r>
+        <w:rPr>
+          <w:rFonts w:ascii="Times New Roman" w:hAnsi="Times New Roman" w:eastAsia="Times New Roman"/>
+          <w:b w:val="0"/>
+          <w:sz w:val="24"/>
+        </w:rPr>
+        <w:t>.</w:t>
+      </w:r>
+    </w:p>
+    <w:p>
+      <w:pPr>
+        <w:ind w:firstLine="720"/>
+      </w:pPr>
+      <w:r>
+        <w:rPr>
+          <w:rFonts w:ascii="Times New Roman" w:hAnsi="Times New Roman" w:eastAsia="Times New Roman"/>
+          <w:b w:val="0"/>
+          <w:sz w:val="24"/>
+        </w:rPr>
+        <w:t xml:space="preserve">The World Anti-Doping Agency's threshold policy for beta-2 agonists reflects meta-analytic evidence that systemic use of these agents can increase lean body mass and reduce fat mass, whereas inhaled routes at permitted doses are considered unlikely to produce these effects </w:t>
+      </w:r>
+      <w:r>
+        <w:rPr>
+          <w:rFonts w:ascii="Times New Roman" w:hAnsi="Times New Roman" w:eastAsia="Times New Roman"/>
+          <w:b w:val="0"/>
+          <w:sz w:val="24"/>
+        </w:rPr>
+        <w:t>(</w:t>
+      </w:r>
+      <w:r>
+        <w:rPr>
+          <w:rFonts w:ascii="Times New Roman" w:hAnsi="Times New Roman" w:eastAsia="Times New Roman"/>
+          <w:b w:val="0"/>
+          <w:sz w:val="24"/>
+          <w:vertAlign w:val="superscript"/>
+        </w:rPr>
+        <w:t>14</w:t>
+      </w:r>
+      <w:r>
+        <w:rPr>
+          <w:rFonts w:ascii="Times New Roman" w:hAnsi="Times New Roman" w:eastAsia="Times New Roman"/>
+          <w:b w:val="0"/>
+          <w:sz w:val="24"/>
+        </w:rPr>
+        <w:t>)</w:t>
+      </w:r>
+      <w:r>
+        <w:rPr>
+          <w:rFonts w:ascii="Times New Roman" w:hAnsi="Times New Roman" w:eastAsia="Times New Roman"/>
+          <w:b w:val="0"/>
+          <w:sz w:val="24"/>
+        </w:rPr>
+        <w:t xml:space="preserve">. This performance-enhancement rationale is independent of the clinical guideline rationale, which prioritizes symptom control and exacerbation prevention. The misalignment is not a contradiction of clinical asthma care, but it creates an unintended incentive for athletes to rely on SABA monotherapy—a practice GINA 2025 explicitly recommends against at any severity step because it increases the risk of severe exacerbations and asthma-related death </w:t>
+      </w:r>
+      <w:r>
+        <w:rPr>
+          <w:rFonts w:ascii="Times New Roman" w:hAnsi="Times New Roman" w:eastAsia="Times New Roman"/>
+          <w:b w:val="0"/>
+          <w:sz w:val="24"/>
+        </w:rPr>
+        <w:t>(</w:t>
+      </w:r>
+      <w:r>
+        <w:rPr>
+          <w:rFonts w:ascii="Times New Roman" w:hAnsi="Times New Roman" w:eastAsia="Times New Roman"/>
+          <w:b w:val="0"/>
+          <w:sz w:val="24"/>
+          <w:vertAlign w:val="superscript"/>
+        </w:rPr>
+        <w:t>11</w:t>
+      </w:r>
+      <w:r>
+        <w:rPr>
+          <w:rFonts w:ascii="Times New Roman" w:hAnsi="Times New Roman" w:eastAsia="Times New Roman"/>
+          <w:b w:val="0"/>
+          <w:sz w:val="24"/>
+        </w:rPr>
+        <w:t>)</w:t>
+      </w:r>
+      <w:r>
+        <w:rPr>
+          <w:rFonts w:ascii="Times New Roman" w:hAnsi="Times New Roman" w:eastAsia="Times New Roman"/>
+          <w:b w:val="0"/>
+          <w:sz w:val="24"/>
+        </w:rPr>
+        <w:t>.</w:t>
+      </w:r>
+    </w:p>
+    <w:p>
+      <w:pPr>
+        <w:ind w:firstLine="720"/>
+      </w:pPr>
+      <w:r>
+        <w:rPr>
+          <w:rFonts w:ascii="Times New Roman" w:hAnsi="Times New Roman" w:eastAsia="Times New Roman"/>
+          <w:b w:val="0"/>
+          <w:sz w:val="24"/>
+        </w:rPr>
+        <w:t xml:space="preserve">The salbutamol threshold itself presents an additional compliance risk that warrants attention. The World Anti-Doping Agency permits inhaled salbutamol up to 1600 μg per 24 hours (with a subsidiary limit of 800 μg per 8 hours), and applies a urine decision limit of 1000 ng/mL </w:t>
+      </w:r>
+      <w:r>
+        <w:rPr>
+          <w:rFonts w:ascii="Times New Roman" w:hAnsi="Times New Roman" w:eastAsia="Times New Roman"/>
+          <w:b w:val="0"/>
+          <w:sz w:val="24"/>
+        </w:rPr>
+        <w:t>(</w:t>
+      </w:r>
+      <w:r>
+        <w:rPr>
+          <w:rFonts w:ascii="Times New Roman" w:hAnsi="Times New Roman" w:eastAsia="Times New Roman"/>
+          <w:b w:val="0"/>
+          <w:sz w:val="24"/>
+          <w:vertAlign w:val="superscript"/>
+        </w:rPr>
+        <w:t>39</w:t>
+      </w:r>
+      <w:r>
+        <w:rPr>
+          <w:rFonts w:ascii="Times New Roman" w:hAnsi="Times New Roman" w:eastAsia="Times New Roman"/>
+          <w:b w:val="0"/>
+          <w:sz w:val="24"/>
+        </w:rPr>
+        <w:t>)</w:t>
+      </w:r>
+      <w:r>
+        <w:rPr>
+          <w:rFonts w:ascii="Times New Roman" w:hAnsi="Times New Roman" w:eastAsia="Times New Roman"/>
+          <w:b w:val="0"/>
+          <w:sz w:val="24"/>
+        </w:rPr>
+        <w:t xml:space="preserve">. During acute exacerbations or intense exercise-induced bronchoconstriction, clinically appropriate dosing of salbutamol may approach these thresholds. Athletes using salbutamol as prescribed may exceed the permitted dose during symptom flares, placing them at risk of an adverse analytical finding. While a TUE can be applied for retroactively in some cases, the burden of proof falls on the athlete, and the process introduces uncertainty and administrative stress that may influence treatment decisions </w:t>
+      </w:r>
+      <w:r>
+        <w:rPr>
+          <w:rFonts w:ascii="Times New Roman" w:hAnsi="Times New Roman" w:eastAsia="Times New Roman"/>
+          <w:b w:val="0"/>
+          <w:sz w:val="24"/>
+        </w:rPr>
+        <w:t>(</w:t>
+      </w:r>
+      <w:r>
+        <w:rPr>
+          <w:rFonts w:ascii="Times New Roman" w:hAnsi="Times New Roman" w:eastAsia="Times New Roman"/>
+          <w:b w:val="0"/>
+          <w:sz w:val="24"/>
+          <w:vertAlign w:val="superscript"/>
+        </w:rPr>
+        <w:t>39</w:t>
+      </w:r>
+      <w:r>
+        <w:rPr>
+          <w:rFonts w:ascii="Times New Roman" w:hAnsi="Times New Roman" w:eastAsia="Times New Roman"/>
+          <w:b w:val="0"/>
+          <w:sz w:val="24"/>
+        </w:rPr>
+        <w:t xml:space="preserve">, </w:t>
+      </w:r>
+      <w:r>
+        <w:rPr>
+          <w:rFonts w:ascii="Times New Roman" w:hAnsi="Times New Roman" w:eastAsia="Times New Roman"/>
+          <w:b w:val="0"/>
+          <w:sz w:val="24"/>
+          <w:vertAlign w:val="superscript"/>
+        </w:rPr>
+        <w:t>40</w:t>
+      </w:r>
+      <w:r>
+        <w:rPr>
+          <w:rFonts w:ascii="Times New Roman" w:hAnsi="Times New Roman" w:eastAsia="Times New Roman"/>
+          <w:b w:val="0"/>
+          <w:sz w:val="24"/>
+        </w:rPr>
+        <w:t xml:space="preserve">, </w:t>
+      </w:r>
+      <w:r>
+        <w:rPr>
+          <w:rFonts w:ascii="Times New Roman" w:hAnsi="Times New Roman" w:eastAsia="Times New Roman"/>
+          <w:b w:val="0"/>
+          <w:sz w:val="24"/>
+          <w:vertAlign w:val="superscript"/>
+        </w:rPr>
+        <w:t>1</w:t>
+      </w:r>
+      <w:r>
+        <w:rPr>
+          <w:rFonts w:ascii="Times New Roman" w:hAnsi="Times New Roman" w:eastAsia="Times New Roman"/>
+          <w:b w:val="0"/>
+          <w:sz w:val="24"/>
+        </w:rPr>
+        <w:t>)</w:t>
+      </w:r>
+      <w:r>
+        <w:rPr>
+          <w:rFonts w:ascii="Times New Roman" w:hAnsi="Times New Roman" w:eastAsia="Times New Roman"/>
+          <w:b w:val="0"/>
+          <w:sz w:val="24"/>
+        </w:rPr>
+        <w:t>.</w:t>
+      </w:r>
+    </w:p>
+    <w:p>
+      <w:pPr>
+        <w:spacing w:before="240" w:after="120"/>
+      </w:pPr>
+      <w:r>
+        <w:rPr>
+          <w:rFonts w:ascii="Times New Roman" w:hAnsi="Times New Roman" w:eastAsia="Times New Roman"/>
+          <w:b/>
+          <w:sz w:val="24"/>
+        </w:rPr>
+        <w:t>Attention-Deficit/Hyperactivity Disorder (ADHD)</w:t>
+      </w:r>
+    </w:p>
+    <w:p>
+      <w:pPr>
+        <w:ind w:firstLine="720"/>
+      </w:pPr>
+      <w:r>
+        <w:rPr>
+          <w:rFonts w:ascii="Times New Roman" w:hAnsi="Times New Roman" w:eastAsia="Times New Roman"/>
+          <w:b w:val="0"/>
+          <w:sz w:val="24"/>
+        </w:rPr>
+        <w:t xml:space="preserve">Major clinical guidelines, including NICE (2024) and the Australian ADHD Guideline 2022 designate stimulant medications as first-line pharmacotherapy for ADHD in both children and adults </w:t>
+      </w:r>
+      <w:r>
+        <w:rPr>
+          <w:rFonts w:ascii="Times New Roman" w:hAnsi="Times New Roman" w:eastAsia="Times New Roman"/>
+          <w:b w:val="0"/>
+          <w:sz w:val="24"/>
+        </w:rPr>
+        <w:t>(</w:t>
+      </w:r>
+      <w:r>
+        <w:rPr>
+          <w:rFonts w:ascii="Times New Roman" w:hAnsi="Times New Roman" w:eastAsia="Times New Roman"/>
+          <w:b w:val="0"/>
+          <w:sz w:val="24"/>
+          <w:vertAlign w:val="superscript"/>
+        </w:rPr>
+        <w:t>22</w:t>
+      </w:r>
+      <w:r>
+        <w:rPr>
+          <w:rFonts w:ascii="Times New Roman" w:hAnsi="Times New Roman" w:eastAsia="Times New Roman"/>
+          <w:b w:val="0"/>
+          <w:sz w:val="24"/>
+        </w:rPr>
+        <w:t xml:space="preserve">, </w:t>
+      </w:r>
+      <w:r>
+        <w:rPr>
+          <w:rFonts w:ascii="Times New Roman" w:hAnsi="Times New Roman" w:eastAsia="Times New Roman"/>
+          <w:b w:val="0"/>
+          <w:sz w:val="24"/>
+          <w:vertAlign w:val="superscript"/>
+        </w:rPr>
+        <w:t>4</w:t>
+      </w:r>
+      <w:r>
+        <w:rPr>
+          <w:rFonts w:ascii="Times New Roman" w:hAnsi="Times New Roman" w:eastAsia="Times New Roman"/>
+          <w:b w:val="0"/>
+          <w:sz w:val="24"/>
+        </w:rPr>
+        <w:t>)</w:t>
+      </w:r>
+      <w:r>
+        <w:rPr>
+          <w:rFonts w:ascii="Times New Roman" w:hAnsi="Times New Roman" w:eastAsia="Times New Roman"/>
+          <w:b w:val="0"/>
+          <w:sz w:val="24"/>
+        </w:rPr>
+        <w:t xml:space="preserve">. Methylphenidate and lisdexamfetamine/amphetamine preparations consistently demonstrate the largest effect sizes and highest response rates among available treatments </w:t>
+      </w:r>
+      <w:r>
+        <w:rPr>
+          <w:rFonts w:ascii="Times New Roman" w:hAnsi="Times New Roman" w:eastAsia="Times New Roman"/>
+          <w:b w:val="0"/>
+          <w:sz w:val="24"/>
+        </w:rPr>
+        <w:t>(</w:t>
+      </w:r>
+      <w:r>
+        <w:rPr>
+          <w:rFonts w:ascii="Times New Roman" w:hAnsi="Times New Roman" w:eastAsia="Times New Roman"/>
+          <w:b w:val="0"/>
+          <w:sz w:val="24"/>
+          <w:vertAlign w:val="superscript"/>
+        </w:rPr>
+        <w:t>22</w:t>
+      </w:r>
+      <w:r>
+        <w:rPr>
+          <w:rFonts w:ascii="Times New Roman" w:hAnsi="Times New Roman" w:eastAsia="Times New Roman"/>
+          <w:b w:val="0"/>
+          <w:sz w:val="24"/>
+        </w:rPr>
+        <w:t xml:space="preserve">, </w:t>
+      </w:r>
+      <w:r>
+        <w:rPr>
+          <w:rFonts w:ascii="Times New Roman" w:hAnsi="Times New Roman" w:eastAsia="Times New Roman"/>
+          <w:b w:val="0"/>
+          <w:sz w:val="24"/>
+          <w:vertAlign w:val="superscript"/>
+        </w:rPr>
+        <w:t>4</w:t>
+      </w:r>
+      <w:r>
+        <w:rPr>
+          <w:rFonts w:ascii="Times New Roman" w:hAnsi="Times New Roman" w:eastAsia="Times New Roman"/>
+          <w:b w:val="0"/>
+          <w:sz w:val="24"/>
+        </w:rPr>
+        <w:t>)</w:t>
+      </w:r>
+      <w:r>
+        <w:rPr>
+          <w:rFonts w:ascii="Times New Roman" w:hAnsi="Times New Roman" w:eastAsia="Times New Roman"/>
+          <w:b w:val="0"/>
+          <w:sz w:val="24"/>
+        </w:rPr>
+        <w:t xml:space="preserve">. Non-stimulant alternatives (atomoxetine, guanfacine) are positioned as second-line agents, with approximately 30–40% of patients showing an inadequate response </w:t>
+      </w:r>
+      <w:r>
+        <w:rPr>
+          <w:rFonts w:ascii="Times New Roman" w:hAnsi="Times New Roman" w:eastAsia="Times New Roman"/>
+          <w:b w:val="0"/>
+          <w:sz w:val="24"/>
+        </w:rPr>
+        <w:t>(</w:t>
+      </w:r>
+      <w:r>
+        <w:rPr>
+          <w:rFonts w:ascii="Times New Roman" w:hAnsi="Times New Roman" w:eastAsia="Times New Roman"/>
+          <w:b w:val="0"/>
+          <w:sz w:val="24"/>
+          <w:vertAlign w:val="superscript"/>
+        </w:rPr>
+        <w:t>4</w:t>
+      </w:r>
+      <w:r>
+        <w:rPr>
+          <w:rFonts w:ascii="Times New Roman" w:hAnsi="Times New Roman" w:eastAsia="Times New Roman"/>
+          <w:b w:val="0"/>
+          <w:sz w:val="24"/>
+        </w:rPr>
+        <w:t>)</w:t>
+      </w:r>
+      <w:r>
+        <w:rPr>
+          <w:rFonts w:ascii="Times New Roman" w:hAnsi="Times New Roman" w:eastAsia="Times New Roman"/>
+          <w:b w:val="0"/>
+          <w:sz w:val="24"/>
+        </w:rPr>
+        <w:t>.</w:t>
+      </w:r>
+    </w:p>
+    <w:p>
+      <w:pPr>
+        <w:ind w:firstLine="720"/>
+      </w:pPr>
+      <w:r>
+        <w:rPr>
+          <w:rFonts w:ascii="Times New Roman" w:hAnsi="Times New Roman" w:eastAsia="Times New Roman"/>
+          <w:b w:val="0"/>
+          <w:sz w:val="24"/>
+        </w:rPr>
+        <w:t xml:space="preserve">Under WADA regulations, all stimulant medications for ADHD are prohibited in-competition: amphetamines as non-specified stimulants (S6.A) and methylphenidate as a specified stimulant (S6.B) </w:t>
+      </w:r>
+      <w:r>
+        <w:rPr>
+          <w:rFonts w:ascii="Times New Roman" w:hAnsi="Times New Roman" w:eastAsia="Times New Roman"/>
+          <w:b w:val="0"/>
+          <w:sz w:val="24"/>
+        </w:rPr>
+        <w:t>(</w:t>
+      </w:r>
+      <w:r>
+        <w:rPr>
+          <w:rFonts w:ascii="Times New Roman" w:hAnsi="Times New Roman" w:eastAsia="Times New Roman"/>
+          <w:b w:val="0"/>
+          <w:sz w:val="24"/>
+          <w:vertAlign w:val="superscript"/>
+        </w:rPr>
+        <w:t>39</w:t>
+      </w:r>
+      <w:r>
+        <w:rPr>
+          <w:rFonts w:ascii="Times New Roman" w:hAnsi="Times New Roman" w:eastAsia="Times New Roman"/>
+          <w:b w:val="0"/>
+          <w:sz w:val="24"/>
+        </w:rPr>
+        <w:t>)</w:t>
+      </w:r>
+      <w:r>
+        <w:rPr>
+          <w:rFonts w:ascii="Times New Roman" w:hAnsi="Times New Roman" w:eastAsia="Times New Roman"/>
+          <w:b w:val="0"/>
+          <w:sz w:val="24"/>
+        </w:rPr>
+        <w:t xml:space="preserve">. Notably, these substances are permitted out-of-competition. The World Anti-Doping Agency's rationale for the in-competition ban is that stimulants may acutely improve alertness, vigilance, and concentration, which could confer a competitive advantage; out-of-competition use is permitted because treatment continuity is clinically necessary and detection windows are shorter outside events </w:t>
+      </w:r>
+      <w:r>
+        <w:rPr>
+          <w:rFonts w:ascii="Times New Roman" w:hAnsi="Times New Roman" w:eastAsia="Times New Roman"/>
+          <w:b w:val="0"/>
+          <w:sz w:val="24"/>
+        </w:rPr>
+        <w:t>(</w:t>
+      </w:r>
+      <w:r>
+        <w:rPr>
+          <w:rFonts w:ascii="Times New Roman" w:hAnsi="Times New Roman" w:eastAsia="Times New Roman"/>
+          <w:b w:val="0"/>
+          <w:sz w:val="24"/>
+          <w:vertAlign w:val="superscript"/>
+        </w:rPr>
+        <w:t>39</w:t>
+      </w:r>
+      <w:r>
+        <w:rPr>
+          <w:rFonts w:ascii="Times New Roman" w:hAnsi="Times New Roman" w:eastAsia="Times New Roman"/>
+          <w:b w:val="0"/>
+          <w:sz w:val="24"/>
+        </w:rPr>
+        <w:t xml:space="preserve">, </w:t>
+      </w:r>
+      <w:r>
+        <w:rPr>
+          <w:rFonts w:ascii="Times New Roman" w:hAnsi="Times New Roman" w:eastAsia="Times New Roman"/>
+          <w:b w:val="0"/>
+          <w:sz w:val="24"/>
+          <w:vertAlign w:val="superscript"/>
+        </w:rPr>
+        <w:t>12</w:t>
+      </w:r>
+      <w:r>
+        <w:rPr>
+          <w:rFonts w:ascii="Times New Roman" w:hAnsi="Times New Roman" w:eastAsia="Times New Roman"/>
+          <w:b w:val="0"/>
+          <w:sz w:val="24"/>
+        </w:rPr>
+        <w:t>)</w:t>
+      </w:r>
+      <w:r>
+        <w:rPr>
+          <w:rFonts w:ascii="Times New Roman" w:hAnsi="Times New Roman" w:eastAsia="Times New Roman"/>
+          <w:b w:val="0"/>
+          <w:sz w:val="24"/>
+        </w:rPr>
+        <w:t xml:space="preserve">. This creates a fundamental paradox: ADHD is a continuous neurodevelopmental condition that does not remit on competition days, yet first-line stimulant pharmacotherapy is prohibited in-competition. Long-acting formulations such as extended-release methylphenidate and lisdexamfetamine are specifically designed to provide consistent 10–14 hour coverage, and abrupt discontinuation can produce withdrawal symptoms and acute cognitive deterioration </w:t>
+      </w:r>
+      <w:r>
+        <w:rPr>
+          <w:rFonts w:ascii="Times New Roman" w:hAnsi="Times New Roman" w:eastAsia="Times New Roman"/>
+          <w:b w:val="0"/>
+          <w:sz w:val="24"/>
+        </w:rPr>
+        <w:t>(</w:t>
+      </w:r>
+      <w:r>
+        <w:rPr>
+          <w:rFonts w:ascii="Times New Roman" w:hAnsi="Times New Roman" w:eastAsia="Times New Roman"/>
+          <w:b w:val="0"/>
+          <w:sz w:val="24"/>
+          <w:vertAlign w:val="superscript"/>
+        </w:rPr>
+        <w:t>41</w:t>
+      </w:r>
+      <w:r>
+        <w:rPr>
+          <w:rFonts w:ascii="Times New Roman" w:hAnsi="Times New Roman" w:eastAsia="Times New Roman"/>
+          <w:b w:val="0"/>
+          <w:sz w:val="24"/>
+        </w:rPr>
+        <w:t>)</w:t>
+      </w:r>
+      <w:r>
+        <w:rPr>
+          <w:rFonts w:ascii="Times New Roman" w:hAnsi="Times New Roman" w:eastAsia="Times New Roman"/>
+          <w:b w:val="0"/>
+          <w:sz w:val="24"/>
+        </w:rPr>
+        <w:t>.</w:t>
+      </w:r>
+    </w:p>
+    <w:p>
+      <w:pPr>
+        <w:ind w:firstLine="720"/>
+      </w:pPr>
+      <w:r>
+        <w:rPr>
+          <w:rFonts w:ascii="Times New Roman" w:hAnsi="Times New Roman" w:eastAsia="Times New Roman"/>
+          <w:b w:val="0"/>
+          <w:sz w:val="24"/>
+        </w:rPr>
+        <w:t xml:space="preserve">The TUE application process for stimulant medications requires comprehensive neuropsychological evaluation, documentation of childhood-onset symptoms per the Diagnostic and Statistical Manual of Mental Disorders, Fifth Edition (DSM-5) criteria, evidence that non-stimulant alternatives have been trialed, and ongoing monitoring </w:t>
+      </w:r>
+      <w:r>
+        <w:rPr>
+          <w:rFonts w:ascii="Times New Roman" w:hAnsi="Times New Roman" w:eastAsia="Times New Roman"/>
+          <w:b w:val="0"/>
+          <w:sz w:val="24"/>
+        </w:rPr>
+        <w:t>(</w:t>
+      </w:r>
+      <w:r>
+        <w:rPr>
+          <w:rFonts w:ascii="Times New Roman" w:hAnsi="Times New Roman" w:eastAsia="Times New Roman"/>
+          <w:b w:val="0"/>
+          <w:sz w:val="24"/>
+          <w:vertAlign w:val="superscript"/>
+        </w:rPr>
+        <w:t>41</w:t>
+      </w:r>
+      <w:r>
+        <w:rPr>
+          <w:rFonts w:ascii="Times New Roman" w:hAnsi="Times New Roman" w:eastAsia="Times New Roman"/>
+          <w:b w:val="0"/>
+          <w:sz w:val="24"/>
+        </w:rPr>
+        <w:t>)</w:t>
+      </w:r>
+      <w:r>
+        <w:rPr>
+          <w:rFonts w:ascii="Times New Roman" w:hAnsi="Times New Roman" w:eastAsia="Times New Roman"/>
+          <w:b w:val="0"/>
+          <w:sz w:val="24"/>
+        </w:rPr>
+        <w:t>. For adult-diagnosed athletes—a growing population as awareness of adult ADHD increases—the requirement for childhood documentation can be particularly burdensome, especially for athletes with international careers and fragmented medical records. The time and financial costs of the TUE process can delay access to optimal treatment.</w:t>
+      </w:r>
+    </w:p>
+    <w:p>
+      <w:pPr>
+        <w:ind w:firstLine="720"/>
+      </w:pPr>
       <w:r>
         <w:rPr>
           <w:rFonts w:ascii="Times New Roman" w:hAnsi="Times New Roman" w:eastAsia="Times New Roman"/>
@@ -566,7 +2062,7 @@
           <w:color w:val="000000"/>
           <w:sz w:val="24"/>
         </w:rPr>
-        <w:t>)</w:t>
+        <w:t xml:space="preserve">The prevalence of ADHD among elite athletes has been estimated at 7–8%, comparable to or slightly higher than the general adult population prevalence </w:t>
       </w:r>
       <w:r>
         <w:rPr>
@@ -577,7 +2073,7 @@
           <w:color w:val="000000"/>
           <w:sz w:val="24"/>
         </w:rPr>
-        <w:t xml:space="preserve"> described the TUE process itself. Heuberger and Cohen </w:t>
+        <w:t>(</w:t>
       </w:r>
       <w:r>
         <w:rPr>
@@ -587,8 +2083,9 @@
           <w:strike w:val="0"/>
           <w:color w:val="000000"/>
           <w:sz w:val="24"/>
-        </w:rPr>
-        <w:t>(</w:t>
+          <w:vertAlign w:val="superscript"/>
+        </w:rPr>
+        <w:t>12</w:t>
       </w:r>
       <w:r>
         <w:rPr>
@@ -598,9 +2095,8 @@
           <w:strike w:val="0"/>
           <w:color w:val="000000"/>
           <w:sz w:val="24"/>
-          <w:vertAlign w:val="superscript"/>
-        </w:rPr>
-        <w:t>13</w:t>
+        </w:rPr>
+        <w:t>)</w:t>
       </w:r>
       <w:r>
         <w:rPr>
@@ -611,7 +2107,7 @@
           <w:color w:val="000000"/>
           <w:sz w:val="24"/>
         </w:rPr>
-        <w:t>)</w:t>
+        <w:t xml:space="preserve">. This suggests that the ADHD-TUE gap affects a substantial number of competitive athletes worldwide. Data from Vernec et al. </w:t>
       </w:r>
       <w:r>
         <w:rPr>
@@ -622,7 +2118,7 @@
           <w:color w:val="000000"/>
           <w:sz w:val="24"/>
         </w:rPr>
-        <w:t xml:space="preserve"> questioned the evidence base for performance-enhancing effects of many prohibited substances, and Overbye and Wagner </w:t>
+        <w:t>(</w:t>
       </w:r>
       <w:r>
         <w:rPr>
@@ -632,8 +2128,9 @@
           <w:strike w:val="0"/>
           <w:color w:val="000000"/>
           <w:sz w:val="24"/>
-        </w:rPr>
-        <w:t>(</w:t>
+          <w:vertAlign w:val="superscript"/>
+        </w:rPr>
+        <w:t>32</w:t>
       </w:r>
       <w:r>
         <w:rPr>
@@ -643,9 +2140,8 @@
           <w:strike w:val="0"/>
           <w:color w:val="000000"/>
           <w:sz w:val="24"/>
-          <w:vertAlign w:val="superscript"/>
-        </w:rPr>
-        <w:t>23</w:t>
+        </w:rPr>
+        <w:t>)</w:t>
       </w:r>
       <w:r>
         <w:rPr>
@@ -656,8 +2152,454 @@
           <w:color w:val="000000"/>
           <w:sz w:val="24"/>
         </w:rPr>
+        <w:t xml:space="preserve"> indicate that stimulant TUE applications have increased steadily at recent Olympic Games, reflecting growing diagnostic awareness. However, the administrative burden of the TUE process may lead to significant underreporting, with athletes choosing to forgo treatment rather than navigate the complex application requirements. The safety implications of untreated or undertreated ADHD during training and competition—including impaired concentration, impulsivity, and increased injury risk—represent a direct concern for S&amp;C professionals supervising training sessions.</w:t>
+      </w:r>
+    </w:p>
+    <w:p>
+      <w:pPr>
+        <w:ind w:firstLine="720"/>
+      </w:pPr>
+      <w:r>
+        <w:rPr>
+          <w:rFonts w:ascii="Times New Roman" w:hAnsi="Times New Roman" w:eastAsia="Times New Roman"/>
+          <w:b w:val="0"/>
+          <w:sz w:val="24"/>
+        </w:rPr>
+        <w:t xml:space="preserve">Access to TUEs for stimulant medications is not uniformly available across all competitive tiers. While the ISTUE applies in principle to all athletes subject to anti-doping rules, practical implementation varies by NADO and IF. Some NADOs require proof of national-team status, international results, or prior anti-doping testing before accepting TUE applications; others accept applications at any competitive level but impose documentation and processing requirements that function as de facto barriers </w:t>
+      </w:r>
+      <w:r>
+        <w:rPr>
+          <w:rFonts w:ascii="Times New Roman" w:hAnsi="Times New Roman" w:eastAsia="Times New Roman"/>
+          <w:b w:val="0"/>
+          <w:sz w:val="24"/>
+        </w:rPr>
+        <w:t>(</w:t>
+      </w:r>
+      <w:r>
+        <w:rPr>
+          <w:rFonts w:ascii="Times New Roman" w:hAnsi="Times New Roman" w:eastAsia="Times New Roman"/>
+          <w:b w:val="0"/>
+          <w:sz w:val="24"/>
+          <w:vertAlign w:val="superscript"/>
+        </w:rPr>
+        <w:t>43</w:t>
+      </w:r>
+      <w:r>
+        <w:rPr>
+          <w:rFonts w:ascii="Times New Roman" w:hAnsi="Times New Roman" w:eastAsia="Times New Roman"/>
+          <w:b w:val="0"/>
+          <w:sz w:val="24"/>
+        </w:rPr>
+        <w:t xml:space="preserve">, </w:t>
+      </w:r>
+      <w:r>
+        <w:rPr>
+          <w:rFonts w:ascii="Times New Roman" w:hAnsi="Times New Roman" w:eastAsia="Times New Roman"/>
+          <w:b w:val="0"/>
+          <w:sz w:val="24"/>
+          <w:vertAlign w:val="superscript"/>
+        </w:rPr>
+        <w:t>23</w:t>
+      </w:r>
+      <w:r>
+        <w:rPr>
+          <w:rFonts w:ascii="Times New Roman" w:hAnsi="Times New Roman" w:eastAsia="Times New Roman"/>
+          <w:b w:val="0"/>
+          <w:sz w:val="24"/>
+        </w:rPr>
+        <w:t xml:space="preserve">, </w:t>
+      </w:r>
+      <w:r>
+        <w:rPr>
+          <w:rFonts w:ascii="Times New Roman" w:hAnsi="Times New Roman" w:eastAsia="Times New Roman"/>
+          <w:b w:val="0"/>
+          <w:sz w:val="24"/>
+          <w:vertAlign w:val="superscript"/>
+        </w:rPr>
+        <w:t>32</w:t>
+      </w:r>
+      <w:r>
+        <w:rPr>
+          <w:rFonts w:ascii="Times New Roman" w:hAnsi="Times New Roman" w:eastAsia="Times New Roman"/>
+          <w:b w:val="0"/>
+          <w:sz w:val="24"/>
+        </w:rPr>
         <w:t>)</w:t>
       </w:r>
+      <w:r>
+        <w:rPr>
+          <w:rFonts w:ascii="Times New Roman" w:hAnsi="Times New Roman" w:eastAsia="Times New Roman"/>
+          <w:b w:val="0"/>
+          <w:sz w:val="24"/>
+        </w:rPr>
+        <w:t>. Emerging athletes diagnosed with ADHD therefore face compounded barriers: limited access to the TUE pathway, limited access to physicians with expertise in both anti-doping regulations and ADHD pharmacotherapy, and the psychological stress of navigating a system that may ultimately deny them guideline-directed first-line pharmacotherapy.</w:t>
+      </w:r>
+    </w:p>
+    <w:p>
+      <w:pPr>
+        <w:spacing w:before="240" w:after="120"/>
+      </w:pPr>
+      <w:r>
+        <w:rPr>
+          <w:rFonts w:ascii="Times New Roman" w:hAnsi="Times New Roman" w:eastAsia="Times New Roman"/>
+          <w:b/>
+          <w:sz w:val="24"/>
+        </w:rPr>
+        <w:t>Type 2 Diabetes Mellitus and GLP-1 Receptor Agonists</w:t>
+      </w:r>
+    </w:p>
+    <w:p>
+      <w:pPr>
+        <w:ind w:firstLine="720"/>
+      </w:pPr>
+      <w:r>
+        <w:rPr>
+          <w:rFonts w:ascii="Times New Roman" w:hAnsi="Times New Roman" w:eastAsia="Times New Roman"/>
+          <w:b w:val="0"/>
+          <w:sz w:val="24"/>
+        </w:rPr>
+        <w:t xml:space="preserve">The ADA Standards of Care 2025 represents a significant evolution in type 2 diabetes pharmacotherapy, positioning GLP-1 receptor agonists (semaglutide, liraglutide) and dual glucose-dependent insulinotropic polypeptide (GIP)/GLP-1 agonists (tirzepatide) as preferred agents for patients with established cardiovascular disease, high cardiovascular risk, or weight management needs—alongside or even before metformin intensification </w:t>
+      </w:r>
+      <w:r>
+        <w:rPr>
+          <w:rFonts w:ascii="Times New Roman" w:hAnsi="Times New Roman" w:eastAsia="Times New Roman"/>
+          <w:b w:val="0"/>
+          <w:sz w:val="24"/>
+        </w:rPr>
+        <w:t>(</w:t>
+      </w:r>
+      <w:r>
+        <w:rPr>
+          <w:rFonts w:ascii="Times New Roman" w:hAnsi="Times New Roman" w:eastAsia="Times New Roman"/>
+          <w:b w:val="0"/>
+          <w:sz w:val="24"/>
+          <w:vertAlign w:val="superscript"/>
+        </w:rPr>
+        <w:t>2</w:t>
+      </w:r>
+      <w:r>
+        <w:rPr>
+          <w:rFonts w:ascii="Times New Roman" w:hAnsi="Times New Roman" w:eastAsia="Times New Roman"/>
+          <w:b w:val="0"/>
+          <w:sz w:val="24"/>
+        </w:rPr>
+        <w:t>)</w:t>
+      </w:r>
+      <w:r>
+        <w:rPr>
+          <w:rFonts w:ascii="Times New Roman" w:hAnsi="Times New Roman" w:eastAsia="Times New Roman"/>
+          <w:b w:val="0"/>
+          <w:sz w:val="24"/>
+        </w:rPr>
+        <w:t>. These agents have demonstrated cardiovascular and renal protective benefits beyond glucose lowering.</w:t>
+      </w:r>
+    </w:p>
+    <w:p>
+      <w:pPr>
+        <w:ind w:firstLine="720"/>
+      </w:pPr>
+      <w:r>
+        <w:rPr>
+          <w:rFonts w:ascii="Times New Roman" w:hAnsi="Times New Roman" w:eastAsia="Times New Roman"/>
+          <w:b w:val="0"/>
+          <w:sz w:val="24"/>
+        </w:rPr>
+        <w:t xml:space="preserve">Semaglutide (Ozempic) received US Food and Drug Administration (FDA) approval in December 2017, European Medicines Agency (EMA) authorization in February 2018, and Pharmaceuticals and Medical Devices Agency (PMDA) approval in March 2018 for type 2 diabetes </w:t>
+      </w:r>
+      <w:r>
+        <w:rPr>
+          <w:rFonts w:ascii="Times New Roman" w:hAnsi="Times New Roman" w:eastAsia="Times New Roman"/>
+          <w:b w:val="0"/>
+          <w:sz w:val="24"/>
+        </w:rPr>
+        <w:t>(</w:t>
+      </w:r>
+      <w:r>
+        <w:rPr>
+          <w:rFonts w:ascii="Times New Roman" w:hAnsi="Times New Roman" w:eastAsia="Times New Roman"/>
+          <w:b w:val="0"/>
+          <w:sz w:val="24"/>
+          <w:vertAlign w:val="superscript"/>
+        </w:rPr>
+        <w:t>9</w:t>
+      </w:r>
+      <w:r>
+        <w:rPr>
+          <w:rFonts w:ascii="Times New Roman" w:hAnsi="Times New Roman" w:eastAsia="Times New Roman"/>
+          <w:b w:val="0"/>
+          <w:sz w:val="24"/>
+        </w:rPr>
+        <w:t xml:space="preserve">, </w:t>
+      </w:r>
+      <w:r>
+        <w:rPr>
+          <w:rFonts w:ascii="Times New Roman" w:hAnsi="Times New Roman" w:eastAsia="Times New Roman"/>
+          <w:b w:val="0"/>
+          <w:sz w:val="24"/>
+          <w:vertAlign w:val="superscript"/>
+        </w:rPr>
+        <w:t>25</w:t>
+      </w:r>
+      <w:r>
+        <w:rPr>
+          <w:rFonts w:ascii="Times New Roman" w:hAnsi="Times New Roman" w:eastAsia="Times New Roman"/>
+          <w:b w:val="0"/>
+          <w:sz w:val="24"/>
+        </w:rPr>
+        <w:t xml:space="preserve">, </w:t>
+      </w:r>
+      <w:r>
+        <w:rPr>
+          <w:rFonts w:ascii="Times New Roman" w:hAnsi="Times New Roman" w:eastAsia="Times New Roman"/>
+          <w:b w:val="0"/>
+          <w:sz w:val="24"/>
+          <w:vertAlign w:val="superscript"/>
+        </w:rPr>
+        <w:t>31</w:t>
+      </w:r>
+      <w:r>
+        <w:rPr>
+          <w:rFonts w:ascii="Times New Roman" w:hAnsi="Times New Roman" w:eastAsia="Times New Roman"/>
+          <w:b w:val="0"/>
+          <w:sz w:val="24"/>
+        </w:rPr>
+        <w:t>)</w:t>
+      </w:r>
+      <w:r>
+        <w:rPr>
+          <w:rFonts w:ascii="Times New Roman" w:hAnsi="Times New Roman" w:eastAsia="Times New Roman"/>
+          <w:b w:val="0"/>
+          <w:sz w:val="24"/>
+        </w:rPr>
+        <w:t xml:space="preserve">. Tirzepatide (Mounjaro) received FDA approval in May 2022, EMA authorization in September 2022, and PMDA approval in April 2023 for type 2 diabetes </w:t>
+      </w:r>
+      <w:r>
+        <w:rPr>
+          <w:rFonts w:ascii="Times New Roman" w:hAnsi="Times New Roman" w:eastAsia="Times New Roman"/>
+          <w:b w:val="0"/>
+          <w:sz w:val="24"/>
+        </w:rPr>
+        <w:t>(</w:t>
+      </w:r>
+      <w:r>
+        <w:rPr>
+          <w:rFonts w:ascii="Times New Roman" w:hAnsi="Times New Roman" w:eastAsia="Times New Roman"/>
+          <w:b w:val="0"/>
+          <w:sz w:val="24"/>
+          <w:vertAlign w:val="superscript"/>
+        </w:rPr>
+        <w:t>8</w:t>
+      </w:r>
+      <w:r>
+        <w:rPr>
+          <w:rFonts w:ascii="Times New Roman" w:hAnsi="Times New Roman" w:eastAsia="Times New Roman"/>
+          <w:b w:val="0"/>
+          <w:sz w:val="24"/>
+        </w:rPr>
+        <w:t xml:space="preserve">, </w:t>
+      </w:r>
+      <w:r>
+        <w:rPr>
+          <w:rFonts w:ascii="Times New Roman" w:hAnsi="Times New Roman" w:eastAsia="Times New Roman"/>
+          <w:b w:val="0"/>
+          <w:sz w:val="24"/>
+          <w:vertAlign w:val="superscript"/>
+        </w:rPr>
+        <w:t>24</w:t>
+      </w:r>
+      <w:r>
+        <w:rPr>
+          <w:rFonts w:ascii="Times New Roman" w:hAnsi="Times New Roman" w:eastAsia="Times New Roman"/>
+          <w:b w:val="0"/>
+          <w:sz w:val="24"/>
+        </w:rPr>
+        <w:t xml:space="preserve">, </w:t>
+      </w:r>
+      <w:r>
+        <w:rPr>
+          <w:rFonts w:ascii="Times New Roman" w:hAnsi="Times New Roman" w:eastAsia="Times New Roman"/>
+          <w:b w:val="0"/>
+          <w:sz w:val="24"/>
+          <w:vertAlign w:val="superscript"/>
+        </w:rPr>
+        <w:t>30</w:t>
+      </w:r>
+      <w:r>
+        <w:rPr>
+          <w:rFonts w:ascii="Times New Roman" w:hAnsi="Times New Roman" w:eastAsia="Times New Roman"/>
+          <w:b w:val="0"/>
+          <w:sz w:val="24"/>
+        </w:rPr>
+        <w:t>)</w:t>
+      </w:r>
+      <w:r>
+        <w:rPr>
+          <w:rFonts w:ascii="Times New Roman" w:hAnsi="Times New Roman" w:eastAsia="Times New Roman"/>
+          <w:b w:val="0"/>
+          <w:sz w:val="24"/>
+        </w:rPr>
+        <w:t>. This rapid multinational uptake means that many athletes with type 2 diabetes are now treated with agents that may also be attractive for misuse because of their weight-loss effects.</w:t>
+      </w:r>
+    </w:p>
+    <w:p>
+      <w:pPr>
+        <w:ind w:firstLine="720"/>
+      </w:pPr>
+      <w:r>
+        <w:rPr>
+          <w:rFonts w:ascii="Times New Roman" w:hAnsi="Times New Roman" w:eastAsia="Times New Roman"/>
+          <w:b w:val="0"/>
+          <w:sz w:val="24"/>
+        </w:rPr>
+        <w:t xml:space="preserve">Currently, GLP-1 receptor agonists are not on the WADA Prohibited List and do not require a TUE. However, semaglutide and tirzepatide were placed on the WADA Monitoring Program in 2024, indicating active surveillance for potential future prohibition </w:t>
+      </w:r>
+      <w:r>
+        <w:rPr>
+          <w:rFonts w:ascii="Times New Roman" w:hAnsi="Times New Roman" w:eastAsia="Times New Roman"/>
+          <w:b w:val="0"/>
+          <w:sz w:val="24"/>
+        </w:rPr>
+        <w:t>(</w:t>
+      </w:r>
+      <w:r>
+        <w:rPr>
+          <w:rFonts w:ascii="Times New Roman" w:hAnsi="Times New Roman" w:eastAsia="Times New Roman"/>
+          <w:b w:val="0"/>
+          <w:sz w:val="24"/>
+          <w:vertAlign w:val="superscript"/>
+        </w:rPr>
+        <w:t>34</w:t>
+      </w:r>
+      <w:r>
+        <w:rPr>
+          <w:rFonts w:ascii="Times New Roman" w:hAnsi="Times New Roman" w:eastAsia="Times New Roman"/>
+          <w:b w:val="0"/>
+          <w:sz w:val="24"/>
+        </w:rPr>
+        <w:t>)</w:t>
+      </w:r>
+      <w:r>
+        <w:rPr>
+          <w:rFonts w:ascii="Times New Roman" w:hAnsi="Times New Roman" w:eastAsia="Times New Roman"/>
+          <w:b w:val="0"/>
+          <w:sz w:val="24"/>
+        </w:rPr>
+        <w:t xml:space="preserve">. The World Anti-Doping Agency's rationale relates to their weight-loss properties, which could provide competitive advantage in weight-class sports (boxing, wrestling, judo, weightlifting). Should these agents be added to the Prohibited List, athletes with type 2 diabetes following ADA-recommended treatment algorithms would face a sudden disruption: they would need to discontinue first-line therapy and potentially shift to insulin (which itself requires a TUE and carries hypoglycemic risk during exercise) or rely solely on metformin and sodium-glucose cotransporter-2 (SGLT2) inhibitors, which may provide inadequate glycemic control </w:t>
+      </w:r>
+      <w:r>
+        <w:rPr>
+          <w:rFonts w:ascii="Times New Roman" w:hAnsi="Times New Roman" w:eastAsia="Times New Roman"/>
+          <w:b w:val="0"/>
+          <w:sz w:val="24"/>
+        </w:rPr>
+        <w:t>(</w:t>
+      </w:r>
+      <w:r>
+        <w:rPr>
+          <w:rFonts w:ascii="Times New Roman" w:hAnsi="Times New Roman" w:eastAsia="Times New Roman"/>
+          <w:b w:val="0"/>
+          <w:sz w:val="24"/>
+          <w:vertAlign w:val="superscript"/>
+        </w:rPr>
+        <w:t>2</w:t>
+      </w:r>
+      <w:r>
+        <w:rPr>
+          <w:rFonts w:ascii="Times New Roman" w:hAnsi="Times New Roman" w:eastAsia="Times New Roman"/>
+          <w:b w:val="0"/>
+          <w:sz w:val="24"/>
+        </w:rPr>
+        <w:t xml:space="preserve">, </w:t>
+      </w:r>
+      <w:r>
+        <w:rPr>
+          <w:rFonts w:ascii="Times New Roman" w:hAnsi="Times New Roman" w:eastAsia="Times New Roman"/>
+          <w:b w:val="0"/>
+          <w:sz w:val="24"/>
+          <w:vertAlign w:val="superscript"/>
+        </w:rPr>
+        <w:t>34</w:t>
+      </w:r>
+      <w:r>
+        <w:rPr>
+          <w:rFonts w:ascii="Times New Roman" w:hAnsi="Times New Roman" w:eastAsia="Times New Roman"/>
+          <w:b w:val="0"/>
+          <w:sz w:val="24"/>
+        </w:rPr>
+        <w:t>)</w:t>
+      </w:r>
+      <w:r>
+        <w:rPr>
+          <w:rFonts w:ascii="Times New Roman" w:hAnsi="Times New Roman" w:eastAsia="Times New Roman"/>
+          <w:b w:val="0"/>
+          <w:sz w:val="24"/>
+        </w:rPr>
+        <w:t>.</w:t>
+      </w:r>
+    </w:p>
+    <w:p>
+      <w:pPr>
+        <w:ind w:firstLine="720"/>
+      </w:pPr>
+      <w:r>
+        <w:rPr>
+          <w:rFonts w:ascii="Times New Roman" w:hAnsi="Times New Roman" w:eastAsia="Times New Roman"/>
+          <w:b w:val="0"/>
+          <w:sz w:val="24"/>
+        </w:rPr>
+        <w:t xml:space="preserve">The implications for S&amp;C professionals are significant. Athletes with type 2 diabetes require careful exercise programming that accounts for glycemic management, and medication changes can substantially alter blood glucose responses to exercise. Glucagon-like peptide-1 receptor agonists reduce appetite and may cause gastrointestinal side effects that affect training tolerance, while insulin therapy introduces hypoglycemia risk that demands specific protocols for pre-exercise carbohydrate intake and blood glucose monitoring. A sudden regulatory-mandated switch from a GLP-1 agonist to insulin would require comprehensive adjustment of the athlete's nutrition and training plan. The growing prevalence of type 2 diabetes among masters athletes and in sports with historically higher body mass amplifies the potential impact of any future prohibition of these agents </w:t>
+      </w:r>
+      <w:r>
+        <w:rPr>
+          <w:rFonts w:ascii="Times New Roman" w:hAnsi="Times New Roman" w:eastAsia="Times New Roman"/>
+          <w:b w:val="0"/>
+          <w:sz w:val="24"/>
+        </w:rPr>
+        <w:t>(</w:t>
+      </w:r>
+      <w:r>
+        <w:rPr>
+          <w:rFonts w:ascii="Times New Roman" w:hAnsi="Times New Roman" w:eastAsia="Times New Roman"/>
+          <w:b w:val="0"/>
+          <w:sz w:val="24"/>
+          <w:vertAlign w:val="superscript"/>
+        </w:rPr>
+        <w:t>2</w:t>
+      </w:r>
+      <w:r>
+        <w:rPr>
+          <w:rFonts w:ascii="Times New Roman" w:hAnsi="Times New Roman" w:eastAsia="Times New Roman"/>
+          <w:b w:val="0"/>
+          <w:sz w:val="24"/>
+        </w:rPr>
+        <w:t>)</w:t>
+      </w:r>
+      <w:r>
+        <w:rPr>
+          <w:rFonts w:ascii="Times New Roman" w:hAnsi="Times New Roman" w:eastAsia="Times New Roman"/>
+          <w:b w:val="0"/>
+          <w:sz w:val="24"/>
+        </w:rPr>
+        <w:t>.</w:t>
+      </w:r>
+    </w:p>
+    <w:p>
+      <w:pPr>
+        <w:spacing w:before="240" w:after="120"/>
+      </w:pPr>
+      <w:r>
+        <w:rPr>
+          <w:rFonts w:ascii="Times New Roman" w:hAnsi="Times New Roman" w:eastAsia="Times New Roman"/>
+          <w:b/>
+          <w:sz w:val="24"/>
+        </w:rPr>
+        <w:t>Male Hypogonadism and Testosterone Replacement</w:t>
+      </w:r>
+    </w:p>
+    <w:p>
+      <w:pPr>
+        <w:ind w:firstLine="720"/>
+      </w:pPr>
       <w:r>
         <w:rPr>
           <w:rFonts w:ascii="Times New Roman" w:hAnsi="Times New Roman" w:eastAsia="Times New Roman"/>
@@ -667,13 +2609,8 @@
           <w:color w:val="000000"/>
           <w:sz w:val="24"/>
         </w:rPr>
-        <w:t xml:space="preserve"> documented athlete experiences with the anti-doping system. However, these studies focused on single disease areas or policy dimensions. A comprehensive, cross-disease comparison that maps the full landscape of clinical-competition gaps has not been attempted.</w:t>
-      </w:r>
-    </w:p>
-    <w:p>
-      <w:pPr>
-        <w:ind w:firstLine="720"/>
-      </w:pPr>
+        <w:t xml:space="preserve">The discrepancy between clinical and anti-doping standards is perhaps most pronounced in male hypogonadism. The Endocrine Society 2018 clinical practice guideline recommends testosterone replacement therapy (TRT) for men with consistently low testosterone levels (&lt;300 ng/dL on two morning measurements) accompanied by symptoms, without mandating that the etiology be exclusively organic </w:t>
+      </w:r>
       <w:r>
         <w:rPr>
           <w:rFonts w:ascii="Times New Roman" w:hAnsi="Times New Roman" w:eastAsia="Times New Roman"/>
@@ -683,13 +2620,8 @@
           <w:color w:val="000000"/>
           <w:sz w:val="24"/>
         </w:rPr>
-        <w:t>The role of S&amp;C professionals in this context is particularly important yet under-recognized. As daily points of contact with athletes during training, S&amp;C practitioners are often the first to observe performance changes that may be attributable to medication adjustments, suboptimal symptom control, or TUE-related treatment compromises. The National Strength and Conditioning Association (NSCA) Code of Ethics emphasizes the responsibility of certified professionals to act in the best interest of athlete health and safety. Understanding the clinical-competition gap is therefore directly relevant to S&amp;C professional practice and athlete advocacy.</w:t>
-      </w:r>
-    </w:p>
-    <w:p>
-      <w:pPr>
-        <w:ind w:firstLine="720"/>
-      </w:pPr>
+        <w:t>(</w:t>
+      </w:r>
       <w:r>
         <w:rPr>
           <w:rFonts w:ascii="Times New Roman" w:hAnsi="Times New Roman" w:eastAsia="Times New Roman"/>
@@ -698,8 +2630,9 @@
           <w:strike w:val="0"/>
           <w:color w:val="000000"/>
           <w:sz w:val="24"/>
-        </w:rPr>
-        <w:t xml:space="preserve">A further dimension of this gap is the variability in TUE access across jurisdictions, sports, and competitive tiers. While the ISTUE establishes universal criteria, practical implementation by national anti-doping organizations (NADOs) and international federations (Ifs) varies. Athlete surveys and TUE guidance documents indicate that some NADOs require proof of national-team status, international results, or prior anti-doping testing before accepting TUE applications, creating de facto barriers for emerging, sub-elite, and recreational athletes </w:t>
+          <w:vertAlign w:val="superscript"/>
+        </w:rPr>
+        <w:t>5</w:t>
       </w:r>
       <w:r>
         <w:rPr>
@@ -710,7 +2643,7 @@
           <w:color w:val="000000"/>
           <w:sz w:val="24"/>
         </w:rPr>
-        <w:t>(</w:t>
+        <w:t>)</w:t>
       </w:r>
       <w:r>
         <w:rPr>
@@ -720,9 +2653,8 @@
           <w:strike w:val="0"/>
           <w:color w:val="000000"/>
           <w:sz w:val="24"/>
-          <w:vertAlign w:val="superscript"/>
-        </w:rPr>
-        <w:t>43</w:t>
+        </w:rPr>
+        <w:t xml:space="preserve">. The EAU 2024 guidelines similarly recognize late-onset hypogonadism (LOH) as a treatable condition when lifestyle modifications fail to restore testosterone levels </w:t>
       </w:r>
       <w:r>
         <w:rPr>
@@ -733,7 +2665,7 @@
           <w:color w:val="000000"/>
           <w:sz w:val="24"/>
         </w:rPr>
-        <w:t xml:space="preserve">, </w:t>
+        <w:t>(</w:t>
       </w:r>
       <w:r>
         <w:rPr>
@@ -745,7 +2677,7 @@
           <w:sz w:val="24"/>
           <w:vertAlign w:val="superscript"/>
         </w:rPr>
-        <w:t>23</w:t>
+        <w:t>7</w:t>
       </w:r>
       <w:r>
         <w:rPr>
@@ -756,7 +2688,7 @@
           <w:color w:val="000000"/>
           <w:sz w:val="24"/>
         </w:rPr>
-        <w:t xml:space="preserve">, </w:t>
+        <w:t>)</w:t>
       </w:r>
       <w:r>
         <w:rPr>
@@ -766,9 +2698,8 @@
           <w:strike w:val="0"/>
           <w:color w:val="000000"/>
           <w:sz w:val="24"/>
-          <w:vertAlign w:val="superscript"/>
-        </w:rPr>
-        <w:t>32</w:t>
+        </w:rPr>
+        <w:t xml:space="preserve">. The TRAVERSE trial 2023 provided landmark evidence that TRT does not increase major adverse cardiovascular events in men aged 45–80 with hypogonadism, removing a major historical safety concern </w:t>
       </w:r>
       <w:r>
         <w:rPr>
@@ -779,7 +2710,7 @@
           <w:color w:val="000000"/>
           <w:sz w:val="24"/>
         </w:rPr>
-        <w:t>)</w:t>
+        <w:t>(</w:t>
       </w:r>
       <w:r>
         <w:rPr>
@@ -789,8 +2720,9 @@
           <w:strike w:val="0"/>
           <w:color w:val="000000"/>
           <w:sz w:val="24"/>
-        </w:rPr>
-        <w:t xml:space="preserve">. Systematic data on application eligibility by competitive tier are limited, but the documented variation in TUE approval rates across sports and Olympic Games suggests that access is not uniform </w:t>
+          <w:vertAlign w:val="superscript"/>
+        </w:rPr>
+        <w:t>18</w:t>
       </w:r>
       <w:r>
         <w:rPr>
@@ -801,7 +2733,7 @@
           <w:color w:val="000000"/>
           <w:sz w:val="24"/>
         </w:rPr>
-        <w:t>(</w:t>
+        <w:t>)</w:t>
       </w:r>
       <w:r>
         <w:rPr>
@@ -811,10 +2743,14 @@
           <w:strike w:val="0"/>
           <w:color w:val="000000"/>
           <w:sz w:val="24"/>
-          <w:vertAlign w:val="superscript"/>
-        </w:rPr>
-        <w:t>32</w:t>
-      </w:r>
+        </w:rPr>
+        <w:t>.</w:t>
+      </w:r>
+    </w:p>
+    <w:p>
+      <w:pPr>
+        <w:ind w:firstLine="720"/>
+      </w:pPr>
       <w:r>
         <w:rPr>
           <w:rFonts w:ascii="Times New Roman" w:hAnsi="Times New Roman" w:eastAsia="Times New Roman"/>
@@ -824,7 +2760,7 @@
           <w:color w:val="000000"/>
           <w:sz w:val="24"/>
         </w:rPr>
-        <w:t>)</w:t>
+        <w:t xml:space="preserve">Organic hypogonadism refers to conditions with identifiable pathology of the hypothalamic-pituitary-gonadal axis, such as Klinefelter syndrome, pituitary tumor, testicular injury, chemotherapy, or severe congenital disorders. Functional hypogonadism refers to testosterone deficiency without a discrete structural lesion, including age-related (late-onset) decline, obesity-associated suppression, opioid-induced suppression, and hypothalamic dysfunction from chronic energy deficit or overtraining. Clinical guidelines generally do not require a biopsy-proven structural diagnosis to initiate TRT; instead, they rely on consistent biochemical values plus symptoms after reversible causes are addressed </w:t>
       </w:r>
       <w:r>
         <w:rPr>
@@ -835,39 +2771,8 @@
           <w:color w:val="000000"/>
           <w:sz w:val="24"/>
         </w:rPr>
-        <w:t xml:space="preserve">. </w:t>
-      </w:r>
-    </w:p>
-    <w:p>
-      <w:pPr>
-        <w:spacing w:before="240" w:after="120"/>
-      </w:pPr>
-      <w:r>
-        <w:rPr>
-          <w:rFonts w:ascii="Times New Roman" w:hAnsi="Times New Roman" w:eastAsia="Times New Roman"/>
-          <w:b/>
-          <w:sz w:val="28"/>
-        </w:rPr>
-        <w:t>METHODS</w:t>
-      </w:r>
-    </w:p>
-    <w:p>
-      <w:pPr>
-        <w:spacing w:before="240" w:after="120"/>
-      </w:pPr>
-      <w:r>
-        <w:rPr>
-          <w:rFonts w:ascii="Times New Roman" w:hAnsi="Times New Roman" w:eastAsia="Times New Roman"/>
-          <w:b/>
-          <w:sz w:val="24"/>
-        </w:rPr>
-        <w:t>Protocol and Registration</w:t>
-      </w:r>
-    </w:p>
-    <w:p>
-      <w:pPr>
-        <w:ind w:firstLine="720"/>
-      </w:pPr>
+        <w:t>(</w:t>
+      </w:r>
       <w:r>
         <w:rPr>
           <w:rFonts w:ascii="Times New Roman" w:hAnsi="Times New Roman" w:eastAsia="Times New Roman"/>
@@ -876,8 +2781,9 @@
           <w:strike w:val="0"/>
           <w:color w:val="000000"/>
           <w:sz w:val="24"/>
-        </w:rPr>
-        <w:t xml:space="preserve">This scoping review was conducted in accordance with the PRISMA-ScR (Preferred Reporting Items for Systematic Reviews and Meta-Analyses extension for Scoping Reviews) guidelines </w:t>
+          <w:vertAlign w:val="superscript"/>
+        </w:rPr>
+        <w:t>5</w:t>
       </w:r>
       <w:r>
         <w:rPr>
@@ -888,7 +2794,7 @@
           <w:color w:val="000000"/>
           <w:sz w:val="24"/>
         </w:rPr>
-        <w:t>(</w:t>
+        <w:t xml:space="preserve">, </w:t>
       </w:r>
       <w:r>
         <w:rPr>
@@ -900,7 +2806,7 @@
           <w:sz w:val="24"/>
           <w:vertAlign w:val="superscript"/>
         </w:rPr>
-        <w:t>29</w:t>
+        <w:t>7</w:t>
       </w:r>
       <w:r>
         <w:rPr>
@@ -922,8 +2828,92 @@
           <w:color w:val="000000"/>
           <w:sz w:val="24"/>
         </w:rPr>
-        <w:t xml:space="preserve"> and followed the methodological framework outlined by Arksey and O'Malley </w:t>
-      </w:r>
+        <w:t>.</w:t>
+      </w:r>
+    </w:p>
+    <w:p>
+      <w:pPr>
+        <w:ind w:firstLine="720"/>
+      </w:pPr>
+      <w:r>
+        <w:rPr>
+          <w:rFonts w:ascii="Times New Roman" w:hAnsi="Times New Roman" w:eastAsia="Times New Roman"/>
+          <w:b w:val="0"/>
+          <w:sz w:val="24"/>
+        </w:rPr>
+        <w:t xml:space="preserve">In contrast, WADA's TUE Physician Guidelines for male hypogonadism explicitly state that "TUE should only be granted for organic causes of hypogonadism" and that "functional hypogonadism should not be granted a TUE" </w:t>
+      </w:r>
+      <w:r>
+        <w:rPr>
+          <w:rFonts w:ascii="Times New Roman" w:hAnsi="Times New Roman" w:eastAsia="Times New Roman"/>
+          <w:b w:val="0"/>
+          <w:sz w:val="24"/>
+        </w:rPr>
+        <w:t>(</w:t>
+      </w:r>
+      <w:r>
+        <w:rPr>
+          <w:rFonts w:ascii="Times New Roman" w:hAnsi="Times New Roman" w:eastAsia="Times New Roman"/>
+          <w:b w:val="0"/>
+          <w:sz w:val="24"/>
+          <w:vertAlign w:val="superscript"/>
+        </w:rPr>
+        <w:t>40</w:t>
+      </w:r>
+      <w:r>
+        <w:rPr>
+          <w:rFonts w:ascii="Times New Roman" w:hAnsi="Times New Roman" w:eastAsia="Times New Roman"/>
+          <w:b w:val="0"/>
+          <w:sz w:val="24"/>
+        </w:rPr>
+        <w:t>)</w:t>
+      </w:r>
+      <w:r>
+        <w:rPr>
+          <w:rFonts w:ascii="Times New Roman" w:hAnsi="Times New Roman" w:eastAsia="Times New Roman"/>
+          <w:b w:val="0"/>
+          <w:sz w:val="24"/>
+        </w:rPr>
+        <w:t xml:space="preserve">. The World Anti-Doping Agency's concern is that TRT can restore physiological testosterone levels but may also be abused to produce supraphysiological effects, particularly in athletes whose hypogonadism is related to energy deficit, overtraining, or prior anabolic use </w:t>
+      </w:r>
+      <w:r>
+        <w:rPr>
+          <w:rFonts w:ascii="Times New Roman" w:hAnsi="Times New Roman" w:eastAsia="Times New Roman"/>
+          <w:b w:val="0"/>
+          <w:sz w:val="24"/>
+        </w:rPr>
+        <w:t>(</w:t>
+      </w:r>
+      <w:r>
+        <w:rPr>
+          <w:rFonts w:ascii="Times New Roman" w:hAnsi="Times New Roman" w:eastAsia="Times New Roman"/>
+          <w:b w:val="0"/>
+          <w:sz w:val="24"/>
+          <w:vertAlign w:val="superscript"/>
+        </w:rPr>
+        <w:t>40</w:t>
+      </w:r>
+      <w:r>
+        <w:rPr>
+          <w:rFonts w:ascii="Times New Roman" w:hAnsi="Times New Roman" w:eastAsia="Times New Roman"/>
+          <w:b w:val="0"/>
+          <w:sz w:val="24"/>
+        </w:rPr>
+        <w:t>)</w:t>
+      </w:r>
+      <w:r>
+        <w:rPr>
+          <w:rFonts w:ascii="Times New Roman" w:hAnsi="Times New Roman" w:eastAsia="Times New Roman"/>
+          <w:b w:val="0"/>
+          <w:sz w:val="24"/>
+        </w:rPr>
+        <w:t>. The organic-only rule therefore seeks to prevent misuse, but it excludes: age-related testosterone decline (LOH), obesity-associated hypogonadism, opioid-induced hypogonadism, and hypothalamic dysfunction from overtraining—all conditions for which clinical guidelines may recommend TRT after conservative measures fail.</w:t>
+      </w:r>
+    </w:p>
+    <w:p>
+      <w:pPr>
+        <w:ind w:firstLine="720"/>
+      </w:pPr>
       <w:r>
         <w:rPr>
           <w:rFonts w:ascii="Times New Roman" w:hAnsi="Times New Roman" w:eastAsia="Times New Roman"/>
@@ -933,7 +2923,7 @@
           <w:color w:val="000000"/>
           <w:sz w:val="24"/>
         </w:rPr>
-        <w:t>(</w:t>
+        <w:t xml:space="preserve">The growing masters athlete population is disproportionately affected by this gap. A study of 183 male athletes older than 50 years found that 11.5% had severe testosterone deficiency (&lt;8 nmol/L) and 26.2% had mild deficiency (8–12 nmol/L), with prevalence rising with age </w:t>
       </w:r>
       <w:r>
         <w:rPr>
@@ -943,9 +2933,8 @@
           <w:strike w:val="0"/>
           <w:color w:val="000000"/>
           <w:sz w:val="24"/>
-          <w:vertAlign w:val="superscript"/>
-        </w:rPr>
-        <w:t>3</w:t>
+        </w:rPr>
+        <w:t>(</w:t>
       </w:r>
       <w:r>
         <w:rPr>
@@ -955,8 +2944,9 @@
           <w:strike w:val="0"/>
           <w:color w:val="000000"/>
           <w:sz w:val="24"/>
-        </w:rPr>
-        <w:t>)</w:t>
+          <w:vertAlign w:val="superscript"/>
+        </w:rPr>
+        <w:t>6</w:t>
       </w:r>
       <w:r>
         <w:rPr>
@@ -967,7 +2957,7 @@
           <w:color w:val="000000"/>
           <w:sz w:val="24"/>
         </w:rPr>
-        <w:t xml:space="preserve"> as refined by Levac et al. </w:t>
+        <w:t>)</w:t>
       </w:r>
       <w:r>
         <w:rPr>
@@ -978,7 +2968,7 @@
           <w:color w:val="000000"/>
           <w:sz w:val="24"/>
         </w:rPr>
-        <w:t>(</w:t>
+        <w:t xml:space="preserve">. The 2024 World Masters Athletics Championships registered 8,029 athletes </w:t>
       </w:r>
       <w:r>
         <w:rPr>
@@ -988,9 +2978,8 @@
           <w:strike w:val="0"/>
           <w:color w:val="000000"/>
           <w:sz w:val="24"/>
-          <w:vertAlign w:val="superscript"/>
-        </w:rPr>
-        <w:t>17</w:t>
+        </w:rPr>
+        <w:t>(</w:t>
       </w:r>
       <w:r>
         <w:rPr>
@@ -1000,8 +2989,9 @@
           <w:strike w:val="0"/>
           <w:color w:val="000000"/>
           <w:sz w:val="24"/>
-        </w:rPr>
-        <w:t>)</w:t>
+          <w:vertAlign w:val="superscript"/>
+        </w:rPr>
+        <w:t>44</w:t>
       </w:r>
       <w:r>
         <w:rPr>
@@ -1012,26 +3002,8 @@
           <w:color w:val="000000"/>
           <w:sz w:val="24"/>
         </w:rPr>
-        <w:t>. The review protocol was developed a priori but was not registered in a systematic review database. A completed PRISMA-ScR checklist is provided as a supplementary file.</w:t>
-      </w:r>
-    </w:p>
-    <w:p>
-      <w:pPr>
-        <w:spacing w:before="240" w:after="120"/>
-      </w:pPr>
-      <w:r>
-        <w:rPr>
-          <w:rFonts w:ascii="Times New Roman" w:hAnsi="Times New Roman" w:eastAsia="Times New Roman"/>
-          <w:b/>
-          <w:sz w:val="24"/>
-        </w:rPr>
-        <w:t>Eligibility Criteria</w:t>
-      </w:r>
-    </w:p>
-    <w:p>
-      <w:pPr>
-        <w:ind w:firstLine="720"/>
-      </w:pPr>
+        <w:t>)</w:t>
+      </w:r>
       <w:r>
         <w:rPr>
           <w:rFonts w:ascii="Times New Roman" w:hAnsi="Times New Roman" w:eastAsia="Times New Roman"/>
@@ -1041,26 +3013,8 @@
           <w:color w:val="000000"/>
           <w:sz w:val="24"/>
         </w:rPr>
-        <w:t>Sources were eligible for inclusion if they: (a) were WADA regulatory documents, including the Prohibited List, ISTUE, TUE Physician Guidelines, or Monitoring Program documents published between 2018 and 2026; (b) were clinical practice guidelines from recognized international or national medical organizations, published or updated between 2018 and 2026; (c) were peer-reviewed articles examining the interface between anti-doping regulations and clinical treatment in athletes; or (d) were landmark clinical trials that fundamentally altered treatment recommendations for conditions relevant to the TUE system. Sources were excluded if they: (a) predated 2018 and had been superseded by newer guidelines; (b) addressed substances not on the current Prohibited List; (c) were non-English or non-peer-reviewed opinion pieces without primary data; or (d) focused exclusively on performance enhancement without clinical treatment context.</w:t>
-      </w:r>
-    </w:p>
-    <w:p>
-      <w:pPr>
-        <w:spacing w:before="240" w:after="120"/>
-      </w:pPr>
-      <w:r>
-        <w:rPr>
-          <w:rFonts w:ascii="Times New Roman" w:hAnsi="Times New Roman" w:eastAsia="Times New Roman"/>
-          <w:b/>
-          <w:sz w:val="24"/>
-        </w:rPr>
-        <w:t>Information Sources and Search Strategy</w:t>
-      </w:r>
-    </w:p>
-    <w:p>
-      <w:pPr>
-        <w:ind w:firstLine="720"/>
-      </w:pPr>
+        <w:t xml:space="preserve">, and the 2027 World Masters Games had more than 24,000 registrants </w:t>
+      </w:r>
       <w:r>
         <w:rPr>
           <w:rFonts w:ascii="Times New Roman" w:hAnsi="Times New Roman" w:eastAsia="Times New Roman"/>
@@ -1070,26 +3024,8 @@
           <w:color w:val="000000"/>
           <w:sz w:val="24"/>
         </w:rPr>
-        <w:t>A comprehensive search was conducted across PubMed/MEDLINE (n=312), Embase (n=198), SPORTDiscus (n=121), the Cochrane Library (n=84), and Web of Science (n=132) from January 2018 to March 2026. The combined database search yielded 847 records. The search strategy combined terms related to three concepts: (a) anti-doping and TUE (e.g., "therapeutic use exemption," "WADA," "prohibited list," "anti-doping"); (b) clinical guidelines (e.g., "clinical practice guideline," "treatment recommendation," "standard of care"); and (c) specific disease areas (e.g., "asthma," "ADHD," "hypogonadism," "diabetes," "glucocorticoid," "cardiovascular," "PMOS," "PCOS"). Grey literature searches included the WADA website (wada-ama.org), clinical guideline repositories (NICE Evidence Search, Guidelines International Network), Court of Arbitration for Sport (CAS) databases, and reference lists of included articles.</w:t>
-      </w:r>
-    </w:p>
-    <w:p>
-      <w:pPr>
-        <w:spacing w:before="240" w:after="120"/>
-      </w:pPr>
-      <w:r>
-        <w:rPr>
-          <w:rFonts w:ascii="Times New Roman" w:hAnsi="Times New Roman" w:eastAsia="Times New Roman"/>
-          <w:b/>
-          <w:sz w:val="24"/>
-        </w:rPr>
-        <w:t>Selection of Sources of Evidence</w:t>
-      </w:r>
-    </w:p>
-    <w:p>
-      <w:pPr>
-        <w:ind w:firstLine="720"/>
-      </w:pPr>
+        <w:t>(</w:t>
+      </w:r>
       <w:r>
         <w:rPr>
           <w:rFonts w:ascii="Times New Roman" w:hAnsi="Times New Roman" w:eastAsia="Times New Roman"/>
@@ -1098,8 +3034,1022 @@
           <w:strike w:val="0"/>
           <w:color w:val="000000"/>
           <w:sz w:val="24"/>
-        </w:rPr>
-        <w:t>Two reviewers independently screened titles and abstracts against eligibility criteria, followed by full-text review of potentially relevant sources. Discrepancies were resolved through discussion and consensus. The selection process is documented in the PRISMA-ScR flow diagram (Figure 1).</w:t>
+          <w:vertAlign w:val="superscript"/>
+        </w:rPr>
+        <w:t>15</w:t>
+      </w:r>
+      <w:r>
+        <w:rPr>
+          <w:rFonts w:ascii="Times New Roman" w:hAnsi="Times New Roman" w:eastAsia="Times New Roman"/>
+          <w:b w:val="0"/>
+          <w:i w:val="0"/>
+          <w:strike w:val="0"/>
+          <w:color w:val="000000"/>
+          <w:sz w:val="24"/>
+        </w:rPr>
+        <w:t>)</w:t>
+      </w:r>
+      <w:r>
+        <w:rPr>
+          <w:rFonts w:ascii="Times New Roman" w:hAnsi="Times New Roman" w:eastAsia="Times New Roman"/>
+          <w:b w:val="0"/>
+          <w:i w:val="0"/>
+          <w:strike w:val="0"/>
+          <w:color w:val="000000"/>
+          <w:sz w:val="24"/>
+        </w:rPr>
+        <w:t xml:space="preserve">. These data indicate that a large and growing population of older competitive athletes may meet clinical criteria for TRT while failing WADA's organic-only TUE criterion. A 52-year-old masters track athlete with documented LOH (testosterone 220 ng/dL on two occasions), persistent symptoms despite six months of lifestyle modification, and an endocrinologist's TRT recommendation faces an irreconcilable conflict between evidence-based medicine and anti-doping compliance </w:t>
+      </w:r>
+      <w:r>
+        <w:rPr>
+          <w:rFonts w:ascii="Times New Roman" w:hAnsi="Times New Roman" w:eastAsia="Times New Roman"/>
+          <w:b w:val="0"/>
+          <w:i w:val="0"/>
+          <w:strike w:val="0"/>
+          <w:color w:val="000000"/>
+          <w:sz w:val="24"/>
+        </w:rPr>
+        <w:t>(</w:t>
+      </w:r>
+      <w:r>
+        <w:rPr>
+          <w:rFonts w:ascii="Times New Roman" w:hAnsi="Times New Roman" w:eastAsia="Times New Roman"/>
+          <w:b w:val="0"/>
+          <w:i w:val="0"/>
+          <w:strike w:val="0"/>
+          <w:color w:val="000000"/>
+          <w:sz w:val="24"/>
+          <w:vertAlign w:val="superscript"/>
+        </w:rPr>
+        <w:t>40</w:t>
+      </w:r>
+      <w:r>
+        <w:rPr>
+          <w:rFonts w:ascii="Times New Roman" w:hAnsi="Times New Roman" w:eastAsia="Times New Roman"/>
+          <w:b w:val="0"/>
+          <w:i w:val="0"/>
+          <w:strike w:val="0"/>
+          <w:color w:val="000000"/>
+          <w:sz w:val="24"/>
+        </w:rPr>
+        <w:t xml:space="preserve">, </w:t>
+      </w:r>
+      <w:r>
+        <w:rPr>
+          <w:rFonts w:ascii="Times New Roman" w:hAnsi="Times New Roman" w:eastAsia="Times New Roman"/>
+          <w:b w:val="0"/>
+          <w:i w:val="0"/>
+          <w:strike w:val="0"/>
+          <w:color w:val="000000"/>
+          <w:sz w:val="24"/>
+          <w:vertAlign w:val="superscript"/>
+        </w:rPr>
+        <w:t>5</w:t>
+      </w:r>
+      <w:r>
+        <w:rPr>
+          <w:rFonts w:ascii="Times New Roman" w:hAnsi="Times New Roman" w:eastAsia="Times New Roman"/>
+          <w:b w:val="0"/>
+          <w:i w:val="0"/>
+          <w:strike w:val="0"/>
+          <w:color w:val="000000"/>
+          <w:sz w:val="24"/>
+        </w:rPr>
+        <w:t>)</w:t>
+      </w:r>
+      <w:r>
+        <w:rPr>
+          <w:rFonts w:ascii="Times New Roman" w:hAnsi="Times New Roman" w:eastAsia="Times New Roman"/>
+          <w:b w:val="0"/>
+          <w:i w:val="0"/>
+          <w:strike w:val="0"/>
+          <w:color w:val="000000"/>
+          <w:sz w:val="24"/>
+        </w:rPr>
+        <w:t>.</w:t>
+      </w:r>
+    </w:p>
+    <w:p>
+      <w:pPr>
+        <w:ind w:firstLine="720"/>
+      </w:pPr>
+      <w:r>
+        <w:rPr>
+          <w:rFonts w:ascii="Times New Roman" w:hAnsi="Times New Roman" w:eastAsia="Times New Roman"/>
+          <w:b w:val="0"/>
+          <w:i w:val="0"/>
+          <w:strike w:val="0"/>
+          <w:color w:val="000000"/>
+          <w:sz w:val="24"/>
+        </w:rPr>
+        <w:t xml:space="preserve">The implications for training and performance are substantial. Untreated or undertreated hypogonadism is associated with decreased lean body mass, increased fat mass, reduced bone mineral density, impaired recovery from training, persistent fatigue, decreased motivation, and depressive symptoms </w:t>
+      </w:r>
+      <w:r>
+        <w:rPr>
+          <w:rFonts w:ascii="Times New Roman" w:hAnsi="Times New Roman" w:eastAsia="Times New Roman"/>
+          <w:b w:val="0"/>
+          <w:i w:val="0"/>
+          <w:strike w:val="0"/>
+          <w:color w:val="000000"/>
+          <w:sz w:val="24"/>
+        </w:rPr>
+        <w:t>(</w:t>
+      </w:r>
+      <w:r>
+        <w:rPr>
+          <w:rFonts w:ascii="Times New Roman" w:hAnsi="Times New Roman" w:eastAsia="Times New Roman"/>
+          <w:b w:val="0"/>
+          <w:i w:val="0"/>
+          <w:strike w:val="0"/>
+          <w:color w:val="000000"/>
+          <w:sz w:val="24"/>
+          <w:vertAlign w:val="superscript"/>
+        </w:rPr>
+        <w:t>5</w:t>
+      </w:r>
+      <w:r>
+        <w:rPr>
+          <w:rFonts w:ascii="Times New Roman" w:hAnsi="Times New Roman" w:eastAsia="Times New Roman"/>
+          <w:b w:val="0"/>
+          <w:i w:val="0"/>
+          <w:strike w:val="0"/>
+          <w:color w:val="000000"/>
+          <w:sz w:val="24"/>
+        </w:rPr>
+        <w:t>)</w:t>
+      </w:r>
+      <w:r>
+        <w:rPr>
+          <w:rFonts w:ascii="Times New Roman" w:hAnsi="Times New Roman" w:eastAsia="Times New Roman"/>
+          <w:b w:val="0"/>
+          <w:i w:val="0"/>
+          <w:strike w:val="0"/>
+          <w:color w:val="000000"/>
+          <w:sz w:val="24"/>
+        </w:rPr>
+        <w:t xml:space="preserve">. For S&amp;C professionals, these symptoms may manifest as unexplained performance plateaus, difficulty maintaining training loads, prolonged soreness after sessions, and decreased training adherence. The ethical dimension is also noteworthy: denying an athlete access to a treatment considered standard of care in the general population raises questions about the proportionality of anti-doping measures, particularly when the goal of TRT is restoration to normal physiological range rather than supraphysiological enhancement </w:t>
+      </w:r>
+      <w:r>
+        <w:rPr>
+          <w:rFonts w:ascii="Times New Roman" w:hAnsi="Times New Roman" w:eastAsia="Times New Roman"/>
+          <w:b w:val="0"/>
+          <w:i w:val="0"/>
+          <w:strike w:val="0"/>
+          <w:color w:val="000000"/>
+          <w:sz w:val="24"/>
+        </w:rPr>
+        <w:t>(</w:t>
+      </w:r>
+      <w:r>
+        <w:rPr>
+          <w:rFonts w:ascii="Times New Roman" w:hAnsi="Times New Roman" w:eastAsia="Times New Roman"/>
+          <w:b w:val="0"/>
+          <w:i w:val="0"/>
+          <w:strike w:val="0"/>
+          <w:color w:val="000000"/>
+          <w:sz w:val="24"/>
+          <w:vertAlign w:val="superscript"/>
+        </w:rPr>
+        <w:t>18</w:t>
+      </w:r>
+      <w:r>
+        <w:rPr>
+          <w:rFonts w:ascii="Times New Roman" w:hAnsi="Times New Roman" w:eastAsia="Times New Roman"/>
+          <w:b w:val="0"/>
+          <w:i w:val="0"/>
+          <w:strike w:val="0"/>
+          <w:color w:val="000000"/>
+          <w:sz w:val="24"/>
+        </w:rPr>
+        <w:t>)</w:t>
+      </w:r>
+      <w:r>
+        <w:rPr>
+          <w:rFonts w:ascii="Times New Roman" w:hAnsi="Times New Roman" w:eastAsia="Times New Roman"/>
+          <w:b w:val="0"/>
+          <w:i w:val="0"/>
+          <w:strike w:val="0"/>
+          <w:color w:val="000000"/>
+          <w:sz w:val="24"/>
+        </w:rPr>
+        <w:t>.</w:t>
+      </w:r>
+    </w:p>
+    <w:p>
+      <w:pPr>
+        <w:spacing w:before="240" w:after="120"/>
+      </w:pPr>
+      <w:r>
+        <w:rPr>
+          <w:rFonts w:ascii="Times New Roman" w:hAnsi="Times New Roman" w:eastAsia="Times New Roman"/>
+          <w:b/>
+          <w:sz w:val="24"/>
+        </w:rPr>
+        <w:t>Glucocorticoid Administration</w:t>
+      </w:r>
+    </w:p>
+    <w:p>
+      <w:pPr>
+        <w:ind w:firstLine="720"/>
+      </w:pPr>
+      <w:r>
+        <w:rPr>
+          <w:rFonts w:ascii="Times New Roman" w:hAnsi="Times New Roman" w:eastAsia="Times New Roman"/>
+          <w:b w:val="0"/>
+          <w:i w:val="0"/>
+          <w:strike w:val="0"/>
+          <w:color w:val="000000"/>
+          <w:sz w:val="24"/>
+        </w:rPr>
+        <w:t xml:space="preserve">Since 2022, WADA has prohibited all routes of glucocorticoid (GC) administration in-competition, including intra-articular injections that were previously permitted </w:t>
+      </w:r>
+      <w:r>
+        <w:rPr>
+          <w:rFonts w:ascii="Times New Roman" w:hAnsi="Times New Roman" w:eastAsia="Times New Roman"/>
+          <w:b w:val="0"/>
+          <w:i w:val="0"/>
+          <w:strike w:val="0"/>
+          <w:color w:val="000000"/>
+          <w:sz w:val="24"/>
+        </w:rPr>
+        <w:t>(</w:t>
+      </w:r>
+      <w:r>
+        <w:rPr>
+          <w:rFonts w:ascii="Times New Roman" w:hAnsi="Times New Roman" w:eastAsia="Times New Roman"/>
+          <w:b w:val="0"/>
+          <w:i w:val="0"/>
+          <w:strike w:val="0"/>
+          <w:color w:val="000000"/>
+          <w:sz w:val="24"/>
+          <w:vertAlign w:val="superscript"/>
+        </w:rPr>
+        <w:t>39</w:t>
+      </w:r>
+      <w:r>
+        <w:rPr>
+          <w:rFonts w:ascii="Times New Roman" w:hAnsi="Times New Roman" w:eastAsia="Times New Roman"/>
+          <w:b w:val="0"/>
+          <w:i w:val="0"/>
+          <w:strike w:val="0"/>
+          <w:color w:val="000000"/>
+          <w:sz w:val="24"/>
+        </w:rPr>
+        <w:t xml:space="preserve">, </w:t>
+      </w:r>
+      <w:r>
+        <w:rPr>
+          <w:rFonts w:ascii="Times New Roman" w:hAnsi="Times New Roman" w:eastAsia="Times New Roman"/>
+          <w:b w:val="0"/>
+          <w:i w:val="0"/>
+          <w:strike w:val="0"/>
+          <w:color w:val="000000"/>
+          <w:sz w:val="24"/>
+          <w:vertAlign w:val="superscript"/>
+        </w:rPr>
+        <w:t>37</w:t>
+      </w:r>
+      <w:r>
+        <w:rPr>
+          <w:rFonts w:ascii="Times New Roman" w:hAnsi="Times New Roman" w:eastAsia="Times New Roman"/>
+          <w:b w:val="0"/>
+          <w:i w:val="0"/>
+          <w:strike w:val="0"/>
+          <w:color w:val="000000"/>
+          <w:sz w:val="24"/>
+        </w:rPr>
+        <w:t>)</w:t>
+      </w:r>
+      <w:r>
+        <w:rPr>
+          <w:rFonts w:ascii="Times New Roman" w:hAnsi="Times New Roman" w:eastAsia="Times New Roman"/>
+          <w:b w:val="0"/>
+          <w:i w:val="0"/>
+          <w:strike w:val="0"/>
+          <w:color w:val="000000"/>
+          <w:sz w:val="24"/>
+        </w:rPr>
+        <w:t xml:space="preserve">. Washout periods were introduced: 3 days for most oral GCs, 10 days for oral triamcinolone, 5 days for intramuscular betamethasone/dexamethasone, and 60 days for intramuscular triamcinolone acetonide </w:t>
+      </w:r>
+      <w:r>
+        <w:rPr>
+          <w:rFonts w:ascii="Times New Roman" w:hAnsi="Times New Roman" w:eastAsia="Times New Roman"/>
+          <w:b w:val="0"/>
+          <w:i w:val="0"/>
+          <w:strike w:val="0"/>
+          <w:color w:val="000000"/>
+          <w:sz w:val="24"/>
+        </w:rPr>
+        <w:t>(</w:t>
+      </w:r>
+      <w:r>
+        <w:rPr>
+          <w:rFonts w:ascii="Times New Roman" w:hAnsi="Times New Roman" w:eastAsia="Times New Roman"/>
+          <w:b w:val="0"/>
+          <w:i w:val="0"/>
+          <w:strike w:val="0"/>
+          <w:color w:val="000000"/>
+          <w:sz w:val="24"/>
+          <w:vertAlign w:val="superscript"/>
+        </w:rPr>
+        <w:t>38</w:t>
+      </w:r>
+      <w:r>
+        <w:rPr>
+          <w:rFonts w:ascii="Times New Roman" w:hAnsi="Times New Roman" w:eastAsia="Times New Roman"/>
+          <w:b w:val="0"/>
+          <w:i w:val="0"/>
+          <w:strike w:val="0"/>
+          <w:color w:val="000000"/>
+          <w:sz w:val="24"/>
+        </w:rPr>
+        <w:t>)</w:t>
+      </w:r>
+      <w:r>
+        <w:rPr>
+          <w:rFonts w:ascii="Times New Roman" w:hAnsi="Times New Roman" w:eastAsia="Times New Roman"/>
+          <w:b w:val="0"/>
+          <w:i w:val="0"/>
+          <w:strike w:val="0"/>
+          <w:color w:val="000000"/>
+          <w:sz w:val="24"/>
+        </w:rPr>
+        <w:t xml:space="preserve">. Additionally, the 2026 modifications note that sustained-release formulations may produce detectable GC levels beyond published washout periods </w:t>
+      </w:r>
+      <w:r>
+        <w:rPr>
+          <w:rFonts w:ascii="Times New Roman" w:hAnsi="Times New Roman" w:eastAsia="Times New Roman"/>
+          <w:b w:val="0"/>
+          <w:i w:val="0"/>
+          <w:strike w:val="0"/>
+          <w:color w:val="000000"/>
+          <w:sz w:val="24"/>
+        </w:rPr>
+        <w:t>(</w:t>
+      </w:r>
+      <w:r>
+        <w:rPr>
+          <w:rFonts w:ascii="Times New Roman" w:hAnsi="Times New Roman" w:eastAsia="Times New Roman"/>
+          <w:b w:val="0"/>
+          <w:i w:val="0"/>
+          <w:strike w:val="0"/>
+          <w:color w:val="000000"/>
+          <w:sz w:val="24"/>
+          <w:vertAlign w:val="superscript"/>
+        </w:rPr>
+        <w:t>39</w:t>
+      </w:r>
+      <w:r>
+        <w:rPr>
+          <w:rFonts w:ascii="Times New Roman" w:hAnsi="Times New Roman" w:eastAsia="Times New Roman"/>
+          <w:b w:val="0"/>
+          <w:i w:val="0"/>
+          <w:strike w:val="0"/>
+          <w:color w:val="000000"/>
+          <w:sz w:val="24"/>
+        </w:rPr>
+        <w:t>)</w:t>
+      </w:r>
+      <w:r>
+        <w:rPr>
+          <w:rFonts w:ascii="Times New Roman" w:hAnsi="Times New Roman" w:eastAsia="Times New Roman"/>
+          <w:b w:val="0"/>
+          <w:i w:val="0"/>
+          <w:strike w:val="0"/>
+          <w:color w:val="000000"/>
+          <w:sz w:val="24"/>
+        </w:rPr>
+        <w:t>.</w:t>
+      </w:r>
+    </w:p>
+    <w:p>
+      <w:pPr>
+        <w:ind w:firstLine="720"/>
+      </w:pPr>
+      <w:r>
+        <w:rPr>
+          <w:rFonts w:ascii="Times New Roman" w:hAnsi="Times New Roman" w:eastAsia="Times New Roman"/>
+          <w:b w:val="0"/>
+          <w:i w:val="0"/>
+          <w:strike w:val="0"/>
+          <w:color w:val="000000"/>
+          <w:sz w:val="24"/>
+        </w:rPr>
+        <w:t xml:space="preserve">In sports medicine practice, intra-articular GC injections are a standard treatment for joint inflammation, tendinopathy, and osteoarthritis flares. The prohibition of these injections in-competition, combined with washout requirements, substantially restricts in-season treatment timing. A professional basketball player requiring a knee corticosteroid injection mid-season must now plan around competition schedules, potentially delaying necessary treatment. For inflammatory bowel disease (IBD) flares requiring oral prednisolone (a standard induction therapy), athletes face additional barriers if the flare coincides with competition periods </w:t>
+      </w:r>
+      <w:r>
+        <w:rPr>
+          <w:rFonts w:ascii="Times New Roman" w:hAnsi="Times New Roman" w:eastAsia="Times New Roman"/>
+          <w:b w:val="0"/>
+          <w:i w:val="0"/>
+          <w:strike w:val="0"/>
+          <w:color w:val="000000"/>
+          <w:sz w:val="24"/>
+        </w:rPr>
+        <w:t>(</w:t>
+      </w:r>
+      <w:r>
+        <w:rPr>
+          <w:rFonts w:ascii="Times New Roman" w:hAnsi="Times New Roman" w:eastAsia="Times New Roman"/>
+          <w:b w:val="0"/>
+          <w:i w:val="0"/>
+          <w:strike w:val="0"/>
+          <w:color w:val="000000"/>
+          <w:sz w:val="24"/>
+          <w:vertAlign w:val="superscript"/>
+        </w:rPr>
+        <w:t>37</w:t>
+      </w:r>
+      <w:r>
+        <w:rPr>
+          <w:rFonts w:ascii="Times New Roman" w:hAnsi="Times New Roman" w:eastAsia="Times New Roman"/>
+          <w:b w:val="0"/>
+          <w:i w:val="0"/>
+          <w:strike w:val="0"/>
+          <w:color w:val="000000"/>
+          <w:sz w:val="24"/>
+        </w:rPr>
+        <w:t xml:space="preserve">, </w:t>
+      </w:r>
+      <w:r>
+        <w:rPr>
+          <w:rFonts w:ascii="Times New Roman" w:hAnsi="Times New Roman" w:eastAsia="Times New Roman"/>
+          <w:b w:val="0"/>
+          <w:i w:val="0"/>
+          <w:strike w:val="0"/>
+          <w:color w:val="000000"/>
+          <w:sz w:val="24"/>
+          <w:vertAlign w:val="superscript"/>
+        </w:rPr>
+        <w:t>38</w:t>
+      </w:r>
+      <w:r>
+        <w:rPr>
+          <w:rFonts w:ascii="Times New Roman" w:hAnsi="Times New Roman" w:eastAsia="Times New Roman"/>
+          <w:b w:val="0"/>
+          <w:i w:val="0"/>
+          <w:strike w:val="0"/>
+          <w:color w:val="000000"/>
+          <w:sz w:val="24"/>
+        </w:rPr>
+        <w:t>)</w:t>
+      </w:r>
+      <w:r>
+        <w:rPr>
+          <w:rFonts w:ascii="Times New Roman" w:hAnsi="Times New Roman" w:eastAsia="Times New Roman"/>
+          <w:b w:val="0"/>
+          <w:i w:val="0"/>
+          <w:strike w:val="0"/>
+          <w:color w:val="000000"/>
+          <w:sz w:val="24"/>
+        </w:rPr>
+        <w:t>.</w:t>
+      </w:r>
+    </w:p>
+    <w:p>
+      <w:pPr>
+        <w:spacing w:before="240" w:after="120"/>
+      </w:pPr>
+      <w:r>
+        <w:rPr>
+          <w:rFonts w:ascii="Times New Roman" w:hAnsi="Times New Roman" w:eastAsia="Times New Roman"/>
+          <w:b/>
+          <w:sz w:val="24"/>
+        </w:rPr>
+        <w:t>Cardiovascular Disease: Diuretics and Beta-Blockers</w:t>
+      </w:r>
+    </w:p>
+    <w:p>
+      <w:pPr>
+        <w:ind w:firstLine="720"/>
+      </w:pPr>
+      <w:r>
+        <w:rPr>
+          <w:rFonts w:ascii="Times New Roman" w:hAnsi="Times New Roman" w:eastAsia="Times New Roman"/>
+          <w:b w:val="0"/>
+          <w:sz w:val="24"/>
+        </w:rPr>
+        <w:t xml:space="preserve">Heart failure management, as outlined in the 2021 ESC Guidelines and subsequent updates, relies on four foundational drug classes: angiotensin-converting enzyme (ACE) inhibitors/angiotensin receptor–neprilysin inhibitors (ARNi), beta-blockers, mineralocorticoid receptor antagonists (MRAs such as spironolactone and eplerenone), and SGLT2 inhibitors </w:t>
+      </w:r>
+      <w:r>
+        <w:rPr>
+          <w:rFonts w:ascii="Times New Roman" w:hAnsi="Times New Roman" w:eastAsia="Times New Roman"/>
+          <w:b w:val="0"/>
+          <w:sz w:val="24"/>
+        </w:rPr>
+        <w:t>(</w:t>
+      </w:r>
+      <w:r>
+        <w:rPr>
+          <w:rFonts w:ascii="Times New Roman" w:hAnsi="Times New Roman" w:eastAsia="Times New Roman"/>
+          <w:b w:val="0"/>
+          <w:sz w:val="24"/>
+          <w:vertAlign w:val="superscript"/>
+        </w:rPr>
+        <w:t>20</w:t>
+      </w:r>
+      <w:r>
+        <w:rPr>
+          <w:rFonts w:ascii="Times New Roman" w:hAnsi="Times New Roman" w:eastAsia="Times New Roman"/>
+          <w:b w:val="0"/>
+          <w:sz w:val="24"/>
+        </w:rPr>
+        <w:t>)</w:t>
+      </w:r>
+      <w:r>
+        <w:rPr>
+          <w:rFonts w:ascii="Times New Roman" w:hAnsi="Times New Roman" w:eastAsia="Times New Roman"/>
+          <w:b w:val="0"/>
+          <w:sz w:val="24"/>
+        </w:rPr>
+        <w:t xml:space="preserve">. Of these, MRAs are prohibited under WADA category S5 (diuretics and masking agents), as are loop diuretics (furosemide) essential for congestion management and thiazide diuretics used in hypertension treatment </w:t>
+      </w:r>
+      <w:r>
+        <w:rPr>
+          <w:rFonts w:ascii="Times New Roman" w:hAnsi="Times New Roman" w:eastAsia="Times New Roman"/>
+          <w:b w:val="0"/>
+          <w:sz w:val="24"/>
+        </w:rPr>
+        <w:t>(</w:t>
+      </w:r>
+      <w:r>
+        <w:rPr>
+          <w:rFonts w:ascii="Times New Roman" w:hAnsi="Times New Roman" w:eastAsia="Times New Roman"/>
+          <w:b w:val="0"/>
+          <w:sz w:val="24"/>
+          <w:vertAlign w:val="superscript"/>
+        </w:rPr>
+        <w:t>39</w:t>
+      </w:r>
+      <w:r>
+        <w:rPr>
+          <w:rFonts w:ascii="Times New Roman" w:hAnsi="Times New Roman" w:eastAsia="Times New Roman"/>
+          <w:b w:val="0"/>
+          <w:sz w:val="24"/>
+        </w:rPr>
+        <w:t xml:space="preserve">, </w:t>
+      </w:r>
+      <w:r>
+        <w:rPr>
+          <w:rFonts w:ascii="Times New Roman" w:hAnsi="Times New Roman" w:eastAsia="Times New Roman"/>
+          <w:b w:val="0"/>
+          <w:sz w:val="24"/>
+          <w:vertAlign w:val="superscript"/>
+        </w:rPr>
+        <w:t>19</w:t>
+      </w:r>
+      <w:r>
+        <w:rPr>
+          <w:rFonts w:ascii="Times New Roman" w:hAnsi="Times New Roman" w:eastAsia="Times New Roman"/>
+          <w:b w:val="0"/>
+          <w:sz w:val="24"/>
+        </w:rPr>
+        <w:t>)</w:t>
+      </w:r>
+      <w:r>
+        <w:rPr>
+          <w:rFonts w:ascii="Times New Roman" w:hAnsi="Times New Roman" w:eastAsia="Times New Roman"/>
+          <w:b w:val="0"/>
+          <w:sz w:val="24"/>
+        </w:rPr>
+        <w:t>.</w:t>
+      </w:r>
+    </w:p>
+    <w:p>
+      <w:pPr>
+        <w:ind w:firstLine="720"/>
+      </w:pPr>
+      <w:r>
+        <w:rPr>
+          <w:rFonts w:ascii="Times New Roman" w:hAnsi="Times New Roman" w:eastAsia="Times New Roman"/>
+          <w:b w:val="0"/>
+          <w:sz w:val="24"/>
+        </w:rPr>
+        <w:t xml:space="preserve">The blanket prohibition of all diuretics is based on their potential as masking agents. Advanced heart failure generally precludes elite competitive sport, but athletes with earlier-stage or stable heart failure, as well as masters and recreational competitors, may be prescribed MRAs. In such cases, the athlete must either forgo a pillar of standard therapy or navigate the TUE process for spironolactone. Beta-blockers, while not universally prohibited, are banned in-competition in precision sports (shooting, archery, golf, billiards, automotive sports). The World Anti-Doping Agency's rationale for prohibiting beta-blockers in these sports is that they reduce tremor and may steady the hand, effects that could directly improve competitive performance </w:t>
+      </w:r>
+      <w:r>
+        <w:rPr>
+          <w:rFonts w:ascii="Times New Roman" w:hAnsi="Times New Roman" w:eastAsia="Times New Roman"/>
+          <w:b w:val="0"/>
+          <w:sz w:val="24"/>
+        </w:rPr>
+        <w:t>(</w:t>
+      </w:r>
+      <w:r>
+        <w:rPr>
+          <w:rFonts w:ascii="Times New Roman" w:hAnsi="Times New Roman" w:eastAsia="Times New Roman"/>
+          <w:b w:val="0"/>
+          <w:sz w:val="24"/>
+          <w:vertAlign w:val="superscript"/>
+        </w:rPr>
+        <w:t>39</w:t>
+      </w:r>
+      <w:r>
+        <w:rPr>
+          <w:rFonts w:ascii="Times New Roman" w:hAnsi="Times New Roman" w:eastAsia="Times New Roman"/>
+          <w:b w:val="0"/>
+          <w:sz w:val="24"/>
+        </w:rPr>
+        <w:t>)</w:t>
+      </w:r>
+      <w:r>
+        <w:rPr>
+          <w:rFonts w:ascii="Times New Roman" w:hAnsi="Times New Roman" w:eastAsia="Times New Roman"/>
+          <w:b w:val="0"/>
+          <w:sz w:val="24"/>
+        </w:rPr>
+        <w:t xml:space="preserve">. A masters shooting athlete diagnosed with atrial fibrillation faces particular difficulty, as beta-blockers are first-line rate control therapy, yet CAS precedent 2009 and 2013 have established a high bar for TUE approval in sports where these agents could reduce tremor </w:t>
+      </w:r>
+      <w:r>
+        <w:rPr>
+          <w:rFonts w:ascii="Times New Roman" w:hAnsi="Times New Roman" w:eastAsia="Times New Roman"/>
+          <w:b w:val="0"/>
+          <w:sz w:val="24"/>
+        </w:rPr>
+        <w:t>(</w:t>
+      </w:r>
+      <w:r>
+        <w:rPr>
+          <w:rFonts w:ascii="Times New Roman" w:hAnsi="Times New Roman" w:eastAsia="Times New Roman"/>
+          <w:b w:val="0"/>
+          <w:sz w:val="24"/>
+          <w:vertAlign w:val="superscript"/>
+        </w:rPr>
+        <w:t>39</w:t>
+      </w:r>
+      <w:r>
+        <w:rPr>
+          <w:rFonts w:ascii="Times New Roman" w:hAnsi="Times New Roman" w:eastAsia="Times New Roman"/>
+          <w:b w:val="0"/>
+          <w:sz w:val="24"/>
+        </w:rPr>
+        <w:t xml:space="preserve">, </w:t>
+      </w:r>
+      <w:r>
+        <w:rPr>
+          <w:rFonts w:ascii="Times New Roman" w:hAnsi="Times New Roman" w:eastAsia="Times New Roman"/>
+          <w:b w:val="0"/>
+          <w:sz w:val="24"/>
+          <w:vertAlign w:val="superscript"/>
+        </w:rPr>
+        <w:t>20</w:t>
+      </w:r>
+      <w:r>
+        <w:rPr>
+          <w:rFonts w:ascii="Times New Roman" w:hAnsi="Times New Roman" w:eastAsia="Times New Roman"/>
+          <w:b w:val="0"/>
+          <w:sz w:val="24"/>
+        </w:rPr>
+        <w:t>)</w:t>
+      </w:r>
+      <w:r>
+        <w:rPr>
+          <w:rFonts w:ascii="Times New Roman" w:hAnsi="Times New Roman" w:eastAsia="Times New Roman"/>
+          <w:b w:val="0"/>
+          <w:sz w:val="24"/>
+        </w:rPr>
+        <w:t>.</w:t>
+      </w:r>
+    </w:p>
+    <w:p>
+      <w:pPr>
+        <w:spacing w:before="240" w:after="120"/>
+      </w:pPr>
+      <w:r>
+        <w:rPr>
+          <w:rFonts w:ascii="Times New Roman" w:hAnsi="Times New Roman" w:eastAsia="Times New Roman"/>
+          <w:b/>
+          <w:sz w:val="24"/>
+        </w:rPr>
+        <w:t>Polyendocrine Metabolic Ovarian Syndrome (PMOS) and Female Fertility Treatment</w:t>
+      </w:r>
+    </w:p>
+    <w:p>
+      <w:pPr>
+        <w:ind w:firstLine="720"/>
+      </w:pPr>
+      <w:r>
+        <w:rPr>
+          <w:rFonts w:ascii="Times New Roman" w:hAnsi="Times New Roman" w:eastAsia="Times New Roman"/>
+          <w:b w:val="0"/>
+          <w:sz w:val="24"/>
+        </w:rPr>
+        <w:t xml:space="preserve">In May 2026, an international panel proposed renaming polycystic ovary syndrome (PCOS) to polyendocrine metabolic ovarian syndrome to better reflect its heterogeneous endocrine, metabolic, and reproductive features </w:t>
+      </w:r>
+      <w:r>
+        <w:rPr>
+          <w:rFonts w:ascii="Times New Roman" w:hAnsi="Times New Roman" w:eastAsia="Times New Roman"/>
+          <w:b w:val="0"/>
+          <w:sz w:val="24"/>
+        </w:rPr>
+        <w:t>(</w:t>
+      </w:r>
+      <w:r>
+        <w:rPr>
+          <w:rFonts w:ascii="Times New Roman" w:hAnsi="Times New Roman" w:eastAsia="Times New Roman"/>
+          <w:b w:val="0"/>
+          <w:sz w:val="24"/>
+          <w:vertAlign w:val="superscript"/>
+        </w:rPr>
+        <w:t>27</w:t>
+      </w:r>
+      <w:r>
+        <w:rPr>
+          <w:rFonts w:ascii="Times New Roman" w:hAnsi="Times New Roman" w:eastAsia="Times New Roman"/>
+          <w:b w:val="0"/>
+          <w:sz w:val="24"/>
+        </w:rPr>
+        <w:t>)</w:t>
+      </w:r>
+      <w:r>
+        <w:rPr>
+          <w:rFonts w:ascii="Times New Roman" w:hAnsi="Times New Roman" w:eastAsia="Times New Roman"/>
+          <w:b w:val="0"/>
+          <w:sz w:val="24"/>
+        </w:rPr>
+        <w:t>. We have adopted this proposed terminology throughout this review while retaining PCOS in parentheses for reader recognition.</w:t>
+      </w:r>
+    </w:p>
+    <w:p>
+      <w:pPr>
+        <w:ind w:firstLine="720"/>
+      </w:pPr>
+      <w:r>
+        <w:rPr>
+          <w:rFonts w:ascii="Times New Roman" w:hAnsi="Times New Roman" w:eastAsia="Times New Roman"/>
+          <w:b w:val="0"/>
+          <w:sz w:val="24"/>
+        </w:rPr>
+        <w:t xml:space="preserve">The 2023 International Evidence-Based PCOS Guideline and World Health Organization (WHO) recommendations position letrozole as the first-line ovulation induction agent for PCOS-related infertility, with clomiphene as second-line </w:t>
+      </w:r>
+      <w:r>
+        <w:rPr>
+          <w:rFonts w:ascii="Times New Roman" w:hAnsi="Times New Roman" w:eastAsia="Times New Roman"/>
+          <w:b w:val="0"/>
+          <w:sz w:val="24"/>
+        </w:rPr>
+        <w:t>(</w:t>
+      </w:r>
+      <w:r>
+        <w:rPr>
+          <w:rFonts w:ascii="Times New Roman" w:hAnsi="Times New Roman" w:eastAsia="Times New Roman"/>
+          <w:b w:val="0"/>
+          <w:sz w:val="24"/>
+          <w:vertAlign w:val="superscript"/>
+        </w:rPr>
+        <w:t>28</w:t>
+      </w:r>
+      <w:r>
+        <w:rPr>
+          <w:rFonts w:ascii="Times New Roman" w:hAnsi="Times New Roman" w:eastAsia="Times New Roman"/>
+          <w:b w:val="0"/>
+          <w:sz w:val="24"/>
+        </w:rPr>
+        <w:t>)</w:t>
+      </w:r>
+      <w:r>
+        <w:rPr>
+          <w:rFonts w:ascii="Times New Roman" w:hAnsi="Times New Roman" w:eastAsia="Times New Roman"/>
+          <w:b w:val="0"/>
+          <w:sz w:val="24"/>
+        </w:rPr>
+        <w:t xml:space="preserve">. Both agents are always prohibited under WADA category S4 (anti-estrogens and aromatase inhibitors) </w:t>
+      </w:r>
+      <w:r>
+        <w:rPr>
+          <w:rFonts w:ascii="Times New Roman" w:hAnsi="Times New Roman" w:eastAsia="Times New Roman"/>
+          <w:b w:val="0"/>
+          <w:sz w:val="24"/>
+        </w:rPr>
+        <w:t>(</w:t>
+      </w:r>
+      <w:r>
+        <w:rPr>
+          <w:rFonts w:ascii="Times New Roman" w:hAnsi="Times New Roman" w:eastAsia="Times New Roman"/>
+          <w:b w:val="0"/>
+          <w:sz w:val="24"/>
+          <w:vertAlign w:val="superscript"/>
+        </w:rPr>
+        <w:t>39</w:t>
+      </w:r>
+      <w:r>
+        <w:rPr>
+          <w:rFonts w:ascii="Times New Roman" w:hAnsi="Times New Roman" w:eastAsia="Times New Roman"/>
+          <w:b w:val="0"/>
+          <w:sz w:val="24"/>
+        </w:rPr>
+        <w:t>)</w:t>
+      </w:r>
+      <w:r>
+        <w:rPr>
+          <w:rFonts w:ascii="Times New Roman" w:hAnsi="Times New Roman" w:eastAsia="Times New Roman"/>
+          <w:b w:val="0"/>
+          <w:sz w:val="24"/>
+        </w:rPr>
+        <w:t xml:space="preserve">. The World Anti-Doping Agency's rationale is that aromatase inhibitors and selective estrogen receptor modulators may be misused to mitigate estrogenic effects of anabolic-androgenic steroid use or to restore endogenous testosterone production </w:t>
+      </w:r>
+      <w:r>
+        <w:rPr>
+          <w:rFonts w:ascii="Times New Roman" w:hAnsi="Times New Roman" w:eastAsia="Times New Roman"/>
+          <w:b w:val="0"/>
+          <w:sz w:val="24"/>
+        </w:rPr>
+        <w:t>(</w:t>
+      </w:r>
+      <w:r>
+        <w:rPr>
+          <w:rFonts w:ascii="Times New Roman" w:hAnsi="Times New Roman" w:eastAsia="Times New Roman"/>
+          <w:b w:val="0"/>
+          <w:sz w:val="24"/>
+          <w:vertAlign w:val="superscript"/>
+        </w:rPr>
+        <w:t>39</w:t>
+      </w:r>
+      <w:r>
+        <w:rPr>
+          <w:rFonts w:ascii="Times New Roman" w:hAnsi="Times New Roman" w:eastAsia="Times New Roman"/>
+          <w:b w:val="0"/>
+          <w:sz w:val="24"/>
+        </w:rPr>
+        <w:t>)</w:t>
+      </w:r>
+      <w:r>
+        <w:rPr>
+          <w:rFonts w:ascii="Times New Roman" w:hAnsi="Times New Roman" w:eastAsia="Times New Roman"/>
+          <w:b w:val="0"/>
+          <w:sz w:val="24"/>
+        </w:rPr>
+        <w:t xml:space="preserve">. Spironolactone, recommended for PCOS-associated hirsutism, is prohibited as a diuretic (S5). Female athletes pursuing fertility treatment must obtain a TUE for time-limited, cycle-specific medication use, requiring disclosure of private reproductive health information to sporting authorities—a privacy concern that may deter athletes from seeking treatment </w:t>
+      </w:r>
+      <w:r>
+        <w:rPr>
+          <w:rFonts w:ascii="Times New Roman" w:hAnsi="Times New Roman" w:eastAsia="Times New Roman"/>
+          <w:b w:val="0"/>
+          <w:sz w:val="24"/>
+        </w:rPr>
+        <w:t>(</w:t>
+      </w:r>
+      <w:r>
+        <w:rPr>
+          <w:rFonts w:ascii="Times New Roman" w:hAnsi="Times New Roman" w:eastAsia="Times New Roman"/>
+          <w:b w:val="0"/>
+          <w:sz w:val="24"/>
+          <w:vertAlign w:val="superscript"/>
+        </w:rPr>
+        <w:t>40</w:t>
+      </w:r>
+      <w:r>
+        <w:rPr>
+          <w:rFonts w:ascii="Times New Roman" w:hAnsi="Times New Roman" w:eastAsia="Times New Roman"/>
+          <w:b w:val="0"/>
+          <w:sz w:val="24"/>
+        </w:rPr>
+        <w:t xml:space="preserve">, </w:t>
+      </w:r>
+      <w:r>
+        <w:rPr>
+          <w:rFonts w:ascii="Times New Roman" w:hAnsi="Times New Roman" w:eastAsia="Times New Roman"/>
+          <w:b w:val="0"/>
+          <w:sz w:val="24"/>
+          <w:vertAlign w:val="superscript"/>
+        </w:rPr>
+        <w:t>28</w:t>
+      </w:r>
+      <w:r>
+        <w:rPr>
+          <w:rFonts w:ascii="Times New Roman" w:hAnsi="Times New Roman" w:eastAsia="Times New Roman"/>
+          <w:b w:val="0"/>
+          <w:sz w:val="24"/>
+        </w:rPr>
+        <w:t>)</w:t>
+      </w:r>
+      <w:r>
+        <w:rPr>
+          <w:rFonts w:ascii="Times New Roman" w:hAnsi="Times New Roman" w:eastAsia="Times New Roman"/>
+          <w:b w:val="0"/>
+          <w:sz w:val="24"/>
+        </w:rPr>
+        <w:t>.</w:t>
+      </w:r>
+    </w:p>
+    <w:p>
+      <w:pPr>
+        <w:spacing w:before="240" w:after="120"/>
+      </w:pPr>
+      <w:r>
+        <w:rPr>
+          <w:rFonts w:ascii="Times New Roman" w:hAnsi="Times New Roman" w:eastAsia="Times New Roman"/>
+          <w:b/>
+          <w:sz w:val="24"/>
+        </w:rPr>
+        <w:t>Cross-Cutting Analysis: Structural Drivers of Divergence</w:t>
+      </w:r>
+    </w:p>
+    <w:p>
+      <w:pPr>
+        <w:ind w:firstLine="720"/>
+      </w:pPr>
+      <w:r>
+        <w:rPr>
+          <w:rFonts w:ascii="Times New Roman" w:hAnsi="Times New Roman" w:eastAsia="Times New Roman"/>
+          <w:b w:val="0"/>
+          <w:i w:val="0"/>
+          <w:strike w:val="0"/>
+          <w:color w:val="000000"/>
+          <w:sz w:val="24"/>
+        </w:rPr>
+        <w:t xml:space="preserve">Three structural factors underlie the identified gaps (Figure 3). First, a temporal mismatch exists between clinical guideline update cycles and WADA regulatory revisions. Clinical guidelines such as GINA and ADA Standards of Care are updated annually, while WADA TUE Physician Guidelines, though described as living documents, show variable revision frequencies with lags of 1–3 years in some disease areas. Second, a criteria mismatch distinguishes patient-centered clinical decision-making (based on symptoms, biomarkers, and quality of life) from anti-doping criteria emphasizing prevention of performance enhancement. The organic versus functional hypogonadism distinction exemplifies this divergence. Third, an emerging drug class mismatch arises as novel therapeutics (GLP-1 receptor agonists, SGLT2 inhibitors) are incorporated into clinical practice faster than WADA's regulatory framework can evaluate their potential for misuse </w:t>
+      </w:r>
+      <w:r>
+        <w:rPr>
+          <w:rFonts w:ascii="Times New Roman" w:hAnsi="Times New Roman" w:eastAsia="Times New Roman"/>
+          <w:b w:val="0"/>
+          <w:i w:val="0"/>
+          <w:strike w:val="0"/>
+          <w:color w:val="000000"/>
+          <w:sz w:val="24"/>
+        </w:rPr>
+        <w:t>(</w:t>
+      </w:r>
+      <w:r>
+        <w:rPr>
+          <w:rFonts w:ascii="Times New Roman" w:hAnsi="Times New Roman" w:eastAsia="Times New Roman"/>
+          <w:b w:val="0"/>
+          <w:i w:val="0"/>
+          <w:strike w:val="0"/>
+          <w:color w:val="000000"/>
+          <w:sz w:val="24"/>
+          <w:vertAlign w:val="superscript"/>
+        </w:rPr>
+        <w:t>39</w:t>
+      </w:r>
+      <w:r>
+        <w:rPr>
+          <w:rFonts w:ascii="Times New Roman" w:hAnsi="Times New Roman" w:eastAsia="Times New Roman"/>
+          <w:b w:val="0"/>
+          <w:i w:val="0"/>
+          <w:strike w:val="0"/>
+          <w:color w:val="000000"/>
+          <w:sz w:val="24"/>
+        </w:rPr>
+        <w:t xml:space="preserve">, </w:t>
+      </w:r>
+      <w:r>
+        <w:rPr>
+          <w:rFonts w:ascii="Times New Roman" w:hAnsi="Times New Roman" w:eastAsia="Times New Roman"/>
+          <w:b w:val="0"/>
+          <w:i w:val="0"/>
+          <w:strike w:val="0"/>
+          <w:color w:val="000000"/>
+          <w:sz w:val="24"/>
+          <w:vertAlign w:val="superscript"/>
+        </w:rPr>
+        <w:t>2</w:t>
+      </w:r>
+      <w:r>
+        <w:rPr>
+          <w:rFonts w:ascii="Times New Roman" w:hAnsi="Times New Roman" w:eastAsia="Times New Roman"/>
+          <w:b w:val="0"/>
+          <w:i w:val="0"/>
+          <w:strike w:val="0"/>
+          <w:color w:val="000000"/>
+          <w:sz w:val="24"/>
+        </w:rPr>
+        <w:t xml:space="preserve">, </w:t>
+      </w:r>
+      <w:r>
+        <w:rPr>
+          <w:rFonts w:ascii="Times New Roman" w:hAnsi="Times New Roman" w:eastAsia="Times New Roman"/>
+          <w:b w:val="0"/>
+          <w:i w:val="0"/>
+          <w:strike w:val="0"/>
+          <w:color w:val="000000"/>
+          <w:sz w:val="24"/>
+          <w:vertAlign w:val="superscript"/>
+        </w:rPr>
+        <w:t>34</w:t>
+      </w:r>
+      <w:r>
+        <w:rPr>
+          <w:rFonts w:ascii="Times New Roman" w:hAnsi="Times New Roman" w:eastAsia="Times New Roman"/>
+          <w:b w:val="0"/>
+          <w:i w:val="0"/>
+          <w:strike w:val="0"/>
+          <w:color w:val="000000"/>
+          <w:sz w:val="24"/>
+        </w:rPr>
+        <w:t>)</w:t>
+      </w:r>
+      <w:r>
+        <w:rPr>
+          <w:rFonts w:ascii="Times New Roman" w:hAnsi="Times New Roman" w:eastAsia="Times New Roman"/>
+          <w:b w:val="0"/>
+          <w:i w:val="0"/>
+          <w:strike w:val="0"/>
+          <w:color w:val="000000"/>
+          <w:sz w:val="24"/>
+        </w:rPr>
+        <w:t>.</w:t>
       </w:r>
     </w:p>
     <w:p>
@@ -1115,7 +4065,149 @@
           <w:color w:val="000000"/>
           <w:sz w:val="24"/>
         </w:rPr>
-        <w:t>[Insert Figure 1 here]</w:t>
+        <w:t>[Insert Figure 3 here]</w:t>
+      </w:r>
+    </w:p>
+    <w:p>
+      <w:pPr>
+        <w:ind w:firstLine="720"/>
+      </w:pPr>
+      <w:r>
+        <w:rPr>
+          <w:rFonts w:ascii="Times New Roman" w:hAnsi="Times New Roman" w:eastAsia="Times New Roman"/>
+          <w:b w:val="0"/>
+          <w:sz w:val="24"/>
+        </w:rPr>
+        <w:t xml:space="preserve">The World Anti-Doping Agency has developed tools to address the misuse of prohibited substances while preserving athlete health, including the Athlete Biological Passport (ABP) for longitudinal monitoring of hematological and steroidal variables and the Anti-Doping Administration and Management System (ADAMS) for TUE submission and sample administration </w:t>
+      </w:r>
+      <w:r>
+        <w:rPr>
+          <w:rFonts w:ascii="Times New Roman" w:hAnsi="Times New Roman" w:eastAsia="Times New Roman"/>
+          <w:b w:val="0"/>
+          <w:sz w:val="24"/>
+        </w:rPr>
+        <w:t>(</w:t>
+      </w:r>
+      <w:r>
+        <w:rPr>
+          <w:rFonts w:ascii="Times New Roman" w:hAnsi="Times New Roman" w:eastAsia="Times New Roman"/>
+          <w:b w:val="0"/>
+          <w:sz w:val="24"/>
+          <w:vertAlign w:val="superscript"/>
+        </w:rPr>
+        <w:t>36</w:t>
+      </w:r>
+      <w:r>
+        <w:rPr>
+          <w:rFonts w:ascii="Times New Roman" w:hAnsi="Times New Roman" w:eastAsia="Times New Roman"/>
+          <w:b w:val="0"/>
+          <w:sz w:val="24"/>
+        </w:rPr>
+        <w:t xml:space="preserve">, </w:t>
+      </w:r>
+      <w:r>
+        <w:rPr>
+          <w:rFonts w:ascii="Times New Roman" w:hAnsi="Times New Roman" w:eastAsia="Times New Roman"/>
+          <w:b w:val="0"/>
+          <w:sz w:val="24"/>
+          <w:vertAlign w:val="superscript"/>
+        </w:rPr>
+        <w:t>35</w:t>
+      </w:r>
+      <w:r>
+        <w:rPr>
+          <w:rFonts w:ascii="Times New Roman" w:hAnsi="Times New Roman" w:eastAsia="Times New Roman"/>
+          <w:b w:val="0"/>
+          <w:sz w:val="24"/>
+        </w:rPr>
+        <w:t>)</w:t>
+      </w:r>
+      <w:r>
+        <w:rPr>
+          <w:rFonts w:ascii="Times New Roman" w:hAnsi="Times New Roman" w:eastAsia="Times New Roman"/>
+          <w:b w:val="0"/>
+          <w:sz w:val="24"/>
+        </w:rPr>
+        <w:t xml:space="preserve">. These systems are not anti-athlete; they are designed to protect clean sport. However, accessibility and digital literacy vary across NADOs, and ABP reference ranges may flag physiological restoration achieved through TRT as suspicious, reinforcing the tension between clinical treatment and anti-doping enforcement. The temporal mismatch is particularly well illustrated by comparing update frequencies. The Global Initiative for Asthma has published annual updates every year since 2014, with major revisions in 2019 and 2025. The ADA Standards of Care is updated annually. In contrast, some WADA TUE Physician Guidelines have remained unchanged for 3–4 years despite significant clinical developments in the corresponding disease area. This creates a window during which newly recommended first-line therapies may conflict with TUE guidance that has not yet incorporated the new evidence </w:t>
+      </w:r>
+      <w:r>
+        <w:rPr>
+          <w:rFonts w:ascii="Times New Roman" w:hAnsi="Times New Roman" w:eastAsia="Times New Roman"/>
+          <w:b w:val="0"/>
+          <w:sz w:val="24"/>
+        </w:rPr>
+        <w:t>(</w:t>
+      </w:r>
+      <w:r>
+        <w:rPr>
+          <w:rFonts w:ascii="Times New Roman" w:hAnsi="Times New Roman" w:eastAsia="Times New Roman"/>
+          <w:b w:val="0"/>
+          <w:sz w:val="24"/>
+          <w:vertAlign w:val="superscript"/>
+        </w:rPr>
+        <w:t>39</w:t>
+      </w:r>
+      <w:r>
+        <w:rPr>
+          <w:rFonts w:ascii="Times New Roman" w:hAnsi="Times New Roman" w:eastAsia="Times New Roman"/>
+          <w:b w:val="0"/>
+          <w:sz w:val="24"/>
+        </w:rPr>
+        <w:t xml:space="preserve">, </w:t>
+      </w:r>
+      <w:r>
+        <w:rPr>
+          <w:rFonts w:ascii="Times New Roman" w:hAnsi="Times New Roman" w:eastAsia="Times New Roman"/>
+          <w:b w:val="0"/>
+          <w:sz w:val="24"/>
+          <w:vertAlign w:val="superscript"/>
+        </w:rPr>
+        <w:t>40</w:t>
+      </w:r>
+      <w:r>
+        <w:rPr>
+          <w:rFonts w:ascii="Times New Roman" w:hAnsi="Times New Roman" w:eastAsia="Times New Roman"/>
+          <w:b w:val="0"/>
+          <w:sz w:val="24"/>
+        </w:rPr>
+        <w:t>)</w:t>
+      </w:r>
+      <w:r>
+        <w:rPr>
+          <w:rFonts w:ascii="Times New Roman" w:hAnsi="Times New Roman" w:eastAsia="Times New Roman"/>
+          <w:b w:val="0"/>
+          <w:sz w:val="24"/>
+        </w:rPr>
+        <w:t>. These structural drivers and their interactions are summarized in the conceptual framework (Figure 4).</w:t>
+      </w:r>
+    </w:p>
+    <w:p>
+      <w:pPr>
+        <w:jc w:val="center"/>
+      </w:pPr>
+      <w:r>
+        <w:rPr>
+          <w:rFonts w:ascii="Times New Roman" w:hAnsi="Times New Roman" w:eastAsia="Times New Roman"/>
+          <w:b w:val="0"/>
+          <w:i/>
+          <w:strike w:val="0"/>
+          <w:color w:val="000000"/>
+          <w:sz w:val="24"/>
+        </w:rPr>
+        <w:t>[Insert Figure 4 here]</w:t>
+      </w:r>
+    </w:p>
+    <w:p>
+      <w:pPr>
+        <w:spacing w:before="240" w:after="120"/>
+      </w:pPr>
+      <w:r>
+        <w:rPr>
+          <w:rFonts w:ascii="Times New Roman" w:hAnsi="Times New Roman" w:eastAsia="Times New Roman"/>
+          <w:b/>
+          <w:sz w:val="28"/>
+        </w:rPr>
+        <w:t>DISCUSSION</w:t>
       </w:r>
     </w:p>
     <w:p>
@@ -1131,20 +4223,7 @@
           <w:color w:val="000000"/>
           <w:sz w:val="24"/>
         </w:rPr>
-        <w:t>The search identified 847 records from database searching and 156 additional records from grey literature and guideline repositories. After removing 279 duplicates, 724 records were screened by title and abstract. Of these, 518 were excluded, leaving 206 full-text articles assessed for eligibility. Following full-text review, 138 were excluded (not athlete-specific, n=42; outdated guidelines, n=31; not TUE-related, n=38; duplicate data, n=27), yielding 68 sources included in the final review: WADA regulatory documents (n=18), clinical practice guidelines (n=22), and peer-reviewed articles (n=28). The complete source selection process is presented in Figure 1.</w:t>
-      </w:r>
-    </w:p>
-    <w:p>
-      <w:pPr>
-        <w:spacing w:before="240" w:after="120"/>
-      </w:pPr>
-      <w:r>
-        <w:rPr>
-          <w:rFonts w:ascii="Times New Roman" w:hAnsi="Times New Roman" w:eastAsia="Times New Roman"/>
-          <w:b/>
-          <w:sz w:val="24"/>
-        </w:rPr>
-        <w:t>Data Charting Process</w:t>
+        <w:t>This scoping review represents, to our knowledge, the first systematic mapping of discrepancies between WADA TUE regulations and current clinical practice guidelines across multiple disease domains. Our findings reveal that the clinical-competition gap is not isolated to a single condition but represents a systemic pattern affecting seven major disease areas with varying degrees of severity.</w:t>
       </w:r>
     </w:p>
     <w:p>
@@ -1160,26 +4239,8 @@
           <w:color w:val="000000"/>
           <w:sz w:val="24"/>
         </w:rPr>
-        <w:t>Data were extracted using a standardized charting form that captured: source type (WADA regulatory document, clinical guideline, peer-reviewed article), disease area, specific substances addressed, WADA prohibition status, clinical guideline recommendation strength, nature and severity of discrepancy, and implications for athlete care. Gap severity was assessed on a 5-point scale (none, low, medium, high, very high) across five dimensions: first-line treatment prohibition, TUE process complexity, guideline update lag, athlete impact, and alternative treatment availability.</w:t>
-      </w:r>
-    </w:p>
-    <w:p>
-      <w:pPr>
-        <w:spacing w:before="240" w:after="120"/>
-      </w:pPr>
-      <w:r>
-        <w:rPr>
-          <w:rFonts w:ascii="Times New Roman" w:hAnsi="Times New Roman" w:eastAsia="Times New Roman"/>
-          <w:b/>
-          <w:sz w:val="24"/>
-        </w:rPr>
-        <w:t>Critical Appraisal of Individual Sources</w:t>
-      </w:r>
-    </w:p>
-    <w:p>
-      <w:pPr>
-        <w:ind w:firstLine="720"/>
-      </w:pPr>
+        <w:t xml:space="preserve">The implications of these gaps extend beyond regulatory inconvenience. Athletes may receive suboptimal medical care when clinicians, aware of anti-doping constraints, prescribe second-line agents to avoid TUE complexity. The TUE process itself, while necessary, imposes time, financial, and privacy burdens that may deter athletes from seeking appropriate treatment—particularly in conditions such as ADHD or PMOS where stigma compounds procedural barriers. Geographic disparities in TUE access further exacerbate these issues, as athletes in resource-limited settings face greater difficulty obtaining specialist evaluations and documentation required for TUE applications </w:t>
+      </w:r>
       <w:r>
         <w:rPr>
           <w:rFonts w:ascii="Times New Roman" w:hAnsi="Times New Roman" w:eastAsia="Times New Roman"/>
@@ -1189,7 +4250,7 @@
           <w:color w:val="000000"/>
           <w:sz w:val="24"/>
         </w:rPr>
-        <w:t xml:space="preserve">Consistent with scoping review methodology </w:t>
+        <w:t>(</w:t>
       </w:r>
       <w:r>
         <w:rPr>
@@ -1199,8 +4260,9 @@
           <w:strike w:val="0"/>
           <w:color w:val="000000"/>
           <w:sz w:val="24"/>
-        </w:rPr>
-        <w:t>(</w:t>
+          <w:vertAlign w:val="superscript"/>
+        </w:rPr>
+        <w:t>43</w:t>
       </w:r>
       <w:r>
         <w:rPr>
@@ -1210,9 +4272,8 @@
           <w:strike w:val="0"/>
           <w:color w:val="000000"/>
           <w:sz w:val="24"/>
-          <w:vertAlign w:val="superscript"/>
-        </w:rPr>
-        <w:t>21</w:t>
+        </w:rPr>
+        <w:t xml:space="preserve">, </w:t>
       </w:r>
       <w:r>
         <w:rPr>
@@ -1222,8 +4283,9 @@
           <w:strike w:val="0"/>
           <w:color w:val="000000"/>
           <w:sz w:val="24"/>
-        </w:rPr>
-        <w:t>)</w:t>
+          <w:vertAlign w:val="superscript"/>
+        </w:rPr>
+        <w:t>23</w:t>
       </w:r>
       <w:r>
         <w:rPr>
@@ -1234,26 +4296,8 @@
           <w:color w:val="000000"/>
           <w:sz w:val="24"/>
         </w:rPr>
-        <w:t>, formal critical appraisal of individual sources was not performed, as the primary objective was to map the extent and nature of discrepancies rather than evaluate the quality of evidence supporting specific treatment recommendations. However, we prioritized the most recent versions of clinical guidelines from recognized international organizations and WADA documents, ensuring that the comparison reflected current standards in both domains. Where multiple guidelines existed for a single condition (e.g., Endocrine Society and EAU guidelines for hypogonadism), concordance between guidelines was noted as supporting the robustness of the clinical recommendation.</w:t>
-      </w:r>
-    </w:p>
-    <w:p>
-      <w:pPr>
-        <w:spacing w:before="240" w:after="120"/>
-      </w:pPr>
-      <w:r>
-        <w:rPr>
-          <w:rFonts w:ascii="Times New Roman" w:hAnsi="Times New Roman" w:eastAsia="Times New Roman"/>
-          <w:b/>
-          <w:sz w:val="24"/>
-        </w:rPr>
-        <w:t>Synthesis of Results</w:t>
-      </w:r>
-    </w:p>
-    <w:p>
-      <w:pPr>
-        <w:ind w:firstLine="720"/>
-      </w:pPr>
+        <w:t xml:space="preserve">, </w:t>
+      </w:r>
       <w:r>
         <w:rPr>
           <w:rFonts w:ascii="Times New Roman" w:hAnsi="Times New Roman" w:eastAsia="Times New Roman"/>
@@ -1262,40 +4306,10 @@
           <w:strike w:val="0"/>
           <w:color w:val="000000"/>
           <w:sz w:val="24"/>
-        </w:rPr>
-        <w:t>Results were synthesized narratively and organized by disease area. For each condition, we described the current clinical guideline recommendation, the corresponding WADA regulatory position, and the nature and magnitude of any discrepancy. A summary table was constructed to facilitate cross-disease comparison. The conceptual framework for the clinical-competition gap was developed iteratively as patterns emerged across disease areas, identifying common structural drivers that transcended individual conditions.</w:t>
-      </w:r>
-    </w:p>
-    <w:p>
-      <w:pPr>
-        <w:spacing w:before="240" w:after="120"/>
-      </w:pPr>
-      <w:r>
-        <w:rPr>
-          <w:rFonts w:ascii="Times New Roman" w:hAnsi="Times New Roman" w:eastAsia="Times New Roman"/>
-          <w:b/>
-          <w:sz w:val="28"/>
-        </w:rPr>
-        <w:t>RESULTS</w:t>
-      </w:r>
-    </w:p>
-    <w:p>
-      <w:pPr>
-        <w:spacing w:before="240" w:after="120"/>
-      </w:pPr>
-      <w:r>
-        <w:rPr>
-          <w:rFonts w:ascii="Times New Roman" w:hAnsi="Times New Roman" w:eastAsia="Times New Roman"/>
-          <w:b/>
-          <w:sz w:val="24"/>
-        </w:rPr>
-        <w:t>Population and Epidemiological Context</w:t>
-      </w:r>
-    </w:p>
-    <w:p>
-      <w:pPr>
-        <w:ind w:firstLine="720"/>
-      </w:pPr>
+          <w:vertAlign w:val="superscript"/>
+        </w:rPr>
+        <w:t>32</w:t>
+      </w:r>
       <w:r>
         <w:rPr>
           <w:rFonts w:ascii="Times New Roman" w:hAnsi="Times New Roman" w:eastAsia="Times New Roman"/>
@@ -1305,7 +4319,7 @@
           <w:color w:val="000000"/>
           <w:sz w:val="24"/>
         </w:rPr>
-        <w:t xml:space="preserve">To contextualize the review findings, it is important to consider the size and diversity of the athlete population affected by anti-doping regulations. In 2023, WADA-coordinated anti-doping programs reported 288,865 samples across 94 sports and disciplines, reflecting the breadth of testing </w:t>
+        <w:t>)</w:t>
       </w:r>
       <w:r>
         <w:rPr>
@@ -1316,8 +4330,110 @@
           <w:color w:val="000000"/>
           <w:sz w:val="24"/>
         </w:rPr>
+        <w:t>.</w:t>
+      </w:r>
+    </w:p>
+    <w:p>
+      <w:pPr>
+        <w:ind w:firstLine="720"/>
+      </w:pPr>
+      <w:r>
+        <w:rPr>
+          <w:rFonts w:ascii="Times New Roman" w:hAnsi="Times New Roman" w:eastAsia="Times New Roman"/>
+          <w:b w:val="0"/>
+          <w:sz w:val="24"/>
+        </w:rPr>
+        <w:t xml:space="preserve">It is important to acknowledge WADA's perspective. The World Anti-Doping Agency's mandate is to protect clean sport by preventing performance enhancement and maintaining a level playing field. Tools such as the Prohibited List, ISTUE, ABP, and ADAMS are designed to apply uniform standards across hundreds of sports and thousands of competitions worldwide </w:t>
+      </w:r>
+      <w:r>
+        <w:rPr>
+          <w:rFonts w:ascii="Times New Roman" w:hAnsi="Times New Roman" w:eastAsia="Times New Roman"/>
+          <w:b w:val="0"/>
+          <w:sz w:val="24"/>
+        </w:rPr>
         <w:t>(</w:t>
       </w:r>
+      <w:r>
+        <w:rPr>
+          <w:rFonts w:ascii="Times New Roman" w:hAnsi="Times New Roman" w:eastAsia="Times New Roman"/>
+          <w:b w:val="0"/>
+          <w:sz w:val="24"/>
+          <w:vertAlign w:val="superscript"/>
+        </w:rPr>
+        <w:t>43</w:t>
+      </w:r>
+      <w:r>
+        <w:rPr>
+          <w:rFonts w:ascii="Times New Roman" w:hAnsi="Times New Roman" w:eastAsia="Times New Roman"/>
+          <w:b w:val="0"/>
+          <w:sz w:val="24"/>
+        </w:rPr>
+        <w:t xml:space="preserve">, </w:t>
+      </w:r>
+      <w:r>
+        <w:rPr>
+          <w:rFonts w:ascii="Times New Roman" w:hAnsi="Times New Roman" w:eastAsia="Times New Roman"/>
+          <w:b w:val="0"/>
+          <w:sz w:val="24"/>
+          <w:vertAlign w:val="superscript"/>
+        </w:rPr>
+        <w:t>42</w:t>
+      </w:r>
+      <w:r>
+        <w:rPr>
+          <w:rFonts w:ascii="Times New Roman" w:hAnsi="Times New Roman" w:eastAsia="Times New Roman"/>
+          <w:b w:val="0"/>
+          <w:sz w:val="24"/>
+        </w:rPr>
+        <w:t xml:space="preserve">, </w:t>
+      </w:r>
+      <w:r>
+        <w:rPr>
+          <w:rFonts w:ascii="Times New Roman" w:hAnsi="Times New Roman" w:eastAsia="Times New Roman"/>
+          <w:b w:val="0"/>
+          <w:sz w:val="24"/>
+          <w:vertAlign w:val="superscript"/>
+        </w:rPr>
+        <w:t>36</w:t>
+      </w:r>
+      <w:r>
+        <w:rPr>
+          <w:rFonts w:ascii="Times New Roman" w:hAnsi="Times New Roman" w:eastAsia="Times New Roman"/>
+          <w:b w:val="0"/>
+          <w:sz w:val="24"/>
+        </w:rPr>
+        <w:t xml:space="preserve">, </w:t>
+      </w:r>
+      <w:r>
+        <w:rPr>
+          <w:rFonts w:ascii="Times New Roman" w:hAnsi="Times New Roman" w:eastAsia="Times New Roman"/>
+          <w:b w:val="0"/>
+          <w:sz w:val="24"/>
+          <w:vertAlign w:val="superscript"/>
+        </w:rPr>
+        <w:t>35</w:t>
+      </w:r>
+      <w:r>
+        <w:rPr>
+          <w:rFonts w:ascii="Times New Roman" w:hAnsi="Times New Roman" w:eastAsia="Times New Roman"/>
+          <w:b w:val="0"/>
+          <w:sz w:val="24"/>
+        </w:rPr>
+        <w:t>)</w:t>
+      </w:r>
+      <w:r>
+        <w:rPr>
+          <w:rFonts w:ascii="Times New Roman" w:hAnsi="Times New Roman" w:eastAsia="Times New Roman"/>
+          <w:b w:val="0"/>
+          <w:sz w:val="24"/>
+        </w:rPr>
+        <w:t>. Thresholds for inhaled beta-2 agonists and the organic-only rule for testosterone TUEs reflect legitimate concerns about misuse. The challenge is that these protective rules are not always well aligned with the pace of clinical evidence or with the diversity of athlete populations, particularly masters and recreational competitors.</w:t>
+      </w:r>
+    </w:p>
+    <w:p>
+      <w:pPr>
+        <w:ind w:firstLine="720"/>
+      </w:pPr>
       <w:r>
         <w:rPr>
           <w:rFonts w:ascii="Times New Roman" w:hAnsi="Times New Roman" w:eastAsia="Times New Roman"/>
@@ -1326,9 +4442,8 @@
           <w:strike w:val="0"/>
           <w:color w:val="000000"/>
           <w:sz w:val="24"/>
-          <w:vertAlign w:val="superscript"/>
-        </w:rPr>
-        <w:t>33</w:t>
+        </w:rPr>
+        <w:t xml:space="preserve">The concept of "no additional performance enhancement beyond restoring normal health" is inherently challenging to operationalize. For testosterone replacement, even physiological-range restoration may influence body composition and recovery. For stimulant medications in ADHD, delineating cognitive normalization from enhancement is conceptually problematic. For beta-2 agonists, the boundary between bronchodilation and potential systemic anabolic effects remains debated, and WADA's thresholds are set at doses considered unlikely to confer an unfair advantage </w:t>
       </w:r>
       <w:r>
         <w:rPr>
@@ -1339,7 +4454,7 @@
           <w:color w:val="000000"/>
           <w:sz w:val="24"/>
         </w:rPr>
-        <w:t>)</w:t>
+        <w:t>(</w:t>
       </w:r>
       <w:r>
         <w:rPr>
@@ -1349,8 +4464,9 @@
           <w:strike w:val="0"/>
           <w:color w:val="000000"/>
           <w:sz w:val="24"/>
-        </w:rPr>
-        <w:t xml:space="preserve">. Systematic reviews report that lower airway dysfunction occurs in approximately 20–25% of athletes </w:t>
+          <w:vertAlign w:val="superscript"/>
+        </w:rPr>
+        <w:t>22</w:t>
       </w:r>
       <w:r>
         <w:rPr>
@@ -1361,7 +4477,7 @@
           <w:color w:val="000000"/>
           <w:sz w:val="24"/>
         </w:rPr>
-        <w:t>(</w:t>
+        <w:t>)</w:t>
       </w:r>
       <w:r>
         <w:rPr>
@@ -1371,10 +4487,14 @@
           <w:strike w:val="0"/>
           <w:color w:val="000000"/>
           <w:sz w:val="24"/>
-          <w:vertAlign w:val="superscript"/>
-        </w:rPr>
-        <w:t>26</w:t>
-      </w:r>
+        </w:rPr>
+        <w:t>. These ambiguities create uncertainty for both clinicians and TUE committees, potentially leading to inconsistent decisions across jurisdictions.</w:t>
+      </w:r>
+    </w:p>
+    <w:p>
+      <w:pPr>
+        <w:ind w:firstLine="720"/>
+      </w:pPr>
       <w:r>
         <w:rPr>
           <w:rFonts w:ascii="Times New Roman" w:hAnsi="Times New Roman" w:eastAsia="Times New Roman"/>
@@ -1384,7 +4504,7 @@
           <w:color w:val="000000"/>
           <w:sz w:val="24"/>
         </w:rPr>
-        <w:t>)</w:t>
+        <w:t xml:space="preserve">The findings of this review align with and extend previous work. Heuberger and Cohen </w:t>
       </w:r>
       <w:r>
         <w:rPr>
@@ -1395,7 +4515,7 @@
           <w:color w:val="000000"/>
           <w:sz w:val="24"/>
         </w:rPr>
-        <w:t xml:space="preserve">, while the prevalence of ADHD among elite athletes has been estimated at 7–8% </w:t>
+        <w:t>(</w:t>
       </w:r>
       <w:r>
         <w:rPr>
@@ -1405,8 +4525,9 @@
           <w:strike w:val="0"/>
           <w:color w:val="000000"/>
           <w:sz w:val="24"/>
-        </w:rPr>
-        <w:t>(</w:t>
+          <w:vertAlign w:val="superscript"/>
+        </w:rPr>
+        <w:t>13</w:t>
       </w:r>
       <w:r>
         <w:rPr>
@@ -1416,9 +4537,8 @@
           <w:strike w:val="0"/>
           <w:color w:val="000000"/>
           <w:sz w:val="24"/>
-          <w:vertAlign w:val="superscript"/>
-        </w:rPr>
-        <w:t>12</w:t>
+        </w:rPr>
+        <w:t>)</w:t>
       </w:r>
       <w:r>
         <w:rPr>
@@ -1429,7 +4549,7 @@
           <w:color w:val="000000"/>
           <w:sz w:val="24"/>
         </w:rPr>
-        <w:t>)</w:t>
+        <w:t xml:space="preserve"> found limited evidence for performance-enhancing effects of many prohibited substances, raising questions about the scientific basis for some prohibitions. Our analysis adds a clinical dimension to this concern by demonstrating that prohibition of specific agents creates measurable gaps in patient care. Data from the International Testing Agency (ITA) TUE dashboard </w:t>
       </w:r>
       <w:r>
         <w:rPr>
@@ -1440,7 +4560,7 @@
           <w:color w:val="000000"/>
           <w:sz w:val="24"/>
         </w:rPr>
-        <w:t xml:space="preserve">. The masters athlete population is also expanding: the 2024 World Masters Athletics Championships registered 8,029 athletes from 112 countries </w:t>
+        <w:t>(</w:t>
       </w:r>
       <w:r>
         <w:rPr>
@@ -1450,8 +4570,9 @@
           <w:strike w:val="0"/>
           <w:color w:val="000000"/>
           <w:sz w:val="24"/>
-        </w:rPr>
-        <w:t>(</w:t>
+          <w:vertAlign w:val="superscript"/>
+        </w:rPr>
+        <w:t>16</w:t>
       </w:r>
       <w:r>
         <w:rPr>
@@ -1461,9 +4582,8 @@
           <w:strike w:val="0"/>
           <w:color w:val="000000"/>
           <w:sz w:val="24"/>
-          <w:vertAlign w:val="superscript"/>
-        </w:rPr>
-        <w:t>44</w:t>
+        </w:rPr>
+        <w:t>)</w:t>
       </w:r>
       <w:r>
         <w:rPr>
@@ -1474,7 +4594,7 @@
           <w:color w:val="000000"/>
           <w:sz w:val="24"/>
         </w:rPr>
-        <w:t>)</w:t>
+        <w:t xml:space="preserve"> show that TUE application volumes managed by the ITA increased from approximately 650 in 2023 to 850 in 2025, which our disease-specific analysis helps to contextualize—the growing burden reflects both increased awareness and the expanding scope of conditions affected by clinical-competition gaps. The geographic disparities in TUE access reported by Vernec et al. </w:t>
       </w:r>
       <w:r>
         <w:rPr>
@@ -1485,7 +4605,7 @@
           <w:color w:val="000000"/>
           <w:sz w:val="24"/>
         </w:rPr>
-        <w:t xml:space="preserve">, and the 2027 World Masters Games had already received more than 24,000 registrations more than a year before the event </w:t>
+        <w:t>(</w:t>
       </w:r>
       <w:r>
         <w:rPr>
@@ -1495,8 +4615,9 @@
           <w:strike w:val="0"/>
           <w:color w:val="000000"/>
           <w:sz w:val="24"/>
-        </w:rPr>
-        <w:t>(</w:t>
+          <w:vertAlign w:val="superscript"/>
+        </w:rPr>
+        <w:t>32</w:t>
       </w:r>
       <w:r>
         <w:rPr>
@@ -1506,9 +4627,8 @@
           <w:strike w:val="0"/>
           <w:color w:val="000000"/>
           <w:sz w:val="24"/>
-          <w:vertAlign w:val="superscript"/>
-        </w:rPr>
-        <w:t>15</w:t>
+        </w:rPr>
+        <w:t>)</w:t>
       </w:r>
       <w:r>
         <w:rPr>
@@ -1519,8 +4639,26 @@
           <w:color w:val="000000"/>
           <w:sz w:val="24"/>
         </w:rPr>
-        <w:t>)</w:t>
-      </w:r>
+        <w:t xml:space="preserve"> take on additional significance when considered alongside our finding that some disease areas (e.g., ADHD, hypogonadism) require particularly complex and well-documented TUE applications.</w:t>
+      </w:r>
+    </w:p>
+    <w:p>
+      <w:pPr>
+        <w:ind w:firstLine="720"/>
+      </w:pPr>
+      <w:r>
+        <w:rPr>
+          <w:rFonts w:ascii="Times New Roman" w:hAnsi="Times New Roman" w:eastAsia="Times New Roman"/>
+          <w:b w:val="0"/>
+          <w:sz w:val="24"/>
+        </w:rPr>
+        <w:t>From an ethical perspective, the clinical-competition gap raises fundamental questions about the duty of care owed to athletes. The World Medical Association Declaration of Geneva establishes that patient health shall be the physician's first consideration. When anti-doping regulations effectively compel physicians to prescribe second-line treatments, a tension emerges between anti-doping compliance and the ethical obligation to provide optimal care. Strength and conditioning professionals, while not prescribers, share in this ethical responsibility through their role in monitoring athlete well-being and advocating for appropriate medical care. Addressing the clinical-competition gap therefore requires not only harmonization of TUE criteria with clinical evidence but also standardization of TUE access mechanisms across jurisdictions.</w:t>
+      </w:r>
+    </w:p>
+    <w:p>
+      <w:pPr>
+        <w:ind w:firstLine="720"/>
+      </w:pPr>
       <w:r>
         <w:rPr>
           <w:rFonts w:ascii="Times New Roman" w:hAnsi="Times New Roman" w:eastAsia="Times New Roman"/>
@@ -1530,7 +4668,7 @@
           <w:color w:val="000000"/>
           <w:sz w:val="24"/>
         </w:rPr>
-        <w:t>. These figures underscore that TUE policy decisions affect a large, heterogeneous population that includes younger elite competitors and older recreational athletes alike.</w:t>
+        <w:t>Several limitations of this review should be acknowledged. First, as a scoping review, we mapped the breadth of evidence rather than systematically appraising the quality of individual sources. Second, our gap severity ratings, while based on structured criteria, involve subjective judgment. Third, the review focused on the regulatory text of WADA documents and clinical guidelines; actual TUE approval rates and clinical experiences may differ from what policy documents suggest. Fourth, the rapidly evolving nature of both clinical guidelines and WADA regulations means that specific details may change; the structural analysis and recommendations, however, address persistent systemic issues. Fifth, we acknowledge that WADA has made progress in updating TUE Physician Guidelines, with most disease areas reviewed within the last two years. Our identification of temporal mismatch refers to the structural lag that can occur during periods between guideline updates, not to a lack of any review process.</w:t>
       </w:r>
     </w:p>
     <w:p>
@@ -1543,7 +4681,7 @@
           <w:b/>
           <w:sz w:val="24"/>
         </w:rPr>
-        <w:t>Overview of Clinical-Competition Gaps</w:t>
+        <w:t>Recommendations for Harmonization</w:t>
       </w:r>
     </w:p>
     <w:p>
@@ -1559,36 +4697,7 @@
           <w:color w:val="000000"/>
           <w:sz w:val="24"/>
         </w:rPr>
-        <w:t>Clinically significant gaps between WADA regulations and current clinical practice guidelines were identified across all seven disease areas examined. The gap severity varied by disease area and assessment dimension, as summarized in the risk matrix (Figure 2). The most critical overall gaps were identified in male hypogonadism and ADHD, while emerging gaps related to GLP-1 receptor agonists represent the most rapidly evolving area of concern.</w:t>
-      </w:r>
-    </w:p>
-    <w:p>
-      <w:pPr>
-        <w:jc w:val="center"/>
-      </w:pPr>
-      <w:r>
-        <w:rPr>
-          <w:rFonts w:ascii="Times New Roman" w:hAnsi="Times New Roman" w:eastAsia="Times New Roman"/>
-          <w:b w:val="0"/>
-          <w:i/>
-          <w:strike w:val="0"/>
-          <w:color w:val="000000"/>
-          <w:sz w:val="24"/>
-        </w:rPr>
-        <w:t>[Insert Figure 2 here]</w:t>
-      </w:r>
-    </w:p>
-    <w:p>
-      <w:pPr>
-        <w:spacing w:before="240" w:after="120"/>
-      </w:pPr>
-      <w:r>
-        <w:rPr>
-          <w:rFonts w:ascii="Times New Roman" w:hAnsi="Times New Roman" w:eastAsia="Times New Roman"/>
-          <w:b/>
-          <w:sz w:val="24"/>
-        </w:rPr>
-        <w:t>Asthma and Beta-2 Agonists</w:t>
+        <w:t>We propose the following recommendations for reducing the clinical-competition gap:</w:t>
       </w:r>
     </w:p>
     <w:p>
@@ -1604,8 +4713,26 @@
           <w:color w:val="000000"/>
           <w:sz w:val="24"/>
         </w:rPr>
-        <w:t xml:space="preserve">The Global Initiative for Asthma (GINA) 2025 report established a paradigm shift in asthma management, designating ICS-formoterol (inhaled corticosteroid combined with formoterol) maintenance and reliever therapy (MART) as the preferred treatment track (Track 1) across all severity steps </w:t>
-      </w:r>
+        <w:t>1. Establish a formal mechanism to review and update WADA TUE Physician Guidelines within 12 months of major clinical guideline revisions (e.g., GINA, ADA, Endocrine Society updates).</w:t>
+      </w:r>
+    </w:p>
+    <w:p>
+      <w:pPr>
+        <w:ind w:firstLine="720"/>
+      </w:pPr>
+      <w:r>
+        <w:rPr>
+          <w:rFonts w:ascii="Times New Roman" w:hAnsi="Times New Roman" w:eastAsia="Times New Roman"/>
+          <w:b w:val="0"/>
+          <w:sz w:val="24"/>
+        </w:rPr>
+        <w:t>2. Re-evaluate the organic/functional distinction for male hypogonadism TUEs in light of the Endocrine Society’s symptom-plus-biochemistry approach and the growing masters athlete population.</w:t>
+      </w:r>
+    </w:p>
+    <w:p>
+      <w:pPr>
+        <w:ind w:firstLine="720"/>
+      </w:pPr>
       <w:r>
         <w:rPr>
           <w:rFonts w:ascii="Times New Roman" w:hAnsi="Times New Roman" w:eastAsia="Times New Roman"/>
@@ -1615,8 +4742,13 @@
           <w:color w:val="000000"/>
           <w:sz w:val="24"/>
         </w:rPr>
-        <w:t>(</w:t>
-      </w:r>
+        <w:t>3. Conduct a formal impact assessment on athletes with type 2 diabetes before adding GLP-1 receptor agonists to the Prohibited List.</w:t>
+      </w:r>
+    </w:p>
+    <w:p>
+      <w:pPr>
+        <w:ind w:firstLine="720"/>
+      </w:pPr>
       <w:r>
         <w:rPr>
           <w:rFonts w:ascii="Times New Roman" w:hAnsi="Times New Roman" w:eastAsia="Times New Roman"/>
@@ -1625,10 +4757,14 @@
           <w:strike w:val="0"/>
           <w:color w:val="000000"/>
           <w:sz w:val="24"/>
-          <w:vertAlign w:val="superscript"/>
-        </w:rPr>
-        <w:t>11</w:t>
-      </w:r>
+        </w:rPr>
+        <w:t>4. Review formoterol dose thresholds in the context of GINA 2025 MART recommendations to ensure athletes can follow guideline-directed asthma therapy without ADRV risk.</w:t>
+      </w:r>
+    </w:p>
+    <w:p>
+      <w:pPr>
+        <w:ind w:firstLine="720"/>
+      </w:pPr>
       <w:r>
         <w:rPr>
           <w:rFonts w:ascii="Times New Roman" w:hAnsi="Times New Roman" w:eastAsia="Times New Roman"/>
@@ -1638,8 +4774,13 @@
           <w:color w:val="000000"/>
           <w:sz w:val="24"/>
         </w:rPr>
-        <w:t>)</w:t>
-      </w:r>
+        <w:t>5. Re-evaluate the in-competition-only prohibition of stimulant medications for ADHD, considering the pharmacokinetics of long-acting formulations and the clinical inappropriateness of competition-day discontinuation.</w:t>
+      </w:r>
+    </w:p>
+    <w:p>
+      <w:pPr>
+        <w:ind w:firstLine="720"/>
+      </w:pPr>
       <w:r>
         <w:rPr>
           <w:rFonts w:ascii="Times New Roman" w:hAnsi="Times New Roman" w:eastAsia="Times New Roman"/>
@@ -1649,7 +4790,7 @@
           <w:color w:val="000000"/>
           <w:sz w:val="24"/>
         </w:rPr>
-        <w:t>. Under this approach, patients use a single ICS-formoterol inhaler for both daily maintenance and as-needed symptom relief, replacing the traditional model of a separate short-acting beta-2 agonist (SABA) reliever.</w:t>
+        <w:t>6. Differentiate diuretic prohibition based on masking potential, considering a streamlined TUE process for MRAs (spironolactone/eplerenone) prescribed for heart failure.</w:t>
       </w:r>
     </w:p>
     <w:p>
@@ -1665,8 +4806,13 @@
           <w:color w:val="000000"/>
           <w:sz w:val="24"/>
         </w:rPr>
-        <w:t xml:space="preserve">WADA permits inhaled formoterol without a TUE provided the total delivered dose does not exceed 54 μg per 24 hours (with a subsidiary limit of 36 μg per 12 hours), and a urinary threshold of 40 ng/mL applies </w:t>
-      </w:r>
+        <w:t>7. Simplify and digitize TUE applications through ADAMS system improvements, multilingual support, and standardized documentation templates to reduce access disparities.</w:t>
+      </w:r>
+    </w:p>
+    <w:p>
+      <w:pPr>
+        <w:ind w:firstLine="720"/>
+      </w:pPr>
       <w:r>
         <w:rPr>
           <w:rFonts w:ascii="Times New Roman" w:hAnsi="Times New Roman" w:eastAsia="Times New Roman"/>
@@ -1676,215 +4822,20 @@
           <w:color w:val="000000"/>
           <w:sz w:val="24"/>
         </w:rPr>
-        <w:t>(</w:t>
-      </w:r>
-      <w:r>
-        <w:rPr>
-          <w:rFonts w:ascii="Times New Roman" w:hAnsi="Times New Roman" w:eastAsia="Times New Roman"/>
-          <w:b w:val="0"/>
-          <w:i w:val="0"/>
-          <w:strike w:val="0"/>
-          <w:color w:val="000000"/>
-          <w:sz w:val="24"/>
-          <w:vertAlign w:val="superscript"/>
-        </w:rPr>
-        <w:t>39</w:t>
-      </w:r>
-      <w:r>
-        <w:rPr>
-          <w:rFonts w:ascii="Times New Roman" w:hAnsi="Times New Roman" w:eastAsia="Times New Roman"/>
-          <w:b w:val="0"/>
-          <w:i w:val="0"/>
-          <w:strike w:val="0"/>
-          <w:color w:val="000000"/>
-          <w:sz w:val="24"/>
-        </w:rPr>
-        <w:t>)</w:t>
-      </w:r>
-      <w:r>
-        <w:rPr>
-          <w:rFonts w:ascii="Times New Roman" w:hAnsi="Times New Roman" w:eastAsia="Times New Roman"/>
-          <w:b w:val="0"/>
-          <w:i w:val="0"/>
-          <w:strike w:val="0"/>
-          <w:color w:val="000000"/>
-          <w:sz w:val="24"/>
-        </w:rPr>
-        <w:t xml:space="preserve">. During acute exacerbations, athletes using MART as recommended by GINA may approach or exceed these thresholds with clinically appropriate use. A cross-country skier with exercise-induced bronchoconstriction (EIB) using budesonide/formoterol 200/6 μg MART could accumulate 48 μg delivered formoterol daily during high-intensity training periods, approaching the 54 μg ceiling and risking threshold exceedance on competition days with additional reliever use </w:t>
-      </w:r>
-      <w:r>
-        <w:rPr>
-          <w:rFonts w:ascii="Times New Roman" w:hAnsi="Times New Roman" w:eastAsia="Times New Roman"/>
-          <w:b w:val="0"/>
-          <w:i w:val="0"/>
-          <w:strike w:val="0"/>
-          <w:color w:val="000000"/>
-          <w:sz w:val="24"/>
-        </w:rPr>
-        <w:t>(</w:t>
-      </w:r>
-      <w:r>
-        <w:rPr>
-          <w:rFonts w:ascii="Times New Roman" w:hAnsi="Times New Roman" w:eastAsia="Times New Roman"/>
-          <w:b w:val="0"/>
-          <w:i w:val="0"/>
-          <w:strike w:val="0"/>
-          <w:color w:val="000000"/>
-          <w:sz w:val="24"/>
-          <w:vertAlign w:val="superscript"/>
-        </w:rPr>
-        <w:t>40</w:t>
-      </w:r>
-      <w:r>
-        <w:rPr>
-          <w:rFonts w:ascii="Times New Roman" w:hAnsi="Times New Roman" w:eastAsia="Times New Roman"/>
-          <w:b w:val="0"/>
-          <w:i w:val="0"/>
-          <w:strike w:val="0"/>
-          <w:color w:val="000000"/>
-          <w:sz w:val="24"/>
-        </w:rPr>
-        <w:t xml:space="preserve">, </w:t>
-      </w:r>
-      <w:r>
-        <w:rPr>
-          <w:rFonts w:ascii="Times New Roman" w:hAnsi="Times New Roman" w:eastAsia="Times New Roman"/>
-          <w:b w:val="0"/>
-          <w:i w:val="0"/>
-          <w:strike w:val="0"/>
-          <w:color w:val="000000"/>
-          <w:sz w:val="24"/>
-          <w:vertAlign w:val="superscript"/>
-        </w:rPr>
-        <w:t>1</w:t>
-      </w:r>
-      <w:r>
-        <w:rPr>
-          <w:rFonts w:ascii="Times New Roman" w:hAnsi="Times New Roman" w:eastAsia="Times New Roman"/>
-          <w:b w:val="0"/>
-          <w:i w:val="0"/>
-          <w:strike w:val="0"/>
-          <w:color w:val="000000"/>
-          <w:sz w:val="24"/>
-        </w:rPr>
-        <w:t>)</w:t>
-      </w:r>
-      <w:r>
-        <w:rPr>
-          <w:rFonts w:ascii="Times New Roman" w:hAnsi="Times New Roman" w:eastAsia="Times New Roman"/>
-          <w:b w:val="0"/>
-          <w:i w:val="0"/>
-          <w:strike w:val="0"/>
-          <w:color w:val="000000"/>
-          <w:sz w:val="24"/>
-        </w:rPr>
-        <w:t>.</w:t>
+        <w:t>8. Integrate anti-doping pharmacology education into medical school curricula, residency training, and continuing medical education to improve prescriber awareness of the Prohibited List.</w:t>
       </w:r>
     </w:p>
     <w:p>
       <w:pPr>
-        <w:ind w:firstLine="720"/>
-      </w:pPr>
-      <w:r>
-        <w:rPr>
-          <w:rFonts w:ascii="Times New Roman" w:hAnsi="Times New Roman" w:eastAsia="Times New Roman"/>
-          <w:b w:val="0"/>
-          <w:i w:val="0"/>
-          <w:strike w:val="0"/>
-          <w:color w:val="000000"/>
-          <w:sz w:val="24"/>
-        </w:rPr>
-        <w:t xml:space="preserve">WADA's threshold policy for beta-2 agonists reflects meta-analytic evidence that systemic use of these agents can increase lean body mass and reduce fat mass, whereas inhaled routes at permitted doses are considered unlikely to produce these effects </w:t>
-      </w:r>
-      <w:r>
-        <w:rPr>
-          <w:rFonts w:ascii="Times New Roman" w:hAnsi="Times New Roman" w:eastAsia="Times New Roman"/>
-          <w:b w:val="0"/>
-          <w:i w:val="0"/>
-          <w:strike w:val="0"/>
-          <w:color w:val="000000"/>
-          <w:sz w:val="24"/>
-        </w:rPr>
-        <w:t>(</w:t>
-      </w:r>
-      <w:r>
-        <w:rPr>
-          <w:rFonts w:ascii="Times New Roman" w:hAnsi="Times New Roman" w:eastAsia="Times New Roman"/>
-          <w:b w:val="0"/>
-          <w:i w:val="0"/>
-          <w:strike w:val="0"/>
-          <w:color w:val="000000"/>
-          <w:sz w:val="24"/>
-          <w:vertAlign w:val="superscript"/>
-        </w:rPr>
-        <w:t>14</w:t>
-      </w:r>
-      <w:r>
-        <w:rPr>
-          <w:rFonts w:ascii="Times New Roman" w:hAnsi="Times New Roman" w:eastAsia="Times New Roman"/>
-          <w:b w:val="0"/>
-          <w:i w:val="0"/>
-          <w:strike w:val="0"/>
-          <w:color w:val="000000"/>
-          <w:sz w:val="24"/>
-        </w:rPr>
-        <w:t>)</w:t>
-      </w:r>
-      <w:r>
-        <w:rPr>
-          <w:rFonts w:ascii="Times New Roman" w:hAnsi="Times New Roman" w:eastAsia="Times New Roman"/>
-          <w:b w:val="0"/>
-          <w:i w:val="0"/>
-          <w:strike w:val="0"/>
-          <w:color w:val="000000"/>
-          <w:sz w:val="24"/>
-        </w:rPr>
-        <w:t xml:space="preserve">. This performance-enhancement rationale is independent of the clinical guideline rationale, which prioritizes symptom control and exacerbation prevention. The misalignment is not a contradiction of clinical asthma care, but it creates an unintended incentive for athletes to rely on SABA monotherapy—a practice GINA 2025 explicitly recommends against at any severity step because it increases the risk of severe exacerbations and asthma-related death </w:t>
-      </w:r>
-      <w:r>
-        <w:rPr>
-          <w:rFonts w:ascii="Times New Roman" w:hAnsi="Times New Roman" w:eastAsia="Times New Roman"/>
-          <w:b w:val="0"/>
-          <w:i w:val="0"/>
-          <w:strike w:val="0"/>
-          <w:color w:val="000000"/>
-          <w:sz w:val="24"/>
-        </w:rPr>
-        <w:t>(</w:t>
-      </w:r>
-      <w:r>
-        <w:rPr>
-          <w:rFonts w:ascii="Times New Roman" w:hAnsi="Times New Roman" w:eastAsia="Times New Roman"/>
-          <w:b w:val="0"/>
-          <w:i w:val="0"/>
-          <w:strike w:val="0"/>
-          <w:color w:val="000000"/>
-          <w:sz w:val="24"/>
-          <w:vertAlign w:val="superscript"/>
-        </w:rPr>
-        <w:t>11</w:t>
-      </w:r>
-      <w:r>
-        <w:rPr>
-          <w:rFonts w:ascii="Times New Roman" w:hAnsi="Times New Roman" w:eastAsia="Times New Roman"/>
-          <w:b w:val="0"/>
-          <w:i w:val="0"/>
-          <w:strike w:val="0"/>
-          <w:color w:val="000000"/>
-          <w:sz w:val="24"/>
-        </w:rPr>
-        <w:t>)</w:t>
-      </w:r>
-      <w:r>
-        <w:rPr>
-          <w:rFonts w:ascii="Times New Roman" w:hAnsi="Times New Roman" w:eastAsia="Times New Roman"/>
-          <w:b w:val="0"/>
-          <w:i w:val="0"/>
-          <w:strike w:val="0"/>
-          <w:color w:val="000000"/>
-          <w:sz w:val="24"/>
-        </w:rPr>
-        <w:t>.</w:t>
+        <w:spacing w:before="240" w:after="120"/>
+      </w:pPr>
+      <w:r>
+        <w:rPr>
+          <w:rFonts w:ascii="Times New Roman" w:hAnsi="Times New Roman" w:eastAsia="Times New Roman"/>
+          <w:b/>
+          <w:sz w:val="28"/>
+        </w:rPr>
+        <w:t>PRACTICAL APPLICATIONS</w:t>
       </w:r>
     </w:p>
     <w:p>
@@ -1895,3714 +4846,9 @@
         <w:rPr>
           <w:rFonts w:ascii="Times New Roman" w:hAnsi="Times New Roman" w:eastAsia="Times New Roman"/>
           <w:b w:val="0"/>
-          <w:i w:val="0"/>
-          <w:strike w:val="0"/>
-          <w:color w:val="000000"/>
-          <w:sz w:val="24"/>
-        </w:rPr>
-        <w:t xml:space="preserve">The salbutamol threshold itself presents an additional compliance risk that warrants attention. WADA permits inhaled salbutamol up to 1600 μg per 24 hours (with a subsidiary limit of 800 μg per 8 hours), and applies a urine decision limit of 1000 ng/mL </w:t>
-      </w:r>
-      <w:r>
-        <w:rPr>
-          <w:rFonts w:ascii="Times New Roman" w:hAnsi="Times New Roman" w:eastAsia="Times New Roman"/>
-          <w:b w:val="0"/>
-          <w:i w:val="0"/>
-          <w:strike w:val="0"/>
-          <w:color w:val="000000"/>
-          <w:sz w:val="24"/>
-        </w:rPr>
-        <w:t>(</w:t>
-      </w:r>
-      <w:r>
-        <w:rPr>
-          <w:rFonts w:ascii="Times New Roman" w:hAnsi="Times New Roman" w:eastAsia="Times New Roman"/>
-          <w:b w:val="0"/>
-          <w:i w:val="0"/>
-          <w:strike w:val="0"/>
-          <w:color w:val="000000"/>
-          <w:sz w:val="24"/>
-          <w:vertAlign w:val="superscript"/>
-        </w:rPr>
-        <w:t>39</w:t>
-      </w:r>
-      <w:r>
-        <w:rPr>
-          <w:rFonts w:ascii="Times New Roman" w:hAnsi="Times New Roman" w:eastAsia="Times New Roman"/>
-          <w:b w:val="0"/>
-          <w:i w:val="0"/>
-          <w:strike w:val="0"/>
-          <w:color w:val="000000"/>
-          <w:sz w:val="24"/>
-        </w:rPr>
-        <w:t>)</w:t>
-      </w:r>
-      <w:r>
-        <w:rPr>
-          <w:rFonts w:ascii="Times New Roman" w:hAnsi="Times New Roman" w:eastAsia="Times New Roman"/>
-          <w:b w:val="0"/>
-          <w:i w:val="0"/>
-          <w:strike w:val="0"/>
-          <w:color w:val="000000"/>
-          <w:sz w:val="24"/>
-        </w:rPr>
-        <w:t xml:space="preserve">. During acute exacerbations or intense exercise-induced bronchoconstriction, clinically appropriate dosing of salbutamol may approach these thresholds. Athletes using salbutamol as prescribed may exceed the permitted dose during symptom flares, placing them at risk of an adverse analytical finding. While a TUE can be applied for retroactively in some cases, the burden of proof falls on the athlete, and the process introduces uncertainty and administrative stress that may influence treatment decisions </w:t>
-      </w:r>
-      <w:r>
-        <w:rPr>
-          <w:rFonts w:ascii="Times New Roman" w:hAnsi="Times New Roman" w:eastAsia="Times New Roman"/>
-          <w:b w:val="0"/>
-          <w:i w:val="0"/>
-          <w:strike w:val="0"/>
-          <w:color w:val="000000"/>
-          <w:sz w:val="24"/>
-        </w:rPr>
-        <w:t>(</w:t>
-      </w:r>
-      <w:r>
-        <w:rPr>
-          <w:rFonts w:ascii="Times New Roman" w:hAnsi="Times New Roman" w:eastAsia="Times New Roman"/>
-          <w:b w:val="0"/>
-          <w:i w:val="0"/>
-          <w:strike w:val="0"/>
-          <w:color w:val="000000"/>
-          <w:sz w:val="24"/>
-          <w:vertAlign w:val="superscript"/>
-        </w:rPr>
-        <w:t>39</w:t>
-      </w:r>
-      <w:r>
-        <w:rPr>
-          <w:rFonts w:ascii="Times New Roman" w:hAnsi="Times New Roman" w:eastAsia="Times New Roman"/>
-          <w:b w:val="0"/>
-          <w:i w:val="0"/>
-          <w:strike w:val="0"/>
-          <w:color w:val="000000"/>
-          <w:sz w:val="24"/>
-        </w:rPr>
-        <w:t xml:space="preserve">, </w:t>
-      </w:r>
-      <w:r>
-        <w:rPr>
-          <w:rFonts w:ascii="Times New Roman" w:hAnsi="Times New Roman" w:eastAsia="Times New Roman"/>
-          <w:b w:val="0"/>
-          <w:i w:val="0"/>
-          <w:strike w:val="0"/>
-          <w:color w:val="000000"/>
-          <w:sz w:val="24"/>
-          <w:vertAlign w:val="superscript"/>
-        </w:rPr>
-        <w:t>40</w:t>
-      </w:r>
-      <w:r>
-        <w:rPr>
-          <w:rFonts w:ascii="Times New Roman" w:hAnsi="Times New Roman" w:eastAsia="Times New Roman"/>
-          <w:b w:val="0"/>
-          <w:i w:val="0"/>
-          <w:strike w:val="0"/>
-          <w:color w:val="000000"/>
-          <w:sz w:val="24"/>
-        </w:rPr>
-        <w:t xml:space="preserve">, </w:t>
-      </w:r>
-      <w:r>
-        <w:rPr>
-          <w:rFonts w:ascii="Times New Roman" w:hAnsi="Times New Roman" w:eastAsia="Times New Roman"/>
-          <w:b w:val="0"/>
-          <w:i w:val="0"/>
-          <w:strike w:val="0"/>
-          <w:color w:val="000000"/>
-          <w:sz w:val="24"/>
-          <w:vertAlign w:val="superscript"/>
-        </w:rPr>
-        <w:t>1</w:t>
-      </w:r>
-      <w:r>
-        <w:rPr>
-          <w:rFonts w:ascii="Times New Roman" w:hAnsi="Times New Roman" w:eastAsia="Times New Roman"/>
-          <w:b w:val="0"/>
-          <w:i w:val="0"/>
-          <w:strike w:val="0"/>
-          <w:color w:val="000000"/>
-          <w:sz w:val="24"/>
-        </w:rPr>
-        <w:t>)</w:t>
-      </w:r>
-      <w:r>
-        <w:rPr>
-          <w:rFonts w:ascii="Times New Roman" w:hAnsi="Times New Roman" w:eastAsia="Times New Roman"/>
-          <w:b w:val="0"/>
-          <w:i w:val="0"/>
-          <w:strike w:val="0"/>
-          <w:color w:val="000000"/>
-          <w:sz w:val="24"/>
-        </w:rPr>
-        <w:t>.</w:t>
-      </w:r>
-    </w:p>
-    <w:p>
-      <w:pPr>
-        <w:spacing w:before="240" w:after="120"/>
-      </w:pPr>
-      <w:r>
-        <w:rPr>
-          <w:rFonts w:ascii="Times New Roman" w:hAnsi="Times New Roman" w:eastAsia="Times New Roman"/>
-          <w:b/>
-          <w:sz w:val="24"/>
-        </w:rPr>
-        <w:t>Attention-Deficit/Hyperactivity Disorder (ADHD)</w:t>
-      </w:r>
-    </w:p>
-    <w:p>
-      <w:pPr>
-        <w:ind w:firstLine="720"/>
-      </w:pPr>
-      <w:r>
-        <w:rPr>
-          <w:rFonts w:ascii="Times New Roman" w:hAnsi="Times New Roman" w:eastAsia="Times New Roman"/>
-          <w:b w:val="0"/>
-          <w:i w:val="0"/>
-          <w:strike w:val="0"/>
-          <w:color w:val="000000"/>
-          <w:sz w:val="24"/>
-        </w:rPr>
-        <w:t xml:space="preserve">Major clinical guidelines, including NICE (2024) and the Australian ADHD Guideline 2022  designate stimulant medications as first-line pharmacotherapy for ADHD in both children and adults </w:t>
-      </w:r>
-      <w:r>
-        <w:rPr>
-          <w:rFonts w:ascii="Times New Roman" w:hAnsi="Times New Roman" w:eastAsia="Times New Roman"/>
-          <w:b w:val="0"/>
-          <w:i w:val="0"/>
-          <w:strike w:val="0"/>
-          <w:color w:val="000000"/>
-          <w:sz w:val="24"/>
-        </w:rPr>
-        <w:t>(</w:t>
-      </w:r>
-      <w:r>
-        <w:rPr>
-          <w:rFonts w:ascii="Times New Roman" w:hAnsi="Times New Roman" w:eastAsia="Times New Roman"/>
-          <w:b w:val="0"/>
-          <w:i w:val="0"/>
-          <w:strike w:val="0"/>
-          <w:color w:val="000000"/>
-          <w:sz w:val="24"/>
-          <w:vertAlign w:val="superscript"/>
-        </w:rPr>
-        <w:t>22</w:t>
-      </w:r>
-      <w:r>
-        <w:rPr>
-          <w:rFonts w:ascii="Times New Roman" w:hAnsi="Times New Roman" w:eastAsia="Times New Roman"/>
-          <w:b w:val="0"/>
-          <w:i w:val="0"/>
-          <w:strike w:val="0"/>
-          <w:color w:val="000000"/>
-          <w:sz w:val="24"/>
-        </w:rPr>
-        <w:t xml:space="preserve">, </w:t>
-      </w:r>
-      <w:r>
-        <w:rPr>
-          <w:rFonts w:ascii="Times New Roman" w:hAnsi="Times New Roman" w:eastAsia="Times New Roman"/>
-          <w:b w:val="0"/>
-          <w:i w:val="0"/>
-          <w:strike w:val="0"/>
-          <w:color w:val="000000"/>
-          <w:sz w:val="24"/>
-          <w:vertAlign w:val="superscript"/>
-        </w:rPr>
-        <w:t>4</w:t>
-      </w:r>
-      <w:r>
-        <w:rPr>
-          <w:rFonts w:ascii="Times New Roman" w:hAnsi="Times New Roman" w:eastAsia="Times New Roman"/>
-          <w:b w:val="0"/>
-          <w:i w:val="0"/>
-          <w:strike w:val="0"/>
-          <w:color w:val="000000"/>
-          <w:sz w:val="24"/>
-        </w:rPr>
-        <w:t>)</w:t>
-      </w:r>
-      <w:r>
-        <w:rPr>
-          <w:rFonts w:ascii="Times New Roman" w:hAnsi="Times New Roman" w:eastAsia="Times New Roman"/>
-          <w:b w:val="0"/>
-          <w:i w:val="0"/>
-          <w:strike w:val="0"/>
-          <w:color w:val="000000"/>
-          <w:sz w:val="24"/>
-        </w:rPr>
-        <w:t xml:space="preserve">. Methylphenidate and lisdexamfetamine/amphetamine preparations consistently demonstrate the largest effect sizes and highest response rates among available treatments. Non-stimulant alternatives (atomoxetine, guanfacine) are positioned as second-line agents, with approximately 30–40% of patients showing an inadequate response </w:t>
-      </w:r>
-      <w:r>
-        <w:rPr>
-          <w:rFonts w:ascii="Times New Roman" w:hAnsi="Times New Roman" w:eastAsia="Times New Roman"/>
-          <w:b w:val="0"/>
-          <w:i w:val="0"/>
-          <w:strike w:val="0"/>
-          <w:color w:val="000000"/>
-          <w:sz w:val="24"/>
-        </w:rPr>
-        <w:t>(</w:t>
-      </w:r>
-      <w:r>
-        <w:rPr>
-          <w:rFonts w:ascii="Times New Roman" w:hAnsi="Times New Roman" w:eastAsia="Times New Roman"/>
-          <w:b w:val="0"/>
-          <w:i w:val="0"/>
-          <w:strike w:val="0"/>
-          <w:color w:val="000000"/>
-          <w:sz w:val="24"/>
-          <w:vertAlign w:val="superscript"/>
-        </w:rPr>
-        <w:t>4</w:t>
-      </w:r>
-      <w:r>
-        <w:rPr>
-          <w:rFonts w:ascii="Times New Roman" w:hAnsi="Times New Roman" w:eastAsia="Times New Roman"/>
-          <w:b w:val="0"/>
-          <w:i w:val="0"/>
-          <w:strike w:val="0"/>
-          <w:color w:val="000000"/>
-          <w:sz w:val="24"/>
-        </w:rPr>
-        <w:t>)</w:t>
-      </w:r>
-      <w:r>
-        <w:rPr>
-          <w:rFonts w:ascii="Times New Roman" w:hAnsi="Times New Roman" w:eastAsia="Times New Roman"/>
-          <w:b w:val="0"/>
-          <w:i w:val="0"/>
-          <w:strike w:val="0"/>
-          <w:color w:val="000000"/>
-          <w:sz w:val="24"/>
-        </w:rPr>
-        <w:t>.</w:t>
-      </w:r>
-    </w:p>
-    <w:p>
-      <w:pPr>
-        <w:ind w:firstLine="720"/>
-      </w:pPr>
-      <w:r>
-        <w:rPr>
-          <w:rFonts w:ascii="Times New Roman" w:hAnsi="Times New Roman" w:eastAsia="Times New Roman"/>
-          <w:b w:val="0"/>
-          <w:i w:val="0"/>
-          <w:strike w:val="0"/>
-          <w:color w:val="000000"/>
-          <w:sz w:val="24"/>
-        </w:rPr>
-        <w:t xml:space="preserve">Under WADA regulations, all stimulant medications for ADHD are prohibited in-competition: amphetamines as non-specified stimulants (S6.A) and methylphenidate as a specified stimulant (S6.B) </w:t>
-      </w:r>
-      <w:r>
-        <w:rPr>
-          <w:rFonts w:ascii="Times New Roman" w:hAnsi="Times New Roman" w:eastAsia="Times New Roman"/>
-          <w:b w:val="0"/>
-          <w:i w:val="0"/>
-          <w:strike w:val="0"/>
-          <w:color w:val="000000"/>
-          <w:sz w:val="24"/>
-        </w:rPr>
-        <w:t>(</w:t>
-      </w:r>
-      <w:r>
-        <w:rPr>
-          <w:rFonts w:ascii="Times New Roman" w:hAnsi="Times New Roman" w:eastAsia="Times New Roman"/>
-          <w:b w:val="0"/>
-          <w:i w:val="0"/>
-          <w:strike w:val="0"/>
-          <w:color w:val="000000"/>
-          <w:sz w:val="24"/>
-          <w:vertAlign w:val="superscript"/>
-        </w:rPr>
-        <w:t>39</w:t>
-      </w:r>
-      <w:r>
-        <w:rPr>
-          <w:rFonts w:ascii="Times New Roman" w:hAnsi="Times New Roman" w:eastAsia="Times New Roman"/>
-          <w:b w:val="0"/>
-          <w:i w:val="0"/>
-          <w:strike w:val="0"/>
-          <w:color w:val="000000"/>
-          <w:sz w:val="24"/>
-        </w:rPr>
-        <w:t>)</w:t>
-      </w:r>
-      <w:r>
-        <w:rPr>
-          <w:rFonts w:ascii="Times New Roman" w:hAnsi="Times New Roman" w:eastAsia="Times New Roman"/>
-          <w:b w:val="0"/>
-          <w:i w:val="0"/>
-          <w:strike w:val="0"/>
-          <w:color w:val="000000"/>
-          <w:sz w:val="24"/>
-        </w:rPr>
-        <w:t xml:space="preserve">. Notably, these substances are permitted out-of-competition. WADA's rationale for the in-competition ban is that stimulants may acutely improve alertness, vigilance, and concentration, which could confer a competitive advantage; out-of-competition use is permitted because treatment continuity is clinically necessary and detection windows are shorter outside events </w:t>
-      </w:r>
-      <w:r>
-        <w:rPr>
-          <w:rFonts w:ascii="Times New Roman" w:hAnsi="Times New Roman" w:eastAsia="Times New Roman"/>
-          <w:b w:val="0"/>
-          <w:i w:val="0"/>
-          <w:strike w:val="0"/>
-          <w:color w:val="000000"/>
-          <w:sz w:val="24"/>
-        </w:rPr>
-        <w:t>(</w:t>
-      </w:r>
-      <w:r>
-        <w:rPr>
-          <w:rFonts w:ascii="Times New Roman" w:hAnsi="Times New Roman" w:eastAsia="Times New Roman"/>
-          <w:b w:val="0"/>
-          <w:i w:val="0"/>
-          <w:strike w:val="0"/>
-          <w:color w:val="000000"/>
-          <w:sz w:val="24"/>
-          <w:vertAlign w:val="superscript"/>
-        </w:rPr>
-        <w:t>39</w:t>
-      </w:r>
-      <w:r>
-        <w:rPr>
-          <w:rFonts w:ascii="Times New Roman" w:hAnsi="Times New Roman" w:eastAsia="Times New Roman"/>
-          <w:b w:val="0"/>
-          <w:i w:val="0"/>
-          <w:strike w:val="0"/>
-          <w:color w:val="000000"/>
-          <w:sz w:val="24"/>
-        </w:rPr>
-        <w:t xml:space="preserve">, </w:t>
-      </w:r>
-      <w:r>
-        <w:rPr>
-          <w:rFonts w:ascii="Times New Roman" w:hAnsi="Times New Roman" w:eastAsia="Times New Roman"/>
-          <w:b w:val="0"/>
-          <w:i w:val="0"/>
-          <w:strike w:val="0"/>
-          <w:color w:val="000000"/>
-          <w:sz w:val="24"/>
-          <w:vertAlign w:val="superscript"/>
-        </w:rPr>
-        <w:t>12</w:t>
-      </w:r>
-      <w:r>
-        <w:rPr>
-          <w:rFonts w:ascii="Times New Roman" w:hAnsi="Times New Roman" w:eastAsia="Times New Roman"/>
-          <w:b w:val="0"/>
-          <w:i w:val="0"/>
-          <w:strike w:val="0"/>
-          <w:color w:val="000000"/>
-          <w:sz w:val="24"/>
-        </w:rPr>
-        <w:t>)</w:t>
-      </w:r>
-      <w:r>
-        <w:rPr>
-          <w:rFonts w:ascii="Times New Roman" w:hAnsi="Times New Roman" w:eastAsia="Times New Roman"/>
-          <w:b w:val="0"/>
-          <w:i w:val="0"/>
-          <w:strike w:val="0"/>
-          <w:color w:val="000000"/>
-          <w:sz w:val="24"/>
-        </w:rPr>
-        <w:t xml:space="preserve">. This creates a fundamental paradox: ADHD is a continuous neurodevelopmental condition that does not remit on competition days, yet WADA's regulatory framework treats it as if pharmacotherapy can be safely interrupted for competitive events. Long-acting formulations such as extended-release methylphenidate and lisdexamfetamine are specifically designed to provide consistent 10–14 hour coverage, and abrupt discontinuation can produce withdrawal symptoms and acute cognitive deterioration </w:t>
-      </w:r>
-      <w:r>
-        <w:rPr>
-          <w:rFonts w:ascii="Times New Roman" w:hAnsi="Times New Roman" w:eastAsia="Times New Roman"/>
-          <w:b w:val="0"/>
-          <w:i w:val="0"/>
-          <w:strike w:val="0"/>
-          <w:color w:val="000000"/>
-          <w:sz w:val="24"/>
-        </w:rPr>
-        <w:t>(</w:t>
-      </w:r>
-      <w:r>
-        <w:rPr>
-          <w:rFonts w:ascii="Times New Roman" w:hAnsi="Times New Roman" w:eastAsia="Times New Roman"/>
-          <w:b w:val="0"/>
-          <w:i w:val="0"/>
-          <w:strike w:val="0"/>
-          <w:color w:val="000000"/>
-          <w:sz w:val="24"/>
-          <w:vertAlign w:val="superscript"/>
-        </w:rPr>
-        <w:t>41</w:t>
-      </w:r>
-      <w:r>
-        <w:rPr>
-          <w:rFonts w:ascii="Times New Roman" w:hAnsi="Times New Roman" w:eastAsia="Times New Roman"/>
-          <w:b w:val="0"/>
-          <w:i w:val="0"/>
-          <w:strike w:val="0"/>
-          <w:color w:val="000000"/>
-          <w:sz w:val="24"/>
-        </w:rPr>
-        <w:t>)</w:t>
-      </w:r>
-      <w:r>
-        <w:rPr>
-          <w:rFonts w:ascii="Times New Roman" w:hAnsi="Times New Roman" w:eastAsia="Times New Roman"/>
-          <w:b w:val="0"/>
-          <w:i w:val="0"/>
-          <w:strike w:val="0"/>
-          <w:color w:val="000000"/>
-          <w:sz w:val="24"/>
-        </w:rPr>
-        <w:t>.</w:t>
-      </w:r>
-    </w:p>
-    <w:p>
-      <w:pPr>
-        <w:ind w:firstLine="720"/>
-      </w:pPr>
-      <w:r>
-        <w:rPr>
-          <w:rFonts w:ascii="Times New Roman" w:hAnsi="Times New Roman" w:eastAsia="Times New Roman"/>
-          <w:b w:val="0"/>
-          <w:i w:val="0"/>
-          <w:strike w:val="0"/>
-          <w:color w:val="000000"/>
-          <w:sz w:val="24"/>
-        </w:rPr>
-        <w:t xml:space="preserve">The TUE application process for stimulant medications requires comprehensive neuropsychological evaluation, documentation of childhood-onset symptoms per DSM-5 criteria, evidence that non-stimulant alternatives have been trialed, and ongoing monitoring </w:t>
-      </w:r>
-      <w:r>
-        <w:rPr>
-          <w:rFonts w:ascii="Times New Roman" w:hAnsi="Times New Roman" w:eastAsia="Times New Roman"/>
-          <w:b w:val="0"/>
-          <w:i w:val="0"/>
-          <w:strike w:val="0"/>
-          <w:color w:val="000000"/>
-          <w:sz w:val="24"/>
-        </w:rPr>
-        <w:t>(</w:t>
-      </w:r>
-      <w:r>
-        <w:rPr>
-          <w:rFonts w:ascii="Times New Roman" w:hAnsi="Times New Roman" w:eastAsia="Times New Roman"/>
-          <w:b w:val="0"/>
-          <w:i w:val="0"/>
-          <w:strike w:val="0"/>
-          <w:color w:val="000000"/>
-          <w:sz w:val="24"/>
-          <w:vertAlign w:val="superscript"/>
-        </w:rPr>
-        <w:t>41</w:t>
-      </w:r>
-      <w:r>
-        <w:rPr>
-          <w:rFonts w:ascii="Times New Roman" w:hAnsi="Times New Roman" w:eastAsia="Times New Roman"/>
-          <w:b w:val="0"/>
-          <w:i w:val="0"/>
-          <w:strike w:val="0"/>
-          <w:color w:val="000000"/>
-          <w:sz w:val="24"/>
-        </w:rPr>
-        <w:t>)</w:t>
-      </w:r>
-      <w:r>
-        <w:rPr>
-          <w:rFonts w:ascii="Times New Roman" w:hAnsi="Times New Roman" w:eastAsia="Times New Roman"/>
-          <w:b w:val="0"/>
-          <w:i w:val="0"/>
-          <w:strike w:val="0"/>
-          <w:color w:val="000000"/>
-          <w:sz w:val="24"/>
-        </w:rPr>
-        <w:t>. For adult-diagnosed athletes—a growing population as awareness of adult ADHD increases—the requirement for childhood documentation can be particularly burdensome, especially for athletes with international careers and fragmented medical records. The time and financial costs of the TUE process can delay access to optimal treatment.</w:t>
-      </w:r>
-    </w:p>
-    <w:p>
-      <w:pPr>
-        <w:ind w:firstLine="720"/>
-      </w:pPr>
-      <w:r>
-        <w:rPr>
-          <w:rFonts w:ascii="Times New Roman" w:hAnsi="Times New Roman" w:eastAsia="Times New Roman"/>
-          <w:b w:val="0"/>
-          <w:i w:val="0"/>
-          <w:strike w:val="0"/>
-          <w:color w:val="000000"/>
-          <w:sz w:val="24"/>
-        </w:rPr>
-        <w:t xml:space="preserve">The prevalence of ADHD among elite athletes has been estimated at 7–8%, comparable to or slightly higher than the general adult population prevalence </w:t>
-      </w:r>
-      <w:r>
-        <w:rPr>
-          <w:rFonts w:ascii="Times New Roman" w:hAnsi="Times New Roman" w:eastAsia="Times New Roman"/>
-          <w:b w:val="0"/>
-          <w:i w:val="0"/>
-          <w:strike w:val="0"/>
-          <w:color w:val="000000"/>
-          <w:sz w:val="24"/>
-        </w:rPr>
-        <w:t>(</w:t>
-      </w:r>
-      <w:r>
-        <w:rPr>
-          <w:rFonts w:ascii="Times New Roman" w:hAnsi="Times New Roman" w:eastAsia="Times New Roman"/>
-          <w:b w:val="0"/>
-          <w:i w:val="0"/>
-          <w:strike w:val="0"/>
-          <w:color w:val="000000"/>
-          <w:sz w:val="24"/>
-          <w:vertAlign w:val="superscript"/>
-        </w:rPr>
-        <w:t>12</w:t>
-      </w:r>
-      <w:r>
-        <w:rPr>
-          <w:rFonts w:ascii="Times New Roman" w:hAnsi="Times New Roman" w:eastAsia="Times New Roman"/>
-          <w:b w:val="0"/>
-          <w:i w:val="0"/>
-          <w:strike w:val="0"/>
-          <w:color w:val="000000"/>
-          <w:sz w:val="24"/>
-        </w:rPr>
-        <w:t>)</w:t>
-      </w:r>
-      <w:r>
-        <w:rPr>
-          <w:rFonts w:ascii="Times New Roman" w:hAnsi="Times New Roman" w:eastAsia="Times New Roman"/>
-          <w:b w:val="0"/>
-          <w:i w:val="0"/>
-          <w:strike w:val="0"/>
-          <w:color w:val="000000"/>
-          <w:sz w:val="24"/>
-        </w:rPr>
-        <w:t xml:space="preserve">. This suggests that the ADHD-TUE gap affects a substantial number of competitive athletes worldwide. Data from Vernec et al. </w:t>
-      </w:r>
-      <w:r>
-        <w:rPr>
-          <w:rFonts w:ascii="Times New Roman" w:hAnsi="Times New Roman" w:eastAsia="Times New Roman"/>
-          <w:b w:val="0"/>
-          <w:i w:val="0"/>
-          <w:strike w:val="0"/>
-          <w:color w:val="000000"/>
-          <w:sz w:val="24"/>
-        </w:rPr>
-        <w:t>(</w:t>
-      </w:r>
-      <w:r>
-        <w:rPr>
-          <w:rFonts w:ascii="Times New Roman" w:hAnsi="Times New Roman" w:eastAsia="Times New Roman"/>
-          <w:b w:val="0"/>
-          <w:i w:val="0"/>
-          <w:strike w:val="0"/>
-          <w:color w:val="000000"/>
-          <w:sz w:val="24"/>
-          <w:vertAlign w:val="superscript"/>
-        </w:rPr>
-        <w:t>32</w:t>
-      </w:r>
-      <w:r>
-        <w:rPr>
-          <w:rFonts w:ascii="Times New Roman" w:hAnsi="Times New Roman" w:eastAsia="Times New Roman"/>
-          <w:b w:val="0"/>
-          <w:i w:val="0"/>
-          <w:strike w:val="0"/>
-          <w:color w:val="000000"/>
-          <w:sz w:val="24"/>
-        </w:rPr>
-        <w:t>)</w:t>
-      </w:r>
-      <w:r>
-        <w:rPr>
-          <w:rFonts w:ascii="Times New Roman" w:hAnsi="Times New Roman" w:eastAsia="Times New Roman"/>
-          <w:b w:val="0"/>
-          <w:i w:val="0"/>
-          <w:strike w:val="0"/>
-          <w:color w:val="000000"/>
-          <w:sz w:val="24"/>
-        </w:rPr>
-        <w:t xml:space="preserve"> indicate that stimulant TUE applications have increased steadily at recent Olympic Games, reflecting growing diagnostic awareness. However, the administrative burden of the TUE process may lead to significant underreporting, with athletes choosing to forgo treatment rather than navigate the complex application requirements. The safety implications of untreated or undertreated ADHD during training and competition—including impaired concentration, impulsivity, and increased injury risk—represent a direct concern for S&amp;C professionals supervising training sessions.</w:t>
-      </w:r>
-    </w:p>
-    <w:p>
-      <w:pPr>
-        <w:ind w:firstLine="720"/>
-      </w:pPr>
-      <w:r>
-        <w:rPr>
-          <w:rFonts w:ascii="Times New Roman" w:hAnsi="Times New Roman" w:eastAsia="Times New Roman"/>
-          <w:b w:val="0"/>
-          <w:i w:val="0"/>
-          <w:strike w:val="0"/>
-          <w:color w:val="000000"/>
-          <w:sz w:val="24"/>
-        </w:rPr>
-        <w:t xml:space="preserve">TUE access for stimulant medications is not uniformly available across all competitive tiers. While the ISTUE applies in principle to all athletes subject to anti-doping rules, practical implementation varies by NADO and IFs. Some NADOs require proof of national-team status, international results, or prior anti-doping testing before accepting TUE applications; others accept applications at any competitive level but impose documentation and processing requirements that function as de facto barriers </w:t>
-      </w:r>
-      <w:r>
-        <w:rPr>
-          <w:rFonts w:ascii="Times New Roman" w:hAnsi="Times New Roman" w:eastAsia="Times New Roman"/>
-          <w:b w:val="0"/>
-          <w:i w:val="0"/>
-          <w:strike w:val="0"/>
-          <w:color w:val="000000"/>
-          <w:sz w:val="24"/>
-        </w:rPr>
-        <w:t>(</w:t>
-      </w:r>
-      <w:r>
-        <w:rPr>
-          <w:rFonts w:ascii="Times New Roman" w:hAnsi="Times New Roman" w:eastAsia="Times New Roman"/>
-          <w:b w:val="0"/>
-          <w:i w:val="0"/>
-          <w:strike w:val="0"/>
-          <w:color w:val="000000"/>
-          <w:sz w:val="24"/>
-          <w:vertAlign w:val="superscript"/>
-        </w:rPr>
-        <w:t>43</w:t>
-      </w:r>
-      <w:r>
-        <w:rPr>
-          <w:rFonts w:ascii="Times New Roman" w:hAnsi="Times New Roman" w:eastAsia="Times New Roman"/>
-          <w:b w:val="0"/>
-          <w:i w:val="0"/>
-          <w:strike w:val="0"/>
-          <w:color w:val="000000"/>
-          <w:sz w:val="24"/>
-        </w:rPr>
-        <w:t xml:space="preserve">, </w:t>
-      </w:r>
-      <w:r>
-        <w:rPr>
-          <w:rFonts w:ascii="Times New Roman" w:hAnsi="Times New Roman" w:eastAsia="Times New Roman"/>
-          <w:b w:val="0"/>
-          <w:i w:val="0"/>
-          <w:strike w:val="0"/>
-          <w:color w:val="000000"/>
-          <w:sz w:val="24"/>
-          <w:vertAlign w:val="superscript"/>
-        </w:rPr>
-        <w:t>23</w:t>
-      </w:r>
-      <w:r>
-        <w:rPr>
-          <w:rFonts w:ascii="Times New Roman" w:hAnsi="Times New Roman" w:eastAsia="Times New Roman"/>
-          <w:b w:val="0"/>
-          <w:i w:val="0"/>
-          <w:strike w:val="0"/>
-          <w:color w:val="000000"/>
-          <w:sz w:val="24"/>
-        </w:rPr>
-        <w:t xml:space="preserve">, </w:t>
-      </w:r>
-      <w:r>
-        <w:rPr>
-          <w:rFonts w:ascii="Times New Roman" w:hAnsi="Times New Roman" w:eastAsia="Times New Roman"/>
-          <w:b w:val="0"/>
-          <w:i w:val="0"/>
-          <w:strike w:val="0"/>
-          <w:color w:val="000000"/>
-          <w:sz w:val="24"/>
-          <w:vertAlign w:val="superscript"/>
-        </w:rPr>
-        <w:t>32</w:t>
-      </w:r>
-      <w:r>
-        <w:rPr>
-          <w:rFonts w:ascii="Times New Roman" w:hAnsi="Times New Roman" w:eastAsia="Times New Roman"/>
-          <w:b w:val="0"/>
-          <w:i w:val="0"/>
-          <w:strike w:val="0"/>
-          <w:color w:val="000000"/>
-          <w:sz w:val="24"/>
-        </w:rPr>
-        <w:t>)</w:t>
-      </w:r>
-      <w:r>
-        <w:rPr>
-          <w:rFonts w:ascii="Times New Roman" w:hAnsi="Times New Roman" w:eastAsia="Times New Roman"/>
-          <w:b w:val="0"/>
-          <w:i w:val="0"/>
-          <w:strike w:val="0"/>
-          <w:color w:val="000000"/>
-          <w:sz w:val="24"/>
-        </w:rPr>
-        <w:t>. Emerging athletes diagnosed with ADHD therefore face compounded barriers: limited access to the TUE pathway, limited access to physicians with expertise in both anti-doping regulations and ADHD pharmacotherapy, and the psychological stress of navigating a system that may ultimately deny them guideline-directed first-line pharmacotherapy.</w:t>
-      </w:r>
-    </w:p>
-    <w:p>
-      <w:pPr>
-        <w:spacing w:before="240" w:after="120"/>
-      </w:pPr>
-      <w:r>
-        <w:rPr>
-          <w:rFonts w:ascii="Times New Roman" w:hAnsi="Times New Roman" w:eastAsia="Times New Roman"/>
-          <w:b/>
-          <w:sz w:val="24"/>
-        </w:rPr>
-        <w:t>Type 2 Diabetes Mellitus and GLP-1 Receptor Agonists</w:t>
-      </w:r>
-    </w:p>
-    <w:p>
-      <w:pPr>
-        <w:ind w:firstLine="720"/>
-      </w:pPr>
-      <w:r>
-        <w:rPr>
-          <w:rFonts w:ascii="Times New Roman" w:hAnsi="Times New Roman" w:eastAsia="Times New Roman"/>
-          <w:b w:val="0"/>
-          <w:i w:val="0"/>
-          <w:strike w:val="0"/>
-          <w:color w:val="000000"/>
-          <w:sz w:val="24"/>
-        </w:rPr>
-        <w:t xml:space="preserve">The ADA Standards of Care 2025 represents a significant evolution in type 2 diabetes pharmacotherapy, positioning GLP-1 receptor agonists (semaglutide, liraglutide) and dual GIP/GLP-1 agonists (tirzepatide) as preferred agents for patients with established cardiovascular disease, high cardiovascular risk, or weight management needs—alongside or even before metformin intensification </w:t>
-      </w:r>
-      <w:r>
-        <w:rPr>
-          <w:rFonts w:ascii="Times New Roman" w:hAnsi="Times New Roman" w:eastAsia="Times New Roman"/>
-          <w:b w:val="0"/>
-          <w:i w:val="0"/>
-          <w:strike w:val="0"/>
-          <w:color w:val="000000"/>
-          <w:sz w:val="24"/>
-        </w:rPr>
-        <w:t>(</w:t>
-      </w:r>
-      <w:r>
-        <w:rPr>
-          <w:rFonts w:ascii="Times New Roman" w:hAnsi="Times New Roman" w:eastAsia="Times New Roman"/>
-          <w:b w:val="0"/>
-          <w:i w:val="0"/>
-          <w:strike w:val="0"/>
-          <w:color w:val="000000"/>
-          <w:sz w:val="24"/>
-          <w:vertAlign w:val="superscript"/>
-        </w:rPr>
-        <w:t>2</w:t>
-      </w:r>
-      <w:r>
-        <w:rPr>
-          <w:rFonts w:ascii="Times New Roman" w:hAnsi="Times New Roman" w:eastAsia="Times New Roman"/>
-          <w:b w:val="0"/>
-          <w:i w:val="0"/>
-          <w:strike w:val="0"/>
-          <w:color w:val="000000"/>
-          <w:sz w:val="24"/>
-        </w:rPr>
-        <w:t>)</w:t>
-      </w:r>
-      <w:r>
-        <w:rPr>
-          <w:rFonts w:ascii="Times New Roman" w:hAnsi="Times New Roman" w:eastAsia="Times New Roman"/>
-          <w:b w:val="0"/>
-          <w:i w:val="0"/>
-          <w:strike w:val="0"/>
-          <w:color w:val="000000"/>
-          <w:sz w:val="24"/>
-        </w:rPr>
-        <w:t>. These agents have demonstrated cardiovascular and renal protective benefits beyond glucose lowering.</w:t>
-      </w:r>
-    </w:p>
-    <w:p>
-      <w:pPr>
-        <w:ind w:firstLine="720"/>
-      </w:pPr>
-      <w:r>
-        <w:rPr>
-          <w:rFonts w:ascii="Times New Roman" w:hAnsi="Times New Roman" w:eastAsia="Times New Roman"/>
-          <w:b w:val="0"/>
-          <w:i w:val="0"/>
-          <w:strike w:val="0"/>
-          <w:color w:val="000000"/>
-          <w:sz w:val="24"/>
-        </w:rPr>
-        <w:t xml:space="preserve">Semaglutide (Ozempic) received US Food and Drug Administration approval in December 2017, European Medicines Agency authorization in February 2018, and Pharmaceuticals and Medical Devices Agency approval in March 2018 for type 2 diabetes </w:t>
-      </w:r>
-      <w:r>
-        <w:rPr>
-          <w:rFonts w:ascii="Times New Roman" w:hAnsi="Times New Roman" w:eastAsia="Times New Roman"/>
-          <w:b w:val="0"/>
-          <w:i w:val="0"/>
-          <w:strike w:val="0"/>
-          <w:color w:val="000000"/>
-          <w:sz w:val="24"/>
-        </w:rPr>
-        <w:t>(</w:t>
-      </w:r>
-      <w:r>
-        <w:rPr>
-          <w:rFonts w:ascii="Times New Roman" w:hAnsi="Times New Roman" w:eastAsia="Times New Roman"/>
-          <w:b w:val="0"/>
-          <w:i w:val="0"/>
-          <w:strike w:val="0"/>
-          <w:color w:val="000000"/>
-          <w:sz w:val="24"/>
-          <w:vertAlign w:val="superscript"/>
-        </w:rPr>
-        <w:t>9</w:t>
-      </w:r>
-      <w:r>
-        <w:rPr>
-          <w:rFonts w:ascii="Times New Roman" w:hAnsi="Times New Roman" w:eastAsia="Times New Roman"/>
-          <w:b w:val="0"/>
-          <w:i w:val="0"/>
-          <w:strike w:val="0"/>
-          <w:color w:val="000000"/>
-          <w:sz w:val="24"/>
-        </w:rPr>
-        <w:t xml:space="preserve">, </w:t>
-      </w:r>
-      <w:r>
-        <w:rPr>
-          <w:rFonts w:ascii="Times New Roman" w:hAnsi="Times New Roman" w:eastAsia="Times New Roman"/>
-          <w:b w:val="0"/>
-          <w:i w:val="0"/>
-          <w:strike w:val="0"/>
-          <w:color w:val="000000"/>
-          <w:sz w:val="24"/>
-          <w:vertAlign w:val="superscript"/>
-        </w:rPr>
-        <w:t>25</w:t>
-      </w:r>
-      <w:r>
-        <w:rPr>
-          <w:rFonts w:ascii="Times New Roman" w:hAnsi="Times New Roman" w:eastAsia="Times New Roman"/>
-          <w:b w:val="0"/>
-          <w:i w:val="0"/>
-          <w:strike w:val="0"/>
-          <w:color w:val="000000"/>
-          <w:sz w:val="24"/>
-        </w:rPr>
-        <w:t xml:space="preserve">, </w:t>
-      </w:r>
-      <w:r>
-        <w:rPr>
-          <w:rFonts w:ascii="Times New Roman" w:hAnsi="Times New Roman" w:eastAsia="Times New Roman"/>
-          <w:b w:val="0"/>
-          <w:i w:val="0"/>
-          <w:strike w:val="0"/>
-          <w:color w:val="000000"/>
-          <w:sz w:val="24"/>
-          <w:vertAlign w:val="superscript"/>
-        </w:rPr>
-        <w:t>31</w:t>
-      </w:r>
-      <w:r>
-        <w:rPr>
-          <w:rFonts w:ascii="Times New Roman" w:hAnsi="Times New Roman" w:eastAsia="Times New Roman"/>
-          <w:b w:val="0"/>
-          <w:i w:val="0"/>
-          <w:strike w:val="0"/>
-          <w:color w:val="000000"/>
-          <w:sz w:val="24"/>
-        </w:rPr>
-        <w:t>)</w:t>
-      </w:r>
-      <w:r>
-        <w:rPr>
-          <w:rFonts w:ascii="Times New Roman" w:hAnsi="Times New Roman" w:eastAsia="Times New Roman"/>
-          <w:b w:val="0"/>
-          <w:i w:val="0"/>
-          <w:strike w:val="0"/>
-          <w:color w:val="000000"/>
-          <w:sz w:val="24"/>
-        </w:rPr>
-        <w:t xml:space="preserve">. Tirzepatide (Mounjaro) received FDA approval in May 2022, EMA authorization in September 2022, and PMDA approval in April 2023 for type 2 diabetes </w:t>
-      </w:r>
-      <w:r>
-        <w:rPr>
-          <w:rFonts w:ascii="Times New Roman" w:hAnsi="Times New Roman" w:eastAsia="Times New Roman"/>
-          <w:b w:val="0"/>
-          <w:i w:val="0"/>
-          <w:strike w:val="0"/>
-          <w:color w:val="000000"/>
-          <w:sz w:val="24"/>
-        </w:rPr>
-        <w:t>(</w:t>
-      </w:r>
-      <w:r>
-        <w:rPr>
-          <w:rFonts w:ascii="Times New Roman" w:hAnsi="Times New Roman" w:eastAsia="Times New Roman"/>
-          <w:b w:val="0"/>
-          <w:i w:val="0"/>
-          <w:strike w:val="0"/>
-          <w:color w:val="000000"/>
-          <w:sz w:val="24"/>
-          <w:vertAlign w:val="superscript"/>
-        </w:rPr>
-        <w:t>8</w:t>
-      </w:r>
-      <w:r>
-        <w:rPr>
-          <w:rFonts w:ascii="Times New Roman" w:hAnsi="Times New Roman" w:eastAsia="Times New Roman"/>
-          <w:b w:val="0"/>
-          <w:i w:val="0"/>
-          <w:strike w:val="0"/>
-          <w:color w:val="000000"/>
-          <w:sz w:val="24"/>
-        </w:rPr>
-        <w:t xml:space="preserve">, </w:t>
-      </w:r>
-      <w:r>
-        <w:rPr>
-          <w:rFonts w:ascii="Times New Roman" w:hAnsi="Times New Roman" w:eastAsia="Times New Roman"/>
-          <w:b w:val="0"/>
-          <w:i w:val="0"/>
-          <w:strike w:val="0"/>
-          <w:color w:val="000000"/>
-          <w:sz w:val="24"/>
-          <w:vertAlign w:val="superscript"/>
-        </w:rPr>
-        <w:t>24</w:t>
-      </w:r>
-      <w:r>
-        <w:rPr>
-          <w:rFonts w:ascii="Times New Roman" w:hAnsi="Times New Roman" w:eastAsia="Times New Roman"/>
-          <w:b w:val="0"/>
-          <w:i w:val="0"/>
-          <w:strike w:val="0"/>
-          <w:color w:val="000000"/>
-          <w:sz w:val="24"/>
-        </w:rPr>
-        <w:t xml:space="preserve">, </w:t>
-      </w:r>
-      <w:r>
-        <w:rPr>
-          <w:rFonts w:ascii="Times New Roman" w:hAnsi="Times New Roman" w:eastAsia="Times New Roman"/>
-          <w:b w:val="0"/>
-          <w:i w:val="0"/>
-          <w:strike w:val="0"/>
-          <w:color w:val="000000"/>
-          <w:sz w:val="24"/>
-          <w:vertAlign w:val="superscript"/>
-        </w:rPr>
-        <w:t>30</w:t>
-      </w:r>
-      <w:r>
-        <w:rPr>
-          <w:rFonts w:ascii="Times New Roman" w:hAnsi="Times New Roman" w:eastAsia="Times New Roman"/>
-          <w:b w:val="0"/>
-          <w:i w:val="0"/>
-          <w:strike w:val="0"/>
-          <w:color w:val="000000"/>
-          <w:sz w:val="24"/>
-        </w:rPr>
-        <w:t>)</w:t>
-      </w:r>
-      <w:r>
-        <w:rPr>
-          <w:rFonts w:ascii="Times New Roman" w:hAnsi="Times New Roman" w:eastAsia="Times New Roman"/>
-          <w:b w:val="0"/>
-          <w:i w:val="0"/>
-          <w:strike w:val="0"/>
-          <w:color w:val="000000"/>
-          <w:sz w:val="24"/>
-        </w:rPr>
-        <w:t>. This rapid multinational uptake means that many athletes with type 2 diabetes are now treated with agents that may also be attractive for misuse because of their weight-loss effects.</w:t>
-      </w:r>
-    </w:p>
-    <w:p>
-      <w:pPr>
-        <w:ind w:firstLine="720"/>
-      </w:pPr>
-      <w:r>
-        <w:rPr>
-          <w:rFonts w:ascii="Times New Roman" w:hAnsi="Times New Roman" w:eastAsia="Times New Roman"/>
-          <w:b w:val="0"/>
-          <w:i w:val="0"/>
-          <w:strike w:val="0"/>
-          <w:color w:val="000000"/>
-          <w:sz w:val="24"/>
-        </w:rPr>
-        <w:t xml:space="preserve">Currently, GLP-1 receptor agonists are not on the WADA Prohibited List and do not require a TUE. However, semaglutide and tirzepatide were placed on the WADA Monitoring Program in 2024, indicating active surveillance for potential future prohibition </w:t>
-      </w:r>
-      <w:r>
-        <w:rPr>
-          <w:rFonts w:ascii="Times New Roman" w:hAnsi="Times New Roman" w:eastAsia="Times New Roman"/>
-          <w:b w:val="0"/>
-          <w:i w:val="0"/>
-          <w:strike w:val="0"/>
-          <w:color w:val="000000"/>
-          <w:sz w:val="24"/>
-        </w:rPr>
-        <w:t>(</w:t>
-      </w:r>
-      <w:r>
-        <w:rPr>
-          <w:rFonts w:ascii="Times New Roman" w:hAnsi="Times New Roman" w:eastAsia="Times New Roman"/>
-          <w:b w:val="0"/>
-          <w:i w:val="0"/>
-          <w:strike w:val="0"/>
-          <w:color w:val="000000"/>
-          <w:sz w:val="24"/>
-          <w:vertAlign w:val="superscript"/>
-        </w:rPr>
-        <w:t>34</w:t>
-      </w:r>
-      <w:r>
-        <w:rPr>
-          <w:rFonts w:ascii="Times New Roman" w:hAnsi="Times New Roman" w:eastAsia="Times New Roman"/>
-          <w:b w:val="0"/>
-          <w:i w:val="0"/>
-          <w:strike w:val="0"/>
-          <w:color w:val="000000"/>
-          <w:sz w:val="24"/>
-        </w:rPr>
-        <w:t>)</w:t>
-      </w:r>
-      <w:r>
-        <w:rPr>
-          <w:rFonts w:ascii="Times New Roman" w:hAnsi="Times New Roman" w:eastAsia="Times New Roman"/>
-          <w:b w:val="0"/>
-          <w:i w:val="0"/>
-          <w:strike w:val="0"/>
-          <w:color w:val="000000"/>
-          <w:sz w:val="24"/>
-        </w:rPr>
-        <w:t xml:space="preserve">. WADA's rationale relates to their weight-loss properties, which could provide competitive advantage in weight-class sports (boxing, wrestling, judo, weightlifting). Should these agents be added to the Prohibited List, athletes with type 2 diabetes following ADA-recommended treatment algorithms would face a sudden disruption: they would need to discontinue first-line therapy and potentially shift to insulin (which itself requires a TUE and carries hypoglycemic risk during exercise) or rely solely on metformin and SGLT2 inhibitors, which may provide inadequate glycemic control </w:t>
-      </w:r>
-      <w:r>
-        <w:rPr>
-          <w:rFonts w:ascii="Times New Roman" w:hAnsi="Times New Roman" w:eastAsia="Times New Roman"/>
-          <w:b w:val="0"/>
-          <w:i w:val="0"/>
-          <w:strike w:val="0"/>
-          <w:color w:val="000000"/>
-          <w:sz w:val="24"/>
-        </w:rPr>
-        <w:t>(</w:t>
-      </w:r>
-      <w:r>
-        <w:rPr>
-          <w:rFonts w:ascii="Times New Roman" w:hAnsi="Times New Roman" w:eastAsia="Times New Roman"/>
-          <w:b w:val="0"/>
-          <w:i w:val="0"/>
-          <w:strike w:val="0"/>
-          <w:color w:val="000000"/>
-          <w:sz w:val="24"/>
-          <w:vertAlign w:val="superscript"/>
-        </w:rPr>
-        <w:t>2</w:t>
-      </w:r>
-      <w:r>
-        <w:rPr>
-          <w:rFonts w:ascii="Times New Roman" w:hAnsi="Times New Roman" w:eastAsia="Times New Roman"/>
-          <w:b w:val="0"/>
-          <w:i w:val="0"/>
-          <w:strike w:val="0"/>
-          <w:color w:val="000000"/>
-          <w:sz w:val="24"/>
-        </w:rPr>
-        <w:t xml:space="preserve">, </w:t>
-      </w:r>
-      <w:r>
-        <w:rPr>
-          <w:rFonts w:ascii="Times New Roman" w:hAnsi="Times New Roman" w:eastAsia="Times New Roman"/>
-          <w:b w:val="0"/>
-          <w:i w:val="0"/>
-          <w:strike w:val="0"/>
-          <w:color w:val="000000"/>
-          <w:sz w:val="24"/>
-          <w:vertAlign w:val="superscript"/>
-        </w:rPr>
-        <w:t>34</w:t>
-      </w:r>
-      <w:r>
-        <w:rPr>
-          <w:rFonts w:ascii="Times New Roman" w:hAnsi="Times New Roman" w:eastAsia="Times New Roman"/>
-          <w:b w:val="0"/>
-          <w:i w:val="0"/>
-          <w:strike w:val="0"/>
-          <w:color w:val="000000"/>
-          <w:sz w:val="24"/>
-        </w:rPr>
-        <w:t>)</w:t>
-      </w:r>
-      <w:r>
-        <w:rPr>
-          <w:rFonts w:ascii="Times New Roman" w:hAnsi="Times New Roman" w:eastAsia="Times New Roman"/>
-          <w:b w:val="0"/>
-          <w:i w:val="0"/>
-          <w:strike w:val="0"/>
-          <w:color w:val="000000"/>
-          <w:sz w:val="24"/>
-        </w:rPr>
-        <w:t>.</w:t>
-      </w:r>
-    </w:p>
-    <w:p>
-      <w:pPr>
-        <w:ind w:firstLine="720"/>
-      </w:pPr>
-      <w:r>
-        <w:rPr>
-          <w:rFonts w:ascii="Times New Roman" w:hAnsi="Times New Roman" w:eastAsia="Times New Roman"/>
-          <w:b w:val="0"/>
-          <w:i w:val="0"/>
-          <w:strike w:val="0"/>
-          <w:color w:val="000000"/>
-          <w:sz w:val="24"/>
-        </w:rPr>
-        <w:t xml:space="preserve">The implications for S&amp;C professionals are significant. Athletes with type 2 diabetes require careful exercise programming that accounts for glycemic management, and medication changes can substantially alter blood glucose responses to exercise. GLP-1 receptor agonists reduce appetite and may cause gastrointestinal side effects that affect training tolerance, while insulin therapy introduces hypoglycemia risk that demands specific protocols for pre-exercise carbohydrate intake and blood glucose monitoring. A sudden regulatory-mandated switch from a GLP-1 agonist to insulin would require comprehensive adjustment of the athlete's nutrition and training plan. The growing prevalence of type 2 diabetes among masters athletes and in sports with historically higher body mass amplifies the potential impact of any future prohibition of these agents </w:t>
-      </w:r>
-      <w:r>
-        <w:rPr>
-          <w:rFonts w:ascii="Times New Roman" w:hAnsi="Times New Roman" w:eastAsia="Times New Roman"/>
-          <w:b w:val="0"/>
-          <w:i w:val="0"/>
-          <w:strike w:val="0"/>
-          <w:color w:val="000000"/>
-          <w:sz w:val="24"/>
-        </w:rPr>
-        <w:t>(</w:t>
-      </w:r>
-      <w:r>
-        <w:rPr>
-          <w:rFonts w:ascii="Times New Roman" w:hAnsi="Times New Roman" w:eastAsia="Times New Roman"/>
-          <w:b w:val="0"/>
-          <w:i w:val="0"/>
-          <w:strike w:val="0"/>
-          <w:color w:val="000000"/>
-          <w:sz w:val="24"/>
-          <w:vertAlign w:val="superscript"/>
-        </w:rPr>
-        <w:t>2</w:t>
-      </w:r>
-      <w:r>
-        <w:rPr>
-          <w:rFonts w:ascii="Times New Roman" w:hAnsi="Times New Roman" w:eastAsia="Times New Roman"/>
-          <w:b w:val="0"/>
-          <w:i w:val="0"/>
-          <w:strike w:val="0"/>
-          <w:color w:val="000000"/>
-          <w:sz w:val="24"/>
-        </w:rPr>
-        <w:t>)</w:t>
-      </w:r>
-      <w:r>
-        <w:rPr>
-          <w:rFonts w:ascii="Times New Roman" w:hAnsi="Times New Roman" w:eastAsia="Times New Roman"/>
-          <w:b w:val="0"/>
-          <w:i w:val="0"/>
-          <w:strike w:val="0"/>
-          <w:color w:val="000000"/>
-          <w:sz w:val="24"/>
-        </w:rPr>
-        <w:t>.</w:t>
-      </w:r>
-    </w:p>
-    <w:p>
-      <w:pPr>
-        <w:spacing w:before="240" w:after="120"/>
-      </w:pPr>
-      <w:r>
-        <w:rPr>
-          <w:rFonts w:ascii="Times New Roman" w:hAnsi="Times New Roman" w:eastAsia="Times New Roman"/>
-          <w:b/>
-          <w:sz w:val="24"/>
-        </w:rPr>
-        <w:t>Male Hypogonadism and Testosterone Replacement</w:t>
-      </w:r>
-    </w:p>
-    <w:p>
-      <w:pPr>
-        <w:ind w:firstLine="720"/>
-      </w:pPr>
-      <w:r>
-        <w:rPr>
-          <w:rFonts w:ascii="Times New Roman" w:hAnsi="Times New Roman" w:eastAsia="Times New Roman"/>
-          <w:b w:val="0"/>
-          <w:i w:val="0"/>
-          <w:strike w:val="0"/>
-          <w:color w:val="000000"/>
-          <w:sz w:val="24"/>
-        </w:rPr>
-        <w:t xml:space="preserve">The discrepancy between clinical and anti-doping standards is perhaps most pronounced in male hypogonadism. The Endocrine Society 2018 clinical practice guideline recommends testosterone replacement therapy (TRT) for men with consistently low testosterone levels (&lt;300 ng/dL on two morning measurements) accompanied by symptoms, without mandating that the etiology be exclusively organic </w:t>
-      </w:r>
-      <w:r>
-        <w:rPr>
-          <w:rFonts w:ascii="Times New Roman" w:hAnsi="Times New Roman" w:eastAsia="Times New Roman"/>
-          <w:b w:val="0"/>
-          <w:i w:val="0"/>
-          <w:strike w:val="0"/>
-          <w:color w:val="000000"/>
-          <w:sz w:val="24"/>
-        </w:rPr>
-        <w:t>(</w:t>
-      </w:r>
-      <w:r>
-        <w:rPr>
-          <w:rFonts w:ascii="Times New Roman" w:hAnsi="Times New Roman" w:eastAsia="Times New Roman"/>
-          <w:b w:val="0"/>
-          <w:i w:val="0"/>
-          <w:strike w:val="0"/>
-          <w:color w:val="000000"/>
-          <w:sz w:val="24"/>
-          <w:vertAlign w:val="superscript"/>
-        </w:rPr>
-        <w:t>5</w:t>
-      </w:r>
-      <w:r>
-        <w:rPr>
-          <w:rFonts w:ascii="Times New Roman" w:hAnsi="Times New Roman" w:eastAsia="Times New Roman"/>
-          <w:b w:val="0"/>
-          <w:i w:val="0"/>
-          <w:strike w:val="0"/>
-          <w:color w:val="000000"/>
-          <w:sz w:val="24"/>
-        </w:rPr>
-        <w:t>)</w:t>
-      </w:r>
-      <w:r>
-        <w:rPr>
-          <w:rFonts w:ascii="Times New Roman" w:hAnsi="Times New Roman" w:eastAsia="Times New Roman"/>
-          <w:b w:val="0"/>
-          <w:i w:val="0"/>
-          <w:strike w:val="0"/>
-          <w:color w:val="000000"/>
-          <w:sz w:val="24"/>
-        </w:rPr>
-        <w:t xml:space="preserve">. The EAU 2024 guidelines similarly recognize late-onset hypogonadism (LOH) as a treatable condition when lifestyle modifications fail to restore testosterone levels </w:t>
-      </w:r>
-      <w:r>
-        <w:rPr>
-          <w:rFonts w:ascii="Times New Roman" w:hAnsi="Times New Roman" w:eastAsia="Times New Roman"/>
-          <w:b w:val="0"/>
-          <w:i w:val="0"/>
-          <w:strike w:val="0"/>
-          <w:color w:val="000000"/>
-          <w:sz w:val="24"/>
-        </w:rPr>
-        <w:t>(</w:t>
-      </w:r>
-      <w:r>
-        <w:rPr>
-          <w:rFonts w:ascii="Times New Roman" w:hAnsi="Times New Roman" w:eastAsia="Times New Roman"/>
-          <w:b w:val="0"/>
-          <w:i w:val="0"/>
-          <w:strike w:val="0"/>
-          <w:color w:val="000000"/>
-          <w:sz w:val="24"/>
-          <w:vertAlign w:val="superscript"/>
-        </w:rPr>
-        <w:t>7</w:t>
-      </w:r>
-      <w:r>
-        <w:rPr>
-          <w:rFonts w:ascii="Times New Roman" w:hAnsi="Times New Roman" w:eastAsia="Times New Roman"/>
-          <w:b w:val="0"/>
-          <w:i w:val="0"/>
-          <w:strike w:val="0"/>
-          <w:color w:val="000000"/>
-          <w:sz w:val="24"/>
-        </w:rPr>
-        <w:t>)</w:t>
-      </w:r>
-      <w:r>
-        <w:rPr>
-          <w:rFonts w:ascii="Times New Roman" w:hAnsi="Times New Roman" w:eastAsia="Times New Roman"/>
-          <w:b w:val="0"/>
-          <w:i w:val="0"/>
-          <w:strike w:val="0"/>
-          <w:color w:val="000000"/>
-          <w:sz w:val="24"/>
-        </w:rPr>
-        <w:t xml:space="preserve">. The TRAVERSE trial 2023 provided landmark evidence that TRT does not increase major adverse cardiovascular events in men aged 45–80 with hypogonadism, removing a major historical safety concern </w:t>
-      </w:r>
-      <w:r>
-        <w:rPr>
-          <w:rFonts w:ascii="Times New Roman" w:hAnsi="Times New Roman" w:eastAsia="Times New Roman"/>
-          <w:b w:val="0"/>
-          <w:i w:val="0"/>
-          <w:strike w:val="0"/>
-          <w:color w:val="000000"/>
-          <w:sz w:val="24"/>
-        </w:rPr>
-        <w:t>(</w:t>
-      </w:r>
-      <w:r>
-        <w:rPr>
-          <w:rFonts w:ascii="Times New Roman" w:hAnsi="Times New Roman" w:eastAsia="Times New Roman"/>
-          <w:b w:val="0"/>
-          <w:i w:val="0"/>
-          <w:strike w:val="0"/>
-          <w:color w:val="000000"/>
-          <w:sz w:val="24"/>
-          <w:vertAlign w:val="superscript"/>
-        </w:rPr>
-        <w:t>18</w:t>
-      </w:r>
-      <w:r>
-        <w:rPr>
-          <w:rFonts w:ascii="Times New Roman" w:hAnsi="Times New Roman" w:eastAsia="Times New Roman"/>
-          <w:b w:val="0"/>
-          <w:i w:val="0"/>
-          <w:strike w:val="0"/>
-          <w:color w:val="000000"/>
-          <w:sz w:val="24"/>
-        </w:rPr>
-        <w:t>)</w:t>
-      </w:r>
-      <w:r>
-        <w:rPr>
-          <w:rFonts w:ascii="Times New Roman" w:hAnsi="Times New Roman" w:eastAsia="Times New Roman"/>
-          <w:b w:val="0"/>
-          <w:i w:val="0"/>
-          <w:strike w:val="0"/>
-          <w:color w:val="000000"/>
-          <w:sz w:val="24"/>
-        </w:rPr>
-        <w:t>.</w:t>
-      </w:r>
-    </w:p>
-    <w:p>
-      <w:pPr>
-        <w:ind w:firstLine="720"/>
-      </w:pPr>
-      <w:r>
-        <w:rPr>
-          <w:rFonts w:ascii="Times New Roman" w:hAnsi="Times New Roman" w:eastAsia="Times New Roman"/>
-          <w:b w:val="0"/>
-          <w:i w:val="0"/>
-          <w:strike w:val="0"/>
-          <w:color w:val="000000"/>
-          <w:sz w:val="24"/>
-        </w:rPr>
-        <w:t xml:space="preserve">Organic hypogonadism refers to conditions with identifiable pathology of the hypothalamic-pituitary-gonadal axis, such as Klinefelter syndrome, pituitary tumor, testicular injury, chemotherapy, or severe congenital disorders. Functional hypogonadism refers to testosterone deficiency without a discrete structural lesion, including age-related (late-onset) decline, obesity-associated suppression, opioid-induced suppression, and hypothalamic dysfunction from chronic energy deficit or overtraining. Clinical guidelines generally do not require a biopsy-proven structural diagnosis to initiate TRT; instead, they rely on consistent biochemical values plus symptoms after reversible causes are addressed </w:t>
-      </w:r>
-      <w:r>
-        <w:rPr>
-          <w:rFonts w:ascii="Times New Roman" w:hAnsi="Times New Roman" w:eastAsia="Times New Roman"/>
-          <w:b w:val="0"/>
-          <w:i w:val="0"/>
-          <w:strike w:val="0"/>
-          <w:color w:val="000000"/>
-          <w:sz w:val="24"/>
-        </w:rPr>
-        <w:t>(</w:t>
-      </w:r>
-      <w:r>
-        <w:rPr>
-          <w:rFonts w:ascii="Times New Roman" w:hAnsi="Times New Roman" w:eastAsia="Times New Roman"/>
-          <w:b w:val="0"/>
-          <w:i w:val="0"/>
-          <w:strike w:val="0"/>
-          <w:color w:val="000000"/>
-          <w:sz w:val="24"/>
-          <w:vertAlign w:val="superscript"/>
-        </w:rPr>
-        <w:t>5</w:t>
-      </w:r>
-      <w:r>
-        <w:rPr>
-          <w:rFonts w:ascii="Times New Roman" w:hAnsi="Times New Roman" w:eastAsia="Times New Roman"/>
-          <w:b w:val="0"/>
-          <w:i w:val="0"/>
-          <w:strike w:val="0"/>
-          <w:color w:val="000000"/>
-          <w:sz w:val="24"/>
-        </w:rPr>
-        <w:t xml:space="preserve">, </w:t>
-      </w:r>
-      <w:r>
-        <w:rPr>
-          <w:rFonts w:ascii="Times New Roman" w:hAnsi="Times New Roman" w:eastAsia="Times New Roman"/>
-          <w:b w:val="0"/>
-          <w:i w:val="0"/>
-          <w:strike w:val="0"/>
-          <w:color w:val="000000"/>
-          <w:sz w:val="24"/>
-          <w:vertAlign w:val="superscript"/>
-        </w:rPr>
-        <w:t>7</w:t>
-      </w:r>
-      <w:r>
-        <w:rPr>
-          <w:rFonts w:ascii="Times New Roman" w:hAnsi="Times New Roman" w:eastAsia="Times New Roman"/>
-          <w:b w:val="0"/>
-          <w:i w:val="0"/>
-          <w:strike w:val="0"/>
-          <w:color w:val="000000"/>
-          <w:sz w:val="24"/>
-        </w:rPr>
-        <w:t>)</w:t>
-      </w:r>
-      <w:r>
-        <w:rPr>
-          <w:rFonts w:ascii="Times New Roman" w:hAnsi="Times New Roman" w:eastAsia="Times New Roman"/>
-          <w:b w:val="0"/>
-          <w:i w:val="0"/>
-          <w:strike w:val="0"/>
-          <w:color w:val="000000"/>
-          <w:sz w:val="24"/>
-        </w:rPr>
-        <w:t>.</w:t>
-      </w:r>
-    </w:p>
-    <w:p>
-      <w:pPr>
-        <w:ind w:firstLine="720"/>
-      </w:pPr>
-      <w:r>
-        <w:rPr>
-          <w:rFonts w:ascii="Times New Roman" w:hAnsi="Times New Roman" w:eastAsia="Times New Roman"/>
-          <w:b w:val="0"/>
-          <w:i w:val="0"/>
-          <w:strike w:val="0"/>
-          <w:color w:val="000000"/>
-          <w:sz w:val="24"/>
-        </w:rPr>
-        <w:t xml:space="preserve">In contrast, WADA's TUE Physician Guidelines for male hypogonadism explicitly state that "TUE should only be granted for organic causes of hypogonadism" and that "functional hypogonadism should not be granted a TUE" </w:t>
-      </w:r>
-      <w:r>
-        <w:rPr>
-          <w:rFonts w:ascii="Times New Roman" w:hAnsi="Times New Roman" w:eastAsia="Times New Roman"/>
-          <w:b w:val="0"/>
-          <w:i w:val="0"/>
-          <w:strike w:val="0"/>
-          <w:color w:val="000000"/>
-          <w:sz w:val="24"/>
-        </w:rPr>
-        <w:t>(</w:t>
-      </w:r>
-      <w:r>
-        <w:rPr>
-          <w:rFonts w:ascii="Times New Roman" w:hAnsi="Times New Roman" w:eastAsia="Times New Roman"/>
-          <w:b w:val="0"/>
-          <w:i w:val="0"/>
-          <w:strike w:val="0"/>
-          <w:color w:val="000000"/>
-          <w:sz w:val="24"/>
-          <w:vertAlign w:val="superscript"/>
-        </w:rPr>
-        <w:t>40</w:t>
-      </w:r>
-      <w:r>
-        <w:rPr>
-          <w:rFonts w:ascii="Times New Roman" w:hAnsi="Times New Roman" w:eastAsia="Times New Roman"/>
-          <w:b w:val="0"/>
-          <w:i w:val="0"/>
-          <w:strike w:val="0"/>
-          <w:color w:val="000000"/>
-          <w:sz w:val="24"/>
-        </w:rPr>
-        <w:t>)</w:t>
-      </w:r>
-      <w:r>
-        <w:rPr>
-          <w:rFonts w:ascii="Times New Roman" w:hAnsi="Times New Roman" w:eastAsia="Times New Roman"/>
-          <w:b w:val="0"/>
-          <w:i w:val="0"/>
-          <w:strike w:val="0"/>
-          <w:color w:val="000000"/>
-          <w:sz w:val="24"/>
-        </w:rPr>
-        <w:t xml:space="preserve">. WADA's concern is that TRT can restore physiological testosterone levels but may also be abused to produce supraphysiological effects, particularly in athletes whose hypogonadism is related to energy deficit, overtraining, or prior anabolic use </w:t>
-      </w:r>
-      <w:r>
-        <w:rPr>
-          <w:rFonts w:ascii="Times New Roman" w:hAnsi="Times New Roman" w:eastAsia="Times New Roman"/>
-          <w:b w:val="0"/>
-          <w:i w:val="0"/>
-          <w:strike w:val="0"/>
-          <w:color w:val="000000"/>
-          <w:sz w:val="24"/>
-        </w:rPr>
-        <w:t>(</w:t>
-      </w:r>
-      <w:r>
-        <w:rPr>
-          <w:rFonts w:ascii="Times New Roman" w:hAnsi="Times New Roman" w:eastAsia="Times New Roman"/>
-          <w:b w:val="0"/>
-          <w:i w:val="0"/>
-          <w:strike w:val="0"/>
-          <w:color w:val="000000"/>
-          <w:sz w:val="24"/>
-          <w:vertAlign w:val="superscript"/>
-        </w:rPr>
-        <w:t>40</w:t>
-      </w:r>
-      <w:r>
-        <w:rPr>
-          <w:rFonts w:ascii="Times New Roman" w:hAnsi="Times New Roman" w:eastAsia="Times New Roman"/>
-          <w:b w:val="0"/>
-          <w:i w:val="0"/>
-          <w:strike w:val="0"/>
-          <w:color w:val="000000"/>
-          <w:sz w:val="24"/>
-        </w:rPr>
-        <w:t>)</w:t>
-      </w:r>
-      <w:r>
-        <w:rPr>
-          <w:rFonts w:ascii="Times New Roman" w:hAnsi="Times New Roman" w:eastAsia="Times New Roman"/>
-          <w:b w:val="0"/>
-          <w:i w:val="0"/>
-          <w:strike w:val="0"/>
-          <w:color w:val="000000"/>
-          <w:sz w:val="24"/>
-        </w:rPr>
-        <w:t>. The organic-only rule therefore seeks to prevent misuse, but it excludes: age-related testosterone decline (LOH), obesity-associated hypogonadism, opioid-induced hypogonadism, and hypothalamic dysfunction from overtraining—all conditions for which clinical guidelines may recommend TRT after conservative measures fail.</w:t>
-      </w:r>
-    </w:p>
-    <w:p>
-      <w:pPr>
-        <w:ind w:firstLine="720"/>
-      </w:pPr>
-      <w:r>
-        <w:rPr>
-          <w:rFonts w:ascii="Times New Roman" w:hAnsi="Times New Roman" w:eastAsia="Times New Roman"/>
-          <w:b w:val="0"/>
-          <w:i w:val="0"/>
-          <w:strike w:val="0"/>
-          <w:color w:val="000000"/>
-          <w:sz w:val="24"/>
-        </w:rPr>
-        <w:t xml:space="preserve">The growing masters athlete population is disproportionately affected by this gap. A study of 183 male athletes older than 50 years found that 11.5% had severe testosterone deficiency (&lt;8 nmol/L) and 26.2% had mild deficiency (8–12 nmol/L), with prevalence rising with age </w:t>
-      </w:r>
-      <w:r>
-        <w:rPr>
-          <w:rFonts w:ascii="Times New Roman" w:hAnsi="Times New Roman" w:eastAsia="Times New Roman"/>
-          <w:b w:val="0"/>
-          <w:i w:val="0"/>
-          <w:strike w:val="0"/>
-          <w:color w:val="000000"/>
-          <w:sz w:val="24"/>
-        </w:rPr>
-        <w:t>(</w:t>
-      </w:r>
-      <w:r>
-        <w:rPr>
-          <w:rFonts w:ascii="Times New Roman" w:hAnsi="Times New Roman" w:eastAsia="Times New Roman"/>
-          <w:b w:val="0"/>
-          <w:i w:val="0"/>
-          <w:strike w:val="0"/>
-          <w:color w:val="000000"/>
-          <w:sz w:val="24"/>
-          <w:vertAlign w:val="superscript"/>
-        </w:rPr>
-        <w:t>6</w:t>
-      </w:r>
-      <w:r>
-        <w:rPr>
-          <w:rFonts w:ascii="Times New Roman" w:hAnsi="Times New Roman" w:eastAsia="Times New Roman"/>
-          <w:b w:val="0"/>
-          <w:i w:val="0"/>
-          <w:strike w:val="0"/>
-          <w:color w:val="000000"/>
-          <w:sz w:val="24"/>
-        </w:rPr>
-        <w:t>)</w:t>
-      </w:r>
-      <w:r>
-        <w:rPr>
-          <w:rFonts w:ascii="Times New Roman" w:hAnsi="Times New Roman" w:eastAsia="Times New Roman"/>
-          <w:b w:val="0"/>
-          <w:i w:val="0"/>
-          <w:strike w:val="0"/>
-          <w:color w:val="000000"/>
-          <w:sz w:val="24"/>
-        </w:rPr>
-        <w:t xml:space="preserve">. The 2024 World Masters Athletics Championships registered 8,029 athletes </w:t>
-      </w:r>
-      <w:r>
-        <w:rPr>
-          <w:rFonts w:ascii="Times New Roman" w:hAnsi="Times New Roman" w:eastAsia="Times New Roman"/>
-          <w:b w:val="0"/>
-          <w:i w:val="0"/>
-          <w:strike w:val="0"/>
-          <w:color w:val="000000"/>
-          <w:sz w:val="24"/>
-        </w:rPr>
-        <w:t>(</w:t>
-      </w:r>
-      <w:r>
-        <w:rPr>
-          <w:rFonts w:ascii="Times New Roman" w:hAnsi="Times New Roman" w:eastAsia="Times New Roman"/>
-          <w:b w:val="0"/>
-          <w:i w:val="0"/>
-          <w:strike w:val="0"/>
-          <w:color w:val="000000"/>
-          <w:sz w:val="24"/>
-          <w:vertAlign w:val="superscript"/>
-        </w:rPr>
-        <w:t>44</w:t>
-      </w:r>
-      <w:r>
-        <w:rPr>
-          <w:rFonts w:ascii="Times New Roman" w:hAnsi="Times New Roman" w:eastAsia="Times New Roman"/>
-          <w:b w:val="0"/>
-          <w:i w:val="0"/>
-          <w:strike w:val="0"/>
-          <w:color w:val="000000"/>
-          <w:sz w:val="24"/>
-        </w:rPr>
-        <w:t>)</w:t>
-      </w:r>
-      <w:r>
-        <w:rPr>
-          <w:rFonts w:ascii="Times New Roman" w:hAnsi="Times New Roman" w:eastAsia="Times New Roman"/>
-          <w:b w:val="0"/>
-          <w:i w:val="0"/>
-          <w:strike w:val="0"/>
-          <w:color w:val="000000"/>
-          <w:sz w:val="24"/>
-        </w:rPr>
-        <w:t xml:space="preserve">, and the 2027 World Masters Games had more than 24,000 registrants </w:t>
-      </w:r>
-      <w:r>
-        <w:rPr>
-          <w:rFonts w:ascii="Times New Roman" w:hAnsi="Times New Roman" w:eastAsia="Times New Roman"/>
-          <w:b w:val="0"/>
-          <w:i w:val="0"/>
-          <w:strike w:val="0"/>
-          <w:color w:val="000000"/>
-          <w:sz w:val="24"/>
-        </w:rPr>
-        <w:t>(</w:t>
-      </w:r>
-      <w:r>
-        <w:rPr>
-          <w:rFonts w:ascii="Times New Roman" w:hAnsi="Times New Roman" w:eastAsia="Times New Roman"/>
-          <w:b w:val="0"/>
-          <w:i w:val="0"/>
-          <w:strike w:val="0"/>
-          <w:color w:val="000000"/>
-          <w:sz w:val="24"/>
-          <w:vertAlign w:val="superscript"/>
-        </w:rPr>
-        <w:t>15</w:t>
-      </w:r>
-      <w:r>
-        <w:rPr>
-          <w:rFonts w:ascii="Times New Roman" w:hAnsi="Times New Roman" w:eastAsia="Times New Roman"/>
-          <w:b w:val="0"/>
-          <w:i w:val="0"/>
-          <w:strike w:val="0"/>
-          <w:color w:val="000000"/>
-          <w:sz w:val="24"/>
-        </w:rPr>
-        <w:t>)</w:t>
-      </w:r>
-      <w:r>
-        <w:rPr>
-          <w:rFonts w:ascii="Times New Roman" w:hAnsi="Times New Roman" w:eastAsia="Times New Roman"/>
-          <w:b w:val="0"/>
-          <w:i w:val="0"/>
-          <w:strike w:val="0"/>
-          <w:color w:val="000000"/>
-          <w:sz w:val="24"/>
-        </w:rPr>
-        <w:t xml:space="preserve">. These data indicate that a large and growing population of older competitive athletes may meet clinical criteria for TRT while failing WADA's organic-only TUE criterion. A 52-year-old masters track athlete with documented LOH (testosterone 220 ng/dL on two occasions), persistent symptoms despite six months of lifestyle modification, and an endocrinologist's TRT recommendation faces an irreconcilable conflict between evidence-based medicine and anti-doping compliance </w:t>
-      </w:r>
-      <w:r>
-        <w:rPr>
-          <w:rFonts w:ascii="Times New Roman" w:hAnsi="Times New Roman" w:eastAsia="Times New Roman"/>
-          <w:b w:val="0"/>
-          <w:i w:val="0"/>
-          <w:strike w:val="0"/>
-          <w:color w:val="000000"/>
-          <w:sz w:val="24"/>
-        </w:rPr>
-        <w:t>(</w:t>
-      </w:r>
-      <w:r>
-        <w:rPr>
-          <w:rFonts w:ascii="Times New Roman" w:hAnsi="Times New Roman" w:eastAsia="Times New Roman"/>
-          <w:b w:val="0"/>
-          <w:i w:val="0"/>
-          <w:strike w:val="0"/>
-          <w:color w:val="000000"/>
-          <w:sz w:val="24"/>
-          <w:vertAlign w:val="superscript"/>
-        </w:rPr>
-        <w:t>40</w:t>
-      </w:r>
-      <w:r>
-        <w:rPr>
-          <w:rFonts w:ascii="Times New Roman" w:hAnsi="Times New Roman" w:eastAsia="Times New Roman"/>
-          <w:b w:val="0"/>
-          <w:i w:val="0"/>
-          <w:strike w:val="0"/>
-          <w:color w:val="000000"/>
-          <w:sz w:val="24"/>
-        </w:rPr>
-        <w:t xml:space="preserve">, </w:t>
-      </w:r>
-      <w:r>
-        <w:rPr>
-          <w:rFonts w:ascii="Times New Roman" w:hAnsi="Times New Roman" w:eastAsia="Times New Roman"/>
-          <w:b w:val="0"/>
-          <w:i w:val="0"/>
-          <w:strike w:val="0"/>
-          <w:color w:val="000000"/>
-          <w:sz w:val="24"/>
-          <w:vertAlign w:val="superscript"/>
-        </w:rPr>
-        <w:t>5</w:t>
-      </w:r>
-      <w:r>
-        <w:rPr>
-          <w:rFonts w:ascii="Times New Roman" w:hAnsi="Times New Roman" w:eastAsia="Times New Roman"/>
-          <w:b w:val="0"/>
-          <w:i w:val="0"/>
-          <w:strike w:val="0"/>
-          <w:color w:val="000000"/>
-          <w:sz w:val="24"/>
-        </w:rPr>
-        <w:t>)</w:t>
-      </w:r>
-      <w:r>
-        <w:rPr>
-          <w:rFonts w:ascii="Times New Roman" w:hAnsi="Times New Roman" w:eastAsia="Times New Roman"/>
-          <w:b w:val="0"/>
-          <w:i w:val="0"/>
-          <w:strike w:val="0"/>
-          <w:color w:val="000000"/>
-          <w:sz w:val="24"/>
-        </w:rPr>
-        <w:t>.</w:t>
-      </w:r>
-    </w:p>
-    <w:p>
-      <w:pPr>
-        <w:ind w:firstLine="720"/>
-      </w:pPr>
-      <w:r>
-        <w:rPr>
-          <w:rFonts w:ascii="Times New Roman" w:hAnsi="Times New Roman" w:eastAsia="Times New Roman"/>
-          <w:b w:val="0"/>
-          <w:i w:val="0"/>
-          <w:strike w:val="0"/>
-          <w:color w:val="000000"/>
-          <w:sz w:val="24"/>
-        </w:rPr>
-        <w:t xml:space="preserve">The implications for training and performance are substantial. Untreated or undertreated hypogonadism is associated with decreased lean body mass, increased fat mass, reduced bone mineral density, impaired recovery from training, persistent fatigue, decreased motivation, and depressive symptoms </w:t>
-      </w:r>
-      <w:r>
-        <w:rPr>
-          <w:rFonts w:ascii="Times New Roman" w:hAnsi="Times New Roman" w:eastAsia="Times New Roman"/>
-          <w:b w:val="0"/>
-          <w:i w:val="0"/>
-          <w:strike w:val="0"/>
-          <w:color w:val="000000"/>
-          <w:sz w:val="24"/>
-        </w:rPr>
-        <w:t>(</w:t>
-      </w:r>
-      <w:r>
-        <w:rPr>
-          <w:rFonts w:ascii="Times New Roman" w:hAnsi="Times New Roman" w:eastAsia="Times New Roman"/>
-          <w:b w:val="0"/>
-          <w:i w:val="0"/>
-          <w:strike w:val="0"/>
-          <w:color w:val="000000"/>
-          <w:sz w:val="24"/>
-          <w:vertAlign w:val="superscript"/>
-        </w:rPr>
-        <w:t>5</w:t>
-      </w:r>
-      <w:r>
-        <w:rPr>
-          <w:rFonts w:ascii="Times New Roman" w:hAnsi="Times New Roman" w:eastAsia="Times New Roman"/>
-          <w:b w:val="0"/>
-          <w:i w:val="0"/>
-          <w:strike w:val="0"/>
-          <w:color w:val="000000"/>
-          <w:sz w:val="24"/>
-        </w:rPr>
-        <w:t>)</w:t>
-      </w:r>
-      <w:r>
-        <w:rPr>
-          <w:rFonts w:ascii="Times New Roman" w:hAnsi="Times New Roman" w:eastAsia="Times New Roman"/>
-          <w:b w:val="0"/>
-          <w:i w:val="0"/>
-          <w:strike w:val="0"/>
-          <w:color w:val="000000"/>
-          <w:sz w:val="24"/>
-        </w:rPr>
-        <w:t xml:space="preserve">. For S&amp;C professionals, these symptoms may manifest as unexplained performance plateaus, difficulty maintaining training loads, prolonged soreness after sessions, and decreased training adherence. The ethical dimension is also noteworthy: denying an athlete access to a treatment considered standard of care in the general population raises questions about the proportionality of anti-doping measures, particularly when the goal of TRT is restoration to normal physiological range rather than supraphysiological enhancement </w:t>
-      </w:r>
-      <w:r>
-        <w:rPr>
-          <w:rFonts w:ascii="Times New Roman" w:hAnsi="Times New Roman" w:eastAsia="Times New Roman"/>
-          <w:b w:val="0"/>
-          <w:i w:val="0"/>
-          <w:strike w:val="0"/>
-          <w:color w:val="000000"/>
-          <w:sz w:val="24"/>
-        </w:rPr>
-        <w:t>(</w:t>
-      </w:r>
-      <w:r>
-        <w:rPr>
-          <w:rFonts w:ascii="Times New Roman" w:hAnsi="Times New Roman" w:eastAsia="Times New Roman"/>
-          <w:b w:val="0"/>
-          <w:i w:val="0"/>
-          <w:strike w:val="0"/>
-          <w:color w:val="000000"/>
-          <w:sz w:val="24"/>
-          <w:vertAlign w:val="superscript"/>
-        </w:rPr>
-        <w:t>18</w:t>
-      </w:r>
-      <w:r>
-        <w:rPr>
-          <w:rFonts w:ascii="Times New Roman" w:hAnsi="Times New Roman" w:eastAsia="Times New Roman"/>
-          <w:b w:val="0"/>
-          <w:i w:val="0"/>
-          <w:strike w:val="0"/>
-          <w:color w:val="000000"/>
-          <w:sz w:val="24"/>
-        </w:rPr>
-        <w:t>)</w:t>
-      </w:r>
-      <w:r>
-        <w:rPr>
-          <w:rFonts w:ascii="Times New Roman" w:hAnsi="Times New Roman" w:eastAsia="Times New Roman"/>
-          <w:b w:val="0"/>
-          <w:i w:val="0"/>
-          <w:strike w:val="0"/>
-          <w:color w:val="000000"/>
-          <w:sz w:val="24"/>
-        </w:rPr>
-        <w:t>.</w:t>
-      </w:r>
-    </w:p>
-    <w:p>
-      <w:pPr>
-        <w:spacing w:before="240" w:after="120"/>
-      </w:pPr>
-      <w:r>
-        <w:rPr>
-          <w:rFonts w:ascii="Times New Roman" w:hAnsi="Times New Roman" w:eastAsia="Times New Roman"/>
-          <w:b/>
-          <w:sz w:val="24"/>
-        </w:rPr>
-        <w:t>Glucocorticoid Administration</w:t>
-      </w:r>
-    </w:p>
-    <w:p>
-      <w:pPr>
-        <w:ind w:firstLine="720"/>
-      </w:pPr>
-      <w:r>
-        <w:rPr>
-          <w:rFonts w:ascii="Times New Roman" w:hAnsi="Times New Roman" w:eastAsia="Times New Roman"/>
-          <w:b w:val="0"/>
-          <w:i w:val="0"/>
-          <w:strike w:val="0"/>
-          <w:color w:val="000000"/>
-          <w:sz w:val="24"/>
-        </w:rPr>
-        <w:t xml:space="preserve">Since 2022, WADA has prohibited all routes of glucocorticoid (GC) administration in-competition, including intra-articular injections that were previously permitted </w:t>
-      </w:r>
-      <w:r>
-        <w:rPr>
-          <w:rFonts w:ascii="Times New Roman" w:hAnsi="Times New Roman" w:eastAsia="Times New Roman"/>
-          <w:b w:val="0"/>
-          <w:i w:val="0"/>
-          <w:strike w:val="0"/>
-          <w:color w:val="000000"/>
-          <w:sz w:val="24"/>
-        </w:rPr>
-        <w:t>(</w:t>
-      </w:r>
-      <w:r>
-        <w:rPr>
-          <w:rFonts w:ascii="Times New Roman" w:hAnsi="Times New Roman" w:eastAsia="Times New Roman"/>
-          <w:b w:val="0"/>
-          <w:i w:val="0"/>
-          <w:strike w:val="0"/>
-          <w:color w:val="000000"/>
-          <w:sz w:val="24"/>
-          <w:vertAlign w:val="superscript"/>
-        </w:rPr>
-        <w:t>39</w:t>
-      </w:r>
-      <w:r>
-        <w:rPr>
-          <w:rFonts w:ascii="Times New Roman" w:hAnsi="Times New Roman" w:eastAsia="Times New Roman"/>
-          <w:b w:val="0"/>
-          <w:i w:val="0"/>
-          <w:strike w:val="0"/>
-          <w:color w:val="000000"/>
-          <w:sz w:val="24"/>
-        </w:rPr>
-        <w:t xml:space="preserve">, </w:t>
-      </w:r>
-      <w:r>
-        <w:rPr>
-          <w:rFonts w:ascii="Times New Roman" w:hAnsi="Times New Roman" w:eastAsia="Times New Roman"/>
-          <w:b w:val="0"/>
-          <w:i w:val="0"/>
-          <w:strike w:val="0"/>
-          <w:color w:val="000000"/>
-          <w:sz w:val="24"/>
-          <w:vertAlign w:val="superscript"/>
-        </w:rPr>
-        <w:t>37</w:t>
-      </w:r>
-      <w:r>
-        <w:rPr>
-          <w:rFonts w:ascii="Times New Roman" w:hAnsi="Times New Roman" w:eastAsia="Times New Roman"/>
-          <w:b w:val="0"/>
-          <w:i w:val="0"/>
-          <w:strike w:val="0"/>
-          <w:color w:val="000000"/>
-          <w:sz w:val="24"/>
-        </w:rPr>
-        <w:t>)</w:t>
-      </w:r>
-      <w:r>
-        <w:rPr>
-          <w:rFonts w:ascii="Times New Roman" w:hAnsi="Times New Roman" w:eastAsia="Times New Roman"/>
-          <w:b w:val="0"/>
-          <w:i w:val="0"/>
-          <w:strike w:val="0"/>
-          <w:color w:val="000000"/>
-          <w:sz w:val="24"/>
-        </w:rPr>
-        <w:t xml:space="preserve">. Washout periods were introduced: 3 days for most oral GCs, 10 days for oral triamcinolone, 5 days for intramuscular betamethasone/dexamethasone, and 60 days for intramuscular triamcinolone acetonide </w:t>
-      </w:r>
-      <w:r>
-        <w:rPr>
-          <w:rFonts w:ascii="Times New Roman" w:hAnsi="Times New Roman" w:eastAsia="Times New Roman"/>
-          <w:b w:val="0"/>
-          <w:i w:val="0"/>
-          <w:strike w:val="0"/>
-          <w:color w:val="000000"/>
-          <w:sz w:val="24"/>
-        </w:rPr>
-        <w:t>(</w:t>
-      </w:r>
-      <w:r>
-        <w:rPr>
-          <w:rFonts w:ascii="Times New Roman" w:hAnsi="Times New Roman" w:eastAsia="Times New Roman"/>
-          <w:b w:val="0"/>
-          <w:i w:val="0"/>
-          <w:strike w:val="0"/>
-          <w:color w:val="000000"/>
-          <w:sz w:val="24"/>
-          <w:vertAlign w:val="superscript"/>
-        </w:rPr>
-        <w:t>38</w:t>
-      </w:r>
-      <w:r>
-        <w:rPr>
-          <w:rFonts w:ascii="Times New Roman" w:hAnsi="Times New Roman" w:eastAsia="Times New Roman"/>
-          <w:b w:val="0"/>
-          <w:i w:val="0"/>
-          <w:strike w:val="0"/>
-          <w:color w:val="000000"/>
-          <w:sz w:val="24"/>
-        </w:rPr>
-        <w:t>)</w:t>
-      </w:r>
-      <w:r>
-        <w:rPr>
-          <w:rFonts w:ascii="Times New Roman" w:hAnsi="Times New Roman" w:eastAsia="Times New Roman"/>
-          <w:b w:val="0"/>
-          <w:i w:val="0"/>
-          <w:strike w:val="0"/>
-          <w:color w:val="000000"/>
-          <w:sz w:val="24"/>
-        </w:rPr>
-        <w:t xml:space="preserve">. Additionally, the 2026 modifications note that sustained-release formulations may produce detectable GC levels beyond published washout periods </w:t>
-      </w:r>
-      <w:r>
-        <w:rPr>
-          <w:rFonts w:ascii="Times New Roman" w:hAnsi="Times New Roman" w:eastAsia="Times New Roman"/>
-          <w:b w:val="0"/>
-          <w:i w:val="0"/>
-          <w:strike w:val="0"/>
-          <w:color w:val="000000"/>
-          <w:sz w:val="24"/>
-        </w:rPr>
-        <w:t>(</w:t>
-      </w:r>
-      <w:r>
-        <w:rPr>
-          <w:rFonts w:ascii="Times New Roman" w:hAnsi="Times New Roman" w:eastAsia="Times New Roman"/>
-          <w:b w:val="0"/>
-          <w:i w:val="0"/>
-          <w:strike w:val="0"/>
-          <w:color w:val="000000"/>
-          <w:sz w:val="24"/>
-          <w:vertAlign w:val="superscript"/>
-        </w:rPr>
-        <w:t>39</w:t>
-      </w:r>
-      <w:r>
-        <w:rPr>
-          <w:rFonts w:ascii="Times New Roman" w:hAnsi="Times New Roman" w:eastAsia="Times New Roman"/>
-          <w:b w:val="0"/>
-          <w:i w:val="0"/>
-          <w:strike w:val="0"/>
-          <w:color w:val="000000"/>
-          <w:sz w:val="24"/>
-        </w:rPr>
-        <w:t>)</w:t>
-      </w:r>
-      <w:r>
-        <w:rPr>
-          <w:rFonts w:ascii="Times New Roman" w:hAnsi="Times New Roman" w:eastAsia="Times New Roman"/>
-          <w:b w:val="0"/>
-          <w:i w:val="0"/>
-          <w:strike w:val="0"/>
-          <w:color w:val="000000"/>
-          <w:sz w:val="24"/>
-        </w:rPr>
-        <w:t>.</w:t>
-      </w:r>
-    </w:p>
-    <w:p>
-      <w:pPr>
-        <w:ind w:firstLine="720"/>
-      </w:pPr>
-      <w:r>
-        <w:rPr>
-          <w:rFonts w:ascii="Times New Roman" w:hAnsi="Times New Roman" w:eastAsia="Times New Roman"/>
-          <w:b w:val="0"/>
-          <w:i w:val="0"/>
-          <w:strike w:val="0"/>
-          <w:color w:val="000000"/>
-          <w:sz w:val="24"/>
-        </w:rPr>
-        <w:t xml:space="preserve">In sports medicine practice, intra-articular GC injections are a standard treatment for joint inflammation, tendinopathy, and osteoarthritis flares. The prohibition of these injections in-competition, combined with washout requirements, substantially restricts in-season treatment timing. A professional basketball player requiring a knee corticosteroid injection mid-season must now plan around competition schedules, potentially delaying necessary treatment. For inflammatory bowel disease (IBD) flares requiring oral prednisolone (a standard induction therapy), athletes face additional barriers if the flare coincides with competition periods </w:t>
-      </w:r>
-      <w:r>
-        <w:rPr>
-          <w:rFonts w:ascii="Times New Roman" w:hAnsi="Times New Roman" w:eastAsia="Times New Roman"/>
-          <w:b w:val="0"/>
-          <w:i w:val="0"/>
-          <w:strike w:val="0"/>
-          <w:color w:val="000000"/>
-          <w:sz w:val="24"/>
-        </w:rPr>
-        <w:t>(</w:t>
-      </w:r>
-      <w:r>
-        <w:rPr>
-          <w:rFonts w:ascii="Times New Roman" w:hAnsi="Times New Roman" w:eastAsia="Times New Roman"/>
-          <w:b w:val="0"/>
-          <w:i w:val="0"/>
-          <w:strike w:val="0"/>
-          <w:color w:val="000000"/>
-          <w:sz w:val="24"/>
-          <w:vertAlign w:val="superscript"/>
-        </w:rPr>
-        <w:t>37</w:t>
-      </w:r>
-      <w:r>
-        <w:rPr>
-          <w:rFonts w:ascii="Times New Roman" w:hAnsi="Times New Roman" w:eastAsia="Times New Roman"/>
-          <w:b w:val="0"/>
-          <w:i w:val="0"/>
-          <w:strike w:val="0"/>
-          <w:color w:val="000000"/>
-          <w:sz w:val="24"/>
-        </w:rPr>
-        <w:t xml:space="preserve">, </w:t>
-      </w:r>
-      <w:r>
-        <w:rPr>
-          <w:rFonts w:ascii="Times New Roman" w:hAnsi="Times New Roman" w:eastAsia="Times New Roman"/>
-          <w:b w:val="0"/>
-          <w:i w:val="0"/>
-          <w:strike w:val="0"/>
-          <w:color w:val="000000"/>
-          <w:sz w:val="24"/>
-          <w:vertAlign w:val="superscript"/>
-        </w:rPr>
-        <w:t>38</w:t>
-      </w:r>
-      <w:r>
-        <w:rPr>
-          <w:rFonts w:ascii="Times New Roman" w:hAnsi="Times New Roman" w:eastAsia="Times New Roman"/>
-          <w:b w:val="0"/>
-          <w:i w:val="0"/>
-          <w:strike w:val="0"/>
-          <w:color w:val="000000"/>
-          <w:sz w:val="24"/>
-        </w:rPr>
-        <w:t>)</w:t>
-      </w:r>
-      <w:r>
-        <w:rPr>
-          <w:rFonts w:ascii="Times New Roman" w:hAnsi="Times New Roman" w:eastAsia="Times New Roman"/>
-          <w:b w:val="0"/>
-          <w:i w:val="0"/>
-          <w:strike w:val="0"/>
-          <w:color w:val="000000"/>
-          <w:sz w:val="24"/>
-        </w:rPr>
-        <w:t>.</w:t>
-      </w:r>
-    </w:p>
-    <w:p>
-      <w:pPr>
-        <w:spacing w:before="240" w:after="120"/>
-      </w:pPr>
-      <w:r>
-        <w:rPr>
-          <w:rFonts w:ascii="Times New Roman" w:hAnsi="Times New Roman" w:eastAsia="Times New Roman"/>
-          <w:b/>
-          <w:sz w:val="24"/>
-        </w:rPr>
-        <w:t>Cardiovascular Disease: Diuretics and Beta-Blockers</w:t>
-      </w:r>
-    </w:p>
-    <w:p>
-      <w:pPr>
-        <w:ind w:firstLine="720"/>
-      </w:pPr>
-      <w:r>
-        <w:rPr>
-          <w:rFonts w:ascii="Times New Roman" w:hAnsi="Times New Roman" w:eastAsia="Times New Roman"/>
-          <w:b w:val="0"/>
-          <w:i w:val="0"/>
-          <w:strike w:val="0"/>
-          <w:color w:val="000000"/>
-          <w:sz w:val="24"/>
-        </w:rPr>
-        <w:t xml:space="preserve">Heart failure management, as outlined in the 2021 ESC Guidelines and subsequent updates, relies on four foundational drug classes: ACE inhibitors/ARNi, beta-blockers, mineralocorticoid receptor antagonists (MRAs such as spironolactone and eplerenone), and SGLT2 inhibitors </w:t>
-      </w:r>
-      <w:r>
-        <w:rPr>
-          <w:rFonts w:ascii="Times New Roman" w:hAnsi="Times New Roman" w:eastAsia="Times New Roman"/>
-          <w:b w:val="0"/>
-          <w:i w:val="0"/>
-          <w:strike w:val="0"/>
-          <w:color w:val="000000"/>
-          <w:sz w:val="24"/>
-        </w:rPr>
-        <w:t>(</w:t>
-      </w:r>
-      <w:r>
-        <w:rPr>
-          <w:rFonts w:ascii="Times New Roman" w:hAnsi="Times New Roman" w:eastAsia="Times New Roman"/>
-          <w:b w:val="0"/>
-          <w:i w:val="0"/>
-          <w:strike w:val="0"/>
-          <w:color w:val="000000"/>
-          <w:sz w:val="24"/>
-          <w:vertAlign w:val="superscript"/>
-        </w:rPr>
-        <w:t>20</w:t>
-      </w:r>
-      <w:r>
-        <w:rPr>
-          <w:rFonts w:ascii="Times New Roman" w:hAnsi="Times New Roman" w:eastAsia="Times New Roman"/>
-          <w:b w:val="0"/>
-          <w:i w:val="0"/>
-          <w:strike w:val="0"/>
-          <w:color w:val="000000"/>
-          <w:sz w:val="24"/>
-        </w:rPr>
-        <w:t>)</w:t>
-      </w:r>
-      <w:r>
-        <w:rPr>
-          <w:rFonts w:ascii="Times New Roman" w:hAnsi="Times New Roman" w:eastAsia="Times New Roman"/>
-          <w:b w:val="0"/>
-          <w:i w:val="0"/>
-          <w:strike w:val="0"/>
-          <w:color w:val="000000"/>
-          <w:sz w:val="24"/>
-        </w:rPr>
-        <w:t xml:space="preserve">. Of these, MRAs are prohibited under WADA category S5 (diuretics and masking agents), as are loop diuretics (furosemide) essential for congestion management and thiazide diuretics used in hypertension treatment </w:t>
-      </w:r>
-      <w:r>
-        <w:rPr>
-          <w:rFonts w:ascii="Times New Roman" w:hAnsi="Times New Roman" w:eastAsia="Times New Roman"/>
-          <w:b w:val="0"/>
-          <w:i w:val="0"/>
-          <w:strike w:val="0"/>
-          <w:color w:val="000000"/>
-          <w:sz w:val="24"/>
-        </w:rPr>
-        <w:t>(</w:t>
-      </w:r>
-      <w:r>
-        <w:rPr>
-          <w:rFonts w:ascii="Times New Roman" w:hAnsi="Times New Roman" w:eastAsia="Times New Roman"/>
-          <w:b w:val="0"/>
-          <w:i w:val="0"/>
-          <w:strike w:val="0"/>
-          <w:color w:val="000000"/>
-          <w:sz w:val="24"/>
-          <w:vertAlign w:val="superscript"/>
-        </w:rPr>
-        <w:t>39</w:t>
-      </w:r>
-      <w:r>
-        <w:rPr>
-          <w:rFonts w:ascii="Times New Roman" w:hAnsi="Times New Roman" w:eastAsia="Times New Roman"/>
-          <w:b w:val="0"/>
-          <w:i w:val="0"/>
-          <w:strike w:val="0"/>
-          <w:color w:val="000000"/>
-          <w:sz w:val="24"/>
-        </w:rPr>
-        <w:t xml:space="preserve">, </w:t>
-      </w:r>
-      <w:r>
-        <w:rPr>
-          <w:rFonts w:ascii="Times New Roman" w:hAnsi="Times New Roman" w:eastAsia="Times New Roman"/>
-          <w:b w:val="0"/>
-          <w:i w:val="0"/>
-          <w:strike w:val="0"/>
-          <w:color w:val="000000"/>
-          <w:sz w:val="24"/>
-          <w:vertAlign w:val="superscript"/>
-        </w:rPr>
-        <w:t>19</w:t>
-      </w:r>
-      <w:r>
-        <w:rPr>
-          <w:rFonts w:ascii="Times New Roman" w:hAnsi="Times New Roman" w:eastAsia="Times New Roman"/>
-          <w:b w:val="0"/>
-          <w:i w:val="0"/>
-          <w:strike w:val="0"/>
-          <w:color w:val="000000"/>
-          <w:sz w:val="24"/>
-        </w:rPr>
-        <w:t>)</w:t>
-      </w:r>
-      <w:r>
-        <w:rPr>
-          <w:rFonts w:ascii="Times New Roman" w:hAnsi="Times New Roman" w:eastAsia="Times New Roman"/>
-          <w:b w:val="0"/>
-          <w:i w:val="0"/>
-          <w:strike w:val="0"/>
-          <w:color w:val="000000"/>
-          <w:sz w:val="24"/>
-        </w:rPr>
-        <w:t>.</w:t>
-      </w:r>
-    </w:p>
-    <w:p>
-      <w:pPr>
-        <w:ind w:firstLine="720"/>
-      </w:pPr>
-      <w:r>
-        <w:rPr>
-          <w:rFonts w:ascii="Times New Roman" w:hAnsi="Times New Roman" w:eastAsia="Times New Roman"/>
-          <w:b w:val="0"/>
-          <w:i w:val="0"/>
-          <w:strike w:val="0"/>
-          <w:color w:val="000000"/>
-          <w:sz w:val="24"/>
-        </w:rPr>
-        <w:t xml:space="preserve">The blanket prohibition of all diuretics is based on their potential as masking agents. Advanced heart failure generally precludes elite competitive sport, but athletes with earlier-stage or stable heart failure, as well as masters and recreational competitors, may be prescribed MRAs. In such cases, the athlete must either forgo a pillar of standard therapy or navigate the TUE process for spironolactone. Beta-blockers, while not universally prohibited, are banned in-competition in precision sports (shooting, archery, golf, billiards, automotive sports). WADA's rationale for prohibiting beta-blockers in these sports is that they reduce tremor and may steady the hand, effects that could directly improve competitive performance </w:t>
-      </w:r>
-      <w:r>
-        <w:rPr>
-          <w:rFonts w:ascii="Times New Roman" w:hAnsi="Times New Roman" w:eastAsia="Times New Roman"/>
-          <w:b w:val="0"/>
-          <w:i w:val="0"/>
-          <w:strike w:val="0"/>
-          <w:color w:val="000000"/>
-          <w:sz w:val="24"/>
-        </w:rPr>
-        <w:t>(</w:t>
-      </w:r>
-      <w:r>
-        <w:rPr>
-          <w:rFonts w:ascii="Times New Roman" w:hAnsi="Times New Roman" w:eastAsia="Times New Roman"/>
-          <w:b w:val="0"/>
-          <w:i w:val="0"/>
-          <w:strike w:val="0"/>
-          <w:color w:val="000000"/>
-          <w:sz w:val="24"/>
-          <w:vertAlign w:val="superscript"/>
-        </w:rPr>
-        <w:t>39</w:t>
-      </w:r>
-      <w:r>
-        <w:rPr>
-          <w:rFonts w:ascii="Times New Roman" w:hAnsi="Times New Roman" w:eastAsia="Times New Roman"/>
-          <w:b w:val="0"/>
-          <w:i w:val="0"/>
-          <w:strike w:val="0"/>
-          <w:color w:val="000000"/>
-          <w:sz w:val="24"/>
-        </w:rPr>
-        <w:t>)</w:t>
-      </w:r>
-      <w:r>
-        <w:rPr>
-          <w:rFonts w:ascii="Times New Roman" w:hAnsi="Times New Roman" w:eastAsia="Times New Roman"/>
-          <w:b w:val="0"/>
-          <w:i w:val="0"/>
-          <w:strike w:val="0"/>
-          <w:color w:val="000000"/>
-          <w:sz w:val="24"/>
-        </w:rPr>
-        <w:t xml:space="preserve">. A masters shooting athlete diagnosed with atrial fibrillation faces particular difficulty, as beta-blockers are first-line rate control therapy, yet CAS precedent 2009 and 2013 have established a high bar for TUE approval in sports where these agents could reduce tremor </w:t>
-      </w:r>
-      <w:r>
-        <w:rPr>
-          <w:rFonts w:ascii="Times New Roman" w:hAnsi="Times New Roman" w:eastAsia="Times New Roman"/>
-          <w:b w:val="0"/>
-          <w:i w:val="0"/>
-          <w:strike w:val="0"/>
-          <w:color w:val="000000"/>
-          <w:sz w:val="24"/>
-        </w:rPr>
-        <w:t>(</w:t>
-      </w:r>
-      <w:r>
-        <w:rPr>
-          <w:rFonts w:ascii="Times New Roman" w:hAnsi="Times New Roman" w:eastAsia="Times New Roman"/>
-          <w:b w:val="0"/>
-          <w:i w:val="0"/>
-          <w:strike w:val="0"/>
-          <w:color w:val="000000"/>
-          <w:sz w:val="24"/>
-          <w:vertAlign w:val="superscript"/>
-        </w:rPr>
-        <w:t>39</w:t>
-      </w:r>
-      <w:r>
-        <w:rPr>
-          <w:rFonts w:ascii="Times New Roman" w:hAnsi="Times New Roman" w:eastAsia="Times New Roman"/>
-          <w:b w:val="0"/>
-          <w:i w:val="0"/>
-          <w:strike w:val="0"/>
-          <w:color w:val="000000"/>
-          <w:sz w:val="24"/>
-        </w:rPr>
-        <w:t xml:space="preserve">, </w:t>
-      </w:r>
-      <w:r>
-        <w:rPr>
-          <w:rFonts w:ascii="Times New Roman" w:hAnsi="Times New Roman" w:eastAsia="Times New Roman"/>
-          <w:b w:val="0"/>
-          <w:i w:val="0"/>
-          <w:strike w:val="0"/>
-          <w:color w:val="000000"/>
-          <w:sz w:val="24"/>
-          <w:vertAlign w:val="superscript"/>
-        </w:rPr>
-        <w:t>20</w:t>
-      </w:r>
-      <w:r>
-        <w:rPr>
-          <w:rFonts w:ascii="Times New Roman" w:hAnsi="Times New Roman" w:eastAsia="Times New Roman"/>
-          <w:b w:val="0"/>
-          <w:i w:val="0"/>
-          <w:strike w:val="0"/>
-          <w:color w:val="000000"/>
-          <w:sz w:val="24"/>
-        </w:rPr>
-        <w:t>)</w:t>
-      </w:r>
-      <w:r>
-        <w:rPr>
-          <w:rFonts w:ascii="Times New Roman" w:hAnsi="Times New Roman" w:eastAsia="Times New Roman"/>
-          <w:b w:val="0"/>
-          <w:i w:val="0"/>
-          <w:strike w:val="0"/>
-          <w:color w:val="000000"/>
-          <w:sz w:val="24"/>
-        </w:rPr>
-        <w:t>.</w:t>
-      </w:r>
-    </w:p>
-    <w:p>
-      <w:pPr>
-        <w:spacing w:before="240" w:after="120"/>
-      </w:pPr>
-      <w:r>
-        <w:rPr>
-          <w:rFonts w:ascii="Times New Roman" w:hAnsi="Times New Roman" w:eastAsia="Times New Roman"/>
-          <w:b/>
-          <w:sz w:val="24"/>
-        </w:rPr>
-        <w:t>PMOS and Female Fertility Treatment</w:t>
-      </w:r>
-    </w:p>
-    <w:p>
-      <w:pPr>
-        <w:ind w:firstLine="720"/>
-      </w:pPr>
-      <w:r>
-        <w:rPr>
-          <w:rFonts w:ascii="Times New Roman" w:hAnsi="Times New Roman" w:eastAsia="Times New Roman"/>
-          <w:b w:val="0"/>
-          <w:i w:val="0"/>
-          <w:strike w:val="0"/>
-          <w:color w:val="000000"/>
-          <w:sz w:val="24"/>
-        </w:rPr>
-        <w:t xml:space="preserve">In May 2026, an international panel proposed renaming polycystic ovary syndrome (PCOS) to polyendocrine metabolic ovarian syndrome (PMOS) to better reflect its heterogeneous endocrine, metabolic, and reproductive features </w:t>
-      </w:r>
-      <w:r>
-        <w:rPr>
-          <w:rFonts w:ascii="Times New Roman" w:hAnsi="Times New Roman" w:eastAsia="Times New Roman"/>
-          <w:b w:val="0"/>
-          <w:i w:val="0"/>
-          <w:strike w:val="0"/>
-          <w:color w:val="000000"/>
-          <w:sz w:val="24"/>
-        </w:rPr>
-        <w:t>(</w:t>
-      </w:r>
-      <w:r>
-        <w:rPr>
-          <w:rFonts w:ascii="Times New Roman" w:hAnsi="Times New Roman" w:eastAsia="Times New Roman"/>
-          <w:b w:val="0"/>
-          <w:i w:val="0"/>
-          <w:strike w:val="0"/>
-          <w:color w:val="000000"/>
-          <w:sz w:val="24"/>
-          <w:vertAlign w:val="superscript"/>
-        </w:rPr>
-        <w:t>27</w:t>
-      </w:r>
-      <w:r>
-        <w:rPr>
-          <w:rFonts w:ascii="Times New Roman" w:hAnsi="Times New Roman" w:eastAsia="Times New Roman"/>
-          <w:b w:val="0"/>
-          <w:i w:val="0"/>
-          <w:strike w:val="0"/>
-          <w:color w:val="000000"/>
-          <w:sz w:val="24"/>
-        </w:rPr>
-        <w:t>)</w:t>
-      </w:r>
-      <w:r>
-        <w:rPr>
-          <w:rFonts w:ascii="Times New Roman" w:hAnsi="Times New Roman" w:eastAsia="Times New Roman"/>
-          <w:b w:val="0"/>
-          <w:i w:val="0"/>
-          <w:strike w:val="0"/>
-          <w:color w:val="000000"/>
-          <w:sz w:val="24"/>
-        </w:rPr>
-        <w:t>. We have adopted this proposed terminology throughout this review while retaining PCOS in parentheses for reader recognition.</w:t>
-      </w:r>
-    </w:p>
-    <w:p>
-      <w:pPr>
-        <w:ind w:firstLine="720"/>
-      </w:pPr>
-      <w:r>
-        <w:rPr>
-          <w:rFonts w:ascii="Times New Roman" w:hAnsi="Times New Roman" w:eastAsia="Times New Roman"/>
-          <w:b w:val="0"/>
-          <w:i w:val="0"/>
-          <w:strike w:val="0"/>
-          <w:color w:val="000000"/>
-          <w:sz w:val="24"/>
-        </w:rPr>
-        <w:t xml:space="preserve">The 2023 International Evidence-Based PCOS Guideline and WHO recommendations position letrozole as the first-line ovulation induction agent for PCOS-related infertility, with clomiphene as second-line </w:t>
-      </w:r>
-      <w:r>
-        <w:rPr>
-          <w:rFonts w:ascii="Times New Roman" w:hAnsi="Times New Roman" w:eastAsia="Times New Roman"/>
-          <w:b w:val="0"/>
-          <w:i w:val="0"/>
-          <w:strike w:val="0"/>
-          <w:color w:val="000000"/>
-          <w:sz w:val="24"/>
-        </w:rPr>
-        <w:t>(</w:t>
-      </w:r>
-      <w:r>
-        <w:rPr>
-          <w:rFonts w:ascii="Times New Roman" w:hAnsi="Times New Roman" w:eastAsia="Times New Roman"/>
-          <w:b w:val="0"/>
-          <w:i w:val="0"/>
-          <w:strike w:val="0"/>
-          <w:color w:val="000000"/>
-          <w:sz w:val="24"/>
-          <w:vertAlign w:val="superscript"/>
-        </w:rPr>
-        <w:t>28</w:t>
-      </w:r>
-      <w:r>
-        <w:rPr>
-          <w:rFonts w:ascii="Times New Roman" w:hAnsi="Times New Roman" w:eastAsia="Times New Roman"/>
-          <w:b w:val="0"/>
-          <w:i w:val="0"/>
-          <w:strike w:val="0"/>
-          <w:color w:val="000000"/>
-          <w:sz w:val="24"/>
-        </w:rPr>
-        <w:t>)</w:t>
-      </w:r>
-      <w:r>
-        <w:rPr>
-          <w:rFonts w:ascii="Times New Roman" w:hAnsi="Times New Roman" w:eastAsia="Times New Roman"/>
-          <w:b w:val="0"/>
-          <w:i w:val="0"/>
-          <w:strike w:val="0"/>
-          <w:color w:val="000000"/>
-          <w:sz w:val="24"/>
-        </w:rPr>
-        <w:t xml:space="preserve">. Both agents are always prohibited under WADA category S4 (anti-estrogens and aromatase inhibitors) </w:t>
-      </w:r>
-      <w:r>
-        <w:rPr>
-          <w:rFonts w:ascii="Times New Roman" w:hAnsi="Times New Roman" w:eastAsia="Times New Roman"/>
-          <w:b w:val="0"/>
-          <w:i w:val="0"/>
-          <w:strike w:val="0"/>
-          <w:color w:val="000000"/>
-          <w:sz w:val="24"/>
-        </w:rPr>
-        <w:t>(</w:t>
-      </w:r>
-      <w:r>
-        <w:rPr>
-          <w:rFonts w:ascii="Times New Roman" w:hAnsi="Times New Roman" w:eastAsia="Times New Roman"/>
-          <w:b w:val="0"/>
-          <w:i w:val="0"/>
-          <w:strike w:val="0"/>
-          <w:color w:val="000000"/>
-          <w:sz w:val="24"/>
-          <w:vertAlign w:val="superscript"/>
-        </w:rPr>
-        <w:t>39</w:t>
-      </w:r>
-      <w:r>
-        <w:rPr>
-          <w:rFonts w:ascii="Times New Roman" w:hAnsi="Times New Roman" w:eastAsia="Times New Roman"/>
-          <w:b w:val="0"/>
-          <w:i w:val="0"/>
-          <w:strike w:val="0"/>
-          <w:color w:val="000000"/>
-          <w:sz w:val="24"/>
-        </w:rPr>
-        <w:t>)</w:t>
-      </w:r>
-      <w:r>
-        <w:rPr>
-          <w:rFonts w:ascii="Times New Roman" w:hAnsi="Times New Roman" w:eastAsia="Times New Roman"/>
-          <w:b w:val="0"/>
-          <w:i w:val="0"/>
-          <w:strike w:val="0"/>
-          <w:color w:val="000000"/>
-          <w:sz w:val="24"/>
-        </w:rPr>
-        <w:t xml:space="preserve">. WADA's rationale is that aromatase inhibitors and selective estrogen receptor modulators may be misused to mitigate estrogenic effects of anabolic-androgenic steroid use or to restore endogenous testosterone production </w:t>
-      </w:r>
-      <w:r>
-        <w:rPr>
-          <w:rFonts w:ascii="Times New Roman" w:hAnsi="Times New Roman" w:eastAsia="Times New Roman"/>
-          <w:b w:val="0"/>
-          <w:i w:val="0"/>
-          <w:strike w:val="0"/>
-          <w:color w:val="000000"/>
-          <w:sz w:val="24"/>
-        </w:rPr>
-        <w:t>(</w:t>
-      </w:r>
-      <w:r>
-        <w:rPr>
-          <w:rFonts w:ascii="Times New Roman" w:hAnsi="Times New Roman" w:eastAsia="Times New Roman"/>
-          <w:b w:val="0"/>
-          <w:i w:val="0"/>
-          <w:strike w:val="0"/>
-          <w:color w:val="000000"/>
-          <w:sz w:val="24"/>
-          <w:vertAlign w:val="superscript"/>
-        </w:rPr>
-        <w:t>39</w:t>
-      </w:r>
-      <w:r>
-        <w:rPr>
-          <w:rFonts w:ascii="Times New Roman" w:hAnsi="Times New Roman" w:eastAsia="Times New Roman"/>
-          <w:b w:val="0"/>
-          <w:i w:val="0"/>
-          <w:strike w:val="0"/>
-          <w:color w:val="000000"/>
-          <w:sz w:val="24"/>
-        </w:rPr>
-        <w:t>)</w:t>
-      </w:r>
-      <w:r>
-        <w:rPr>
-          <w:rFonts w:ascii="Times New Roman" w:hAnsi="Times New Roman" w:eastAsia="Times New Roman"/>
-          <w:b w:val="0"/>
-          <w:i w:val="0"/>
-          <w:strike w:val="0"/>
-          <w:color w:val="000000"/>
-          <w:sz w:val="24"/>
-        </w:rPr>
-        <w:t xml:space="preserve">. Spironolactone, recommended for PCOS-associated hirsutism, is prohibited as a diuretic (S5). Female athletes pursuing fertility treatment must obtain a TUE for time-limited, cycle-specific medication use, requiring disclosure of private reproductive health information to sporting authorities—a privacy concern that may deter athletes from seeking treatment </w:t>
-      </w:r>
-      <w:r>
-        <w:rPr>
-          <w:rFonts w:ascii="Times New Roman" w:hAnsi="Times New Roman" w:eastAsia="Times New Roman"/>
-          <w:b w:val="0"/>
-          <w:i w:val="0"/>
-          <w:strike w:val="0"/>
-          <w:color w:val="000000"/>
-          <w:sz w:val="24"/>
-        </w:rPr>
-        <w:t>(</w:t>
-      </w:r>
-      <w:r>
-        <w:rPr>
-          <w:rFonts w:ascii="Times New Roman" w:hAnsi="Times New Roman" w:eastAsia="Times New Roman"/>
-          <w:b w:val="0"/>
-          <w:i w:val="0"/>
-          <w:strike w:val="0"/>
-          <w:color w:val="000000"/>
-          <w:sz w:val="24"/>
-          <w:vertAlign w:val="superscript"/>
-        </w:rPr>
-        <w:t>40</w:t>
-      </w:r>
-      <w:r>
-        <w:rPr>
-          <w:rFonts w:ascii="Times New Roman" w:hAnsi="Times New Roman" w:eastAsia="Times New Roman"/>
-          <w:b w:val="0"/>
-          <w:i w:val="0"/>
-          <w:strike w:val="0"/>
-          <w:color w:val="000000"/>
-          <w:sz w:val="24"/>
-        </w:rPr>
-        <w:t xml:space="preserve">, </w:t>
-      </w:r>
-      <w:r>
-        <w:rPr>
-          <w:rFonts w:ascii="Times New Roman" w:hAnsi="Times New Roman" w:eastAsia="Times New Roman"/>
-          <w:b w:val="0"/>
-          <w:i w:val="0"/>
-          <w:strike w:val="0"/>
-          <w:color w:val="000000"/>
-          <w:sz w:val="24"/>
-          <w:vertAlign w:val="superscript"/>
-        </w:rPr>
-        <w:t>28</w:t>
-      </w:r>
-      <w:r>
-        <w:rPr>
-          <w:rFonts w:ascii="Times New Roman" w:hAnsi="Times New Roman" w:eastAsia="Times New Roman"/>
-          <w:b w:val="0"/>
-          <w:i w:val="0"/>
-          <w:strike w:val="0"/>
-          <w:color w:val="000000"/>
-          <w:sz w:val="24"/>
-        </w:rPr>
-        <w:t>)</w:t>
-      </w:r>
-      <w:r>
-        <w:rPr>
-          <w:rFonts w:ascii="Times New Roman" w:hAnsi="Times New Roman" w:eastAsia="Times New Roman"/>
-          <w:b w:val="0"/>
-          <w:i w:val="0"/>
-          <w:strike w:val="0"/>
-          <w:color w:val="000000"/>
-          <w:sz w:val="24"/>
-        </w:rPr>
-        <w:t>.</w:t>
-      </w:r>
-    </w:p>
-    <w:p>
-      <w:pPr>
-        <w:spacing w:before="240" w:after="120"/>
-      </w:pPr>
-      <w:r>
-        <w:rPr>
-          <w:rFonts w:ascii="Times New Roman" w:hAnsi="Times New Roman" w:eastAsia="Times New Roman"/>
-          <w:b/>
-          <w:sz w:val="24"/>
-        </w:rPr>
-        <w:t>Cross-Cutting Analysis: Structural Drivers of Divergence</w:t>
-      </w:r>
-    </w:p>
-    <w:p>
-      <w:pPr>
-        <w:ind w:firstLine="720"/>
-      </w:pPr>
-      <w:r>
-        <w:rPr>
-          <w:rFonts w:ascii="Times New Roman" w:hAnsi="Times New Roman" w:eastAsia="Times New Roman"/>
-          <w:b w:val="0"/>
-          <w:i w:val="0"/>
-          <w:strike w:val="0"/>
-          <w:color w:val="000000"/>
-          <w:sz w:val="24"/>
-        </w:rPr>
-        <w:t xml:space="preserve">Three structural factors underlie the identified gaps (Figure 3). First, a temporal mismatch exists between clinical guideline update cycles and WADA regulatory revisions. Clinical guidelines such as GINA and ADA Standards of Care are updated annually, while WADA TUE Physician Guidelines, though described as living documents, show variable revision frequencies with lags of 1–3 years in some disease areas. Second, a criteria mismatch distinguishes patient-centered clinical decision-making (based on symptoms, biomarkers, and quality of life) from anti-doping criteria emphasizing prevention of performance enhancement. The organic versus functional hypogonadism distinction exemplifies this divergence. Third, an emerging drug class mismatch arises as novel therapeutics (GLP-1 receptor agonists, SGLT2 inhibitors) are incorporated into clinical practice faster than WADA's regulatory framework can evaluate their potential for misuse </w:t>
-      </w:r>
-      <w:r>
-        <w:rPr>
-          <w:rFonts w:ascii="Times New Roman" w:hAnsi="Times New Roman" w:eastAsia="Times New Roman"/>
-          <w:b w:val="0"/>
-          <w:i w:val="0"/>
-          <w:strike w:val="0"/>
-          <w:color w:val="000000"/>
-          <w:sz w:val="24"/>
-        </w:rPr>
-        <w:t>(</w:t>
-      </w:r>
-      <w:r>
-        <w:rPr>
-          <w:rFonts w:ascii="Times New Roman" w:hAnsi="Times New Roman" w:eastAsia="Times New Roman"/>
-          <w:b w:val="0"/>
-          <w:i w:val="0"/>
-          <w:strike w:val="0"/>
-          <w:color w:val="000000"/>
-          <w:sz w:val="24"/>
-          <w:vertAlign w:val="superscript"/>
-        </w:rPr>
-        <w:t>39</w:t>
-      </w:r>
-      <w:r>
-        <w:rPr>
-          <w:rFonts w:ascii="Times New Roman" w:hAnsi="Times New Roman" w:eastAsia="Times New Roman"/>
-          <w:b w:val="0"/>
-          <w:i w:val="0"/>
-          <w:strike w:val="0"/>
-          <w:color w:val="000000"/>
-          <w:sz w:val="24"/>
-        </w:rPr>
-        <w:t xml:space="preserve">, </w:t>
-      </w:r>
-      <w:r>
-        <w:rPr>
-          <w:rFonts w:ascii="Times New Roman" w:hAnsi="Times New Roman" w:eastAsia="Times New Roman"/>
-          <w:b w:val="0"/>
-          <w:i w:val="0"/>
-          <w:strike w:val="0"/>
-          <w:color w:val="000000"/>
-          <w:sz w:val="24"/>
-          <w:vertAlign w:val="superscript"/>
-        </w:rPr>
-        <w:t>2</w:t>
-      </w:r>
-      <w:r>
-        <w:rPr>
-          <w:rFonts w:ascii="Times New Roman" w:hAnsi="Times New Roman" w:eastAsia="Times New Roman"/>
-          <w:b w:val="0"/>
-          <w:i w:val="0"/>
-          <w:strike w:val="0"/>
-          <w:color w:val="000000"/>
-          <w:sz w:val="24"/>
-        </w:rPr>
-        <w:t xml:space="preserve">, </w:t>
-      </w:r>
-      <w:r>
-        <w:rPr>
-          <w:rFonts w:ascii="Times New Roman" w:hAnsi="Times New Roman" w:eastAsia="Times New Roman"/>
-          <w:b w:val="0"/>
-          <w:i w:val="0"/>
-          <w:strike w:val="0"/>
-          <w:color w:val="000000"/>
-          <w:sz w:val="24"/>
-          <w:vertAlign w:val="superscript"/>
-        </w:rPr>
-        <w:t>34</w:t>
-      </w:r>
-      <w:r>
-        <w:rPr>
-          <w:rFonts w:ascii="Times New Roman" w:hAnsi="Times New Roman" w:eastAsia="Times New Roman"/>
-          <w:b w:val="0"/>
-          <w:i w:val="0"/>
-          <w:strike w:val="0"/>
-          <w:color w:val="000000"/>
-          <w:sz w:val="24"/>
-        </w:rPr>
-        <w:t>)</w:t>
-      </w:r>
-      <w:r>
-        <w:rPr>
-          <w:rFonts w:ascii="Times New Roman" w:hAnsi="Times New Roman" w:eastAsia="Times New Roman"/>
-          <w:b w:val="0"/>
-          <w:i w:val="0"/>
-          <w:strike w:val="0"/>
-          <w:color w:val="000000"/>
-          <w:sz w:val="24"/>
-        </w:rPr>
-        <w:t>.</w:t>
-      </w:r>
-    </w:p>
-    <w:p>
-      <w:pPr>
-        <w:jc w:val="center"/>
-      </w:pPr>
-      <w:r>
-        <w:rPr>
-          <w:rFonts w:ascii="Times New Roman" w:hAnsi="Times New Roman" w:eastAsia="Times New Roman"/>
-          <w:b w:val="0"/>
-          <w:i/>
-          <w:strike w:val="0"/>
-          <w:color w:val="000000"/>
-          <w:sz w:val="24"/>
-        </w:rPr>
-        <w:t>[Insert Figure 3 here]</w:t>
-      </w:r>
-    </w:p>
-    <w:p>
-      <w:pPr>
-        <w:ind w:firstLine="720"/>
-      </w:pPr>
-      <w:r>
-        <w:rPr>
-          <w:rFonts w:ascii="Times New Roman" w:hAnsi="Times New Roman" w:eastAsia="Times New Roman"/>
-          <w:b w:val="0"/>
-          <w:i w:val="0"/>
-          <w:strike w:val="0"/>
-          <w:color w:val="000000"/>
-          <w:sz w:val="24"/>
-        </w:rPr>
-        <w:t xml:space="preserve">WADA has developed tools to address the misuse of prohibited substances while preserving athlete health, including the Athlete Biological Passport (ABP) for longitudinal monitoring of hematological and steroidal variables and the Anti-Doping Administration and Management System (ADAMS) for TUE submission and sample administration </w:t>
-      </w:r>
-      <w:r>
-        <w:rPr>
-          <w:rFonts w:ascii="Times New Roman" w:hAnsi="Times New Roman" w:eastAsia="Times New Roman"/>
-          <w:b w:val="0"/>
-          <w:i w:val="0"/>
-          <w:strike w:val="0"/>
-          <w:color w:val="000000"/>
-          <w:sz w:val="24"/>
-        </w:rPr>
-        <w:t>(</w:t>
-      </w:r>
-      <w:r>
-        <w:rPr>
-          <w:rFonts w:ascii="Times New Roman" w:hAnsi="Times New Roman" w:eastAsia="Times New Roman"/>
-          <w:b w:val="0"/>
-          <w:i w:val="0"/>
-          <w:strike w:val="0"/>
-          <w:color w:val="000000"/>
-          <w:sz w:val="24"/>
-          <w:vertAlign w:val="superscript"/>
-        </w:rPr>
-        <w:t>36</w:t>
-      </w:r>
-      <w:r>
-        <w:rPr>
-          <w:rFonts w:ascii="Times New Roman" w:hAnsi="Times New Roman" w:eastAsia="Times New Roman"/>
-          <w:b w:val="0"/>
-          <w:i w:val="0"/>
-          <w:strike w:val="0"/>
-          <w:color w:val="000000"/>
-          <w:sz w:val="24"/>
-        </w:rPr>
-        <w:t xml:space="preserve">, </w:t>
-      </w:r>
-      <w:r>
-        <w:rPr>
-          <w:rFonts w:ascii="Times New Roman" w:hAnsi="Times New Roman" w:eastAsia="Times New Roman"/>
-          <w:b w:val="0"/>
-          <w:i w:val="0"/>
-          <w:strike w:val="0"/>
-          <w:color w:val="000000"/>
-          <w:sz w:val="24"/>
-          <w:vertAlign w:val="superscript"/>
-        </w:rPr>
-        <w:t>35</w:t>
-      </w:r>
-      <w:r>
-        <w:rPr>
-          <w:rFonts w:ascii="Times New Roman" w:hAnsi="Times New Roman" w:eastAsia="Times New Roman"/>
-          <w:b w:val="0"/>
-          <w:i w:val="0"/>
-          <w:strike w:val="0"/>
-          <w:color w:val="000000"/>
-          <w:sz w:val="24"/>
-        </w:rPr>
-        <w:t>)</w:t>
-      </w:r>
-      <w:r>
-        <w:rPr>
-          <w:rFonts w:ascii="Times New Roman" w:hAnsi="Times New Roman" w:eastAsia="Times New Roman"/>
-          <w:b w:val="0"/>
-          <w:i w:val="0"/>
-          <w:strike w:val="0"/>
-          <w:color w:val="000000"/>
-          <w:sz w:val="24"/>
-        </w:rPr>
-        <w:t xml:space="preserve">. These systems are not anti-athlete; they are designed to protect clean sport. However, accessibility and digital literacy vary across NADOs, and ABP reference ranges may flag physiological restoration achieved through TRT as suspicious, reinforcing the tension between clinical treatment and anti-doping enforcement. The temporal mismatch is particularly well illustrated by comparing update frequencies. GINA has published annual updates every year since 2014, with major revisions in 2019 and 2025. The ADA Standards of Care is updated annually. In contrast, some WADA TUE Physician Guidelines have remained unchanged for 3–4 years despite significant clinical developments in the corresponding disease area. This creates a window during which newly recommended first-line therapies may conflict with TUE guidance that has not yet incorporated the new evidence </w:t>
-      </w:r>
-      <w:r>
-        <w:rPr>
-          <w:rFonts w:ascii="Times New Roman" w:hAnsi="Times New Roman" w:eastAsia="Times New Roman"/>
-          <w:b w:val="0"/>
-          <w:i w:val="0"/>
-          <w:strike w:val="0"/>
-          <w:color w:val="000000"/>
-          <w:sz w:val="24"/>
-        </w:rPr>
-        <w:t>(</w:t>
-      </w:r>
-      <w:r>
-        <w:rPr>
-          <w:rFonts w:ascii="Times New Roman" w:hAnsi="Times New Roman" w:eastAsia="Times New Roman"/>
-          <w:b w:val="0"/>
-          <w:i w:val="0"/>
-          <w:strike w:val="0"/>
-          <w:color w:val="000000"/>
-          <w:sz w:val="24"/>
-          <w:vertAlign w:val="superscript"/>
-        </w:rPr>
-        <w:t>39</w:t>
-      </w:r>
-      <w:r>
-        <w:rPr>
-          <w:rFonts w:ascii="Times New Roman" w:hAnsi="Times New Roman" w:eastAsia="Times New Roman"/>
-          <w:b w:val="0"/>
-          <w:i w:val="0"/>
-          <w:strike w:val="0"/>
-          <w:color w:val="000000"/>
-          <w:sz w:val="24"/>
-        </w:rPr>
-        <w:t xml:space="preserve">, </w:t>
-      </w:r>
-      <w:r>
-        <w:rPr>
-          <w:rFonts w:ascii="Times New Roman" w:hAnsi="Times New Roman" w:eastAsia="Times New Roman"/>
-          <w:b w:val="0"/>
-          <w:i w:val="0"/>
-          <w:strike w:val="0"/>
-          <w:color w:val="000000"/>
-          <w:sz w:val="24"/>
-          <w:vertAlign w:val="superscript"/>
-        </w:rPr>
-        <w:t>40</w:t>
-      </w:r>
-      <w:r>
-        <w:rPr>
-          <w:rFonts w:ascii="Times New Roman" w:hAnsi="Times New Roman" w:eastAsia="Times New Roman"/>
-          <w:b w:val="0"/>
-          <w:i w:val="0"/>
-          <w:strike w:val="0"/>
-          <w:color w:val="000000"/>
-          <w:sz w:val="24"/>
-        </w:rPr>
-        <w:t>)</w:t>
-      </w:r>
-      <w:r>
-        <w:rPr>
-          <w:rFonts w:ascii="Times New Roman" w:hAnsi="Times New Roman" w:eastAsia="Times New Roman"/>
-          <w:b w:val="0"/>
-          <w:i w:val="0"/>
-          <w:strike w:val="0"/>
-          <w:color w:val="000000"/>
-          <w:sz w:val="24"/>
-        </w:rPr>
-        <w:t>. These structural drivers and their interactions are summarized in the conceptual framework (Figure 4).</w:t>
-      </w:r>
-    </w:p>
-    <w:p>
-      <w:pPr>
-        <w:jc w:val="center"/>
-      </w:pPr>
-      <w:r>
-        <w:rPr>
-          <w:rFonts w:ascii="Times New Roman" w:hAnsi="Times New Roman" w:eastAsia="Times New Roman"/>
-          <w:b w:val="0"/>
-          <w:i/>
-          <w:strike w:val="0"/>
-          <w:color w:val="000000"/>
-          <w:sz w:val="24"/>
-        </w:rPr>
-        <w:t>[Insert Figure 4 here]</w:t>
-      </w:r>
-    </w:p>
-    <w:p>
-      <w:pPr>
-        <w:spacing w:before="240" w:after="120"/>
-      </w:pPr>
-      <w:r>
-        <w:rPr>
-          <w:rFonts w:ascii="Times New Roman" w:hAnsi="Times New Roman" w:eastAsia="Times New Roman"/>
-          <w:b/>
-          <w:sz w:val="28"/>
-        </w:rPr>
-        <w:t>DISCUSSION</w:t>
-      </w:r>
-    </w:p>
-    <w:p>
-      <w:pPr>
-        <w:ind w:firstLine="720"/>
-      </w:pPr>
-      <w:r>
-        <w:rPr>
-          <w:rFonts w:ascii="Times New Roman" w:hAnsi="Times New Roman" w:eastAsia="Times New Roman"/>
-          <w:b w:val="0"/>
-          <w:i w:val="0"/>
-          <w:strike w:val="0"/>
-          <w:color w:val="000000"/>
-          <w:sz w:val="24"/>
-        </w:rPr>
-        <w:t>This scoping review represents, to our knowledge, the first systematic mapping of discrepancies between WADA TUE regulations and current clinical practice guidelines across multiple disease domains. Our findings reveal that the clinical-competition gap is not isolated to a single condition but represents a systemic pattern affecting seven major disease areas with varying degrees of severity.</w:t>
-      </w:r>
-    </w:p>
-    <w:p>
-      <w:pPr>
-        <w:ind w:firstLine="720"/>
-      </w:pPr>
-      <w:r>
-        <w:rPr>
-          <w:rFonts w:ascii="Times New Roman" w:hAnsi="Times New Roman" w:eastAsia="Times New Roman"/>
-          <w:b w:val="0"/>
-          <w:i w:val="0"/>
-          <w:strike w:val="0"/>
-          <w:color w:val="000000"/>
-          <w:sz w:val="24"/>
-        </w:rPr>
-        <w:t xml:space="preserve">The implications of these gaps extend beyond regulatory inconvenience. Athletes may receive suboptimal medical care when clinicians, aware of anti-doping constraints, prescribe second-line agents to avoid TUE complexity. The TUE process itself, while necessary, imposes time, financial, and privacy burdens that may deter athletes from seeking appropriate treatment—particularly in conditions such as ADHD or PMOS where stigma compounds procedural barriers. Geographic disparities in TUE access further exacerbate these issues, as athletes in resource-limited settings face greater difficulty obtaining specialist evaluations and documentation required for TUE applications </w:t>
-      </w:r>
-      <w:r>
-        <w:rPr>
-          <w:rFonts w:ascii="Times New Roman" w:hAnsi="Times New Roman" w:eastAsia="Times New Roman"/>
-          <w:b w:val="0"/>
-          <w:i w:val="0"/>
-          <w:strike w:val="0"/>
-          <w:color w:val="000000"/>
-          <w:sz w:val="24"/>
-        </w:rPr>
-        <w:t>(</w:t>
-      </w:r>
-      <w:r>
-        <w:rPr>
-          <w:rFonts w:ascii="Times New Roman" w:hAnsi="Times New Roman" w:eastAsia="Times New Roman"/>
-          <w:b w:val="0"/>
-          <w:i w:val="0"/>
-          <w:strike w:val="0"/>
-          <w:color w:val="000000"/>
-          <w:sz w:val="24"/>
-          <w:vertAlign w:val="superscript"/>
-        </w:rPr>
-        <w:t>43</w:t>
-      </w:r>
-      <w:r>
-        <w:rPr>
-          <w:rFonts w:ascii="Times New Roman" w:hAnsi="Times New Roman" w:eastAsia="Times New Roman"/>
-          <w:b w:val="0"/>
-          <w:i w:val="0"/>
-          <w:strike w:val="0"/>
-          <w:color w:val="000000"/>
-          <w:sz w:val="24"/>
-        </w:rPr>
-        <w:t xml:space="preserve">, </w:t>
-      </w:r>
-      <w:r>
-        <w:rPr>
-          <w:rFonts w:ascii="Times New Roman" w:hAnsi="Times New Roman" w:eastAsia="Times New Roman"/>
-          <w:b w:val="0"/>
-          <w:i w:val="0"/>
-          <w:strike w:val="0"/>
-          <w:color w:val="000000"/>
-          <w:sz w:val="24"/>
-          <w:vertAlign w:val="superscript"/>
-        </w:rPr>
-        <w:t>23</w:t>
-      </w:r>
-      <w:r>
-        <w:rPr>
-          <w:rFonts w:ascii="Times New Roman" w:hAnsi="Times New Roman" w:eastAsia="Times New Roman"/>
-          <w:b w:val="0"/>
-          <w:i w:val="0"/>
-          <w:strike w:val="0"/>
-          <w:color w:val="000000"/>
-          <w:sz w:val="24"/>
-        </w:rPr>
-        <w:t xml:space="preserve">, </w:t>
-      </w:r>
-      <w:r>
-        <w:rPr>
-          <w:rFonts w:ascii="Times New Roman" w:hAnsi="Times New Roman" w:eastAsia="Times New Roman"/>
-          <w:b w:val="0"/>
-          <w:i w:val="0"/>
-          <w:strike w:val="0"/>
-          <w:color w:val="000000"/>
-          <w:sz w:val="24"/>
-          <w:vertAlign w:val="superscript"/>
-        </w:rPr>
-        <w:t>32</w:t>
-      </w:r>
-      <w:r>
-        <w:rPr>
-          <w:rFonts w:ascii="Times New Roman" w:hAnsi="Times New Roman" w:eastAsia="Times New Roman"/>
-          <w:b w:val="0"/>
-          <w:i w:val="0"/>
-          <w:strike w:val="0"/>
-          <w:color w:val="000000"/>
-          <w:sz w:val="24"/>
-        </w:rPr>
-        <w:t>)</w:t>
-      </w:r>
-      <w:r>
-        <w:rPr>
-          <w:rFonts w:ascii="Times New Roman" w:hAnsi="Times New Roman" w:eastAsia="Times New Roman"/>
-          <w:b w:val="0"/>
-          <w:i w:val="0"/>
-          <w:strike w:val="0"/>
-          <w:color w:val="000000"/>
-          <w:sz w:val="24"/>
-        </w:rPr>
-        <w:t>.</w:t>
-      </w:r>
-    </w:p>
-    <w:p>
-      <w:pPr>
-        <w:ind w:firstLine="720"/>
-      </w:pPr>
-      <w:r>
-        <w:rPr>
-          <w:rFonts w:ascii="Times New Roman" w:hAnsi="Times New Roman" w:eastAsia="Times New Roman"/>
-          <w:b w:val="0"/>
-          <w:i w:val="0"/>
-          <w:strike w:val="0"/>
-          <w:color w:val="000000"/>
-          <w:sz w:val="24"/>
-        </w:rPr>
-        <w:t xml:space="preserve">It is important to acknowledge WADA's perspective. WADA's mandate is to protect clean sport by preventing performance enhancement and maintaining a level playing field. Tools such as the Prohibited List, ISTUE, ABP, and ADAMS are designed to apply uniform standards across hundreds of sports and thousands of competitions worldwide </w:t>
-      </w:r>
-      <w:r>
-        <w:rPr>
-          <w:rFonts w:ascii="Times New Roman" w:hAnsi="Times New Roman" w:eastAsia="Times New Roman"/>
-          <w:b w:val="0"/>
-          <w:i w:val="0"/>
-          <w:strike w:val="0"/>
-          <w:color w:val="000000"/>
-          <w:sz w:val="24"/>
-        </w:rPr>
-        <w:t>(</w:t>
-      </w:r>
-      <w:r>
-        <w:rPr>
-          <w:rFonts w:ascii="Times New Roman" w:hAnsi="Times New Roman" w:eastAsia="Times New Roman"/>
-          <w:b w:val="0"/>
-          <w:i w:val="0"/>
-          <w:strike w:val="0"/>
-          <w:color w:val="000000"/>
-          <w:sz w:val="24"/>
-          <w:vertAlign w:val="superscript"/>
-        </w:rPr>
-        <w:t>43</w:t>
-      </w:r>
-      <w:r>
-        <w:rPr>
-          <w:rFonts w:ascii="Times New Roman" w:hAnsi="Times New Roman" w:eastAsia="Times New Roman"/>
-          <w:b w:val="0"/>
-          <w:i w:val="0"/>
-          <w:strike w:val="0"/>
-          <w:color w:val="000000"/>
-          <w:sz w:val="24"/>
-        </w:rPr>
-        <w:t xml:space="preserve">, </w:t>
-      </w:r>
-      <w:r>
-        <w:rPr>
-          <w:rFonts w:ascii="Times New Roman" w:hAnsi="Times New Roman" w:eastAsia="Times New Roman"/>
-          <w:b w:val="0"/>
-          <w:i w:val="0"/>
-          <w:strike w:val="0"/>
-          <w:color w:val="000000"/>
-          <w:sz w:val="24"/>
-          <w:vertAlign w:val="superscript"/>
-        </w:rPr>
-        <w:t>42</w:t>
-      </w:r>
-      <w:r>
-        <w:rPr>
-          <w:rFonts w:ascii="Times New Roman" w:hAnsi="Times New Roman" w:eastAsia="Times New Roman"/>
-          <w:b w:val="0"/>
-          <w:i w:val="0"/>
-          <w:strike w:val="0"/>
-          <w:color w:val="000000"/>
-          <w:sz w:val="24"/>
-        </w:rPr>
-        <w:t xml:space="preserve">, </w:t>
-      </w:r>
-      <w:r>
-        <w:rPr>
-          <w:rFonts w:ascii="Times New Roman" w:hAnsi="Times New Roman" w:eastAsia="Times New Roman"/>
-          <w:b w:val="0"/>
-          <w:i w:val="0"/>
-          <w:strike w:val="0"/>
-          <w:color w:val="000000"/>
-          <w:sz w:val="24"/>
-          <w:vertAlign w:val="superscript"/>
-        </w:rPr>
-        <w:t>36</w:t>
-      </w:r>
-      <w:r>
-        <w:rPr>
-          <w:rFonts w:ascii="Times New Roman" w:hAnsi="Times New Roman" w:eastAsia="Times New Roman"/>
-          <w:b w:val="0"/>
-          <w:i w:val="0"/>
-          <w:strike w:val="0"/>
-          <w:color w:val="000000"/>
-          <w:sz w:val="24"/>
-        </w:rPr>
-        <w:t xml:space="preserve">, </w:t>
-      </w:r>
-      <w:r>
-        <w:rPr>
-          <w:rFonts w:ascii="Times New Roman" w:hAnsi="Times New Roman" w:eastAsia="Times New Roman"/>
-          <w:b w:val="0"/>
-          <w:i w:val="0"/>
-          <w:strike w:val="0"/>
-          <w:color w:val="000000"/>
-          <w:sz w:val="24"/>
-          <w:vertAlign w:val="superscript"/>
-        </w:rPr>
-        <w:t>35</w:t>
-      </w:r>
-      <w:r>
-        <w:rPr>
-          <w:rFonts w:ascii="Times New Roman" w:hAnsi="Times New Roman" w:eastAsia="Times New Roman"/>
-          <w:b w:val="0"/>
-          <w:i w:val="0"/>
-          <w:strike w:val="0"/>
-          <w:color w:val="000000"/>
-          <w:sz w:val="24"/>
-        </w:rPr>
-        <w:t>)</w:t>
-      </w:r>
-      <w:r>
-        <w:rPr>
-          <w:rFonts w:ascii="Times New Roman" w:hAnsi="Times New Roman" w:eastAsia="Times New Roman"/>
-          <w:b w:val="0"/>
-          <w:i w:val="0"/>
-          <w:strike w:val="0"/>
-          <w:color w:val="000000"/>
-          <w:sz w:val="24"/>
-        </w:rPr>
-        <w:t>. Thresholds for inhaled beta-2 agonists and the organic-only rule for testosterone TUEs reflect legitimate concerns about misuse. The challenge is that these protective rules are not always well aligned with the pace of clinical evidence or with the diversity of athlete populations, particularly masters and recreational competitors.</w:t>
-      </w:r>
-    </w:p>
-    <w:p>
-      <w:pPr>
-        <w:ind w:firstLine="720"/>
-      </w:pPr>
-      <w:r>
-        <w:rPr>
-          <w:rFonts w:ascii="Times New Roman" w:hAnsi="Times New Roman" w:eastAsia="Times New Roman"/>
-          <w:b w:val="0"/>
-          <w:i w:val="0"/>
-          <w:strike w:val="0"/>
-          <w:color w:val="000000"/>
-          <w:sz w:val="24"/>
-        </w:rPr>
-        <w:t xml:space="preserve">The concept of "no additional performance enhancement beyond restoring normal health" is inherently challenging to operationalize. For testosterone replacement, even physiological-range restoration may influence body composition and recovery. For stimulant medications in ADHD, delineating cognitive normalization from enhancement is conceptually problematic. For beta-2 agonists, the boundary between bronchodilation and potential systemic anabolic effects remains debated, and WADA's thresholds are set at doses considered unlikely to confer an unfair advantage </w:t>
-      </w:r>
-      <w:r>
-        <w:rPr>
-          <w:rFonts w:ascii="Times New Roman" w:hAnsi="Times New Roman" w:eastAsia="Times New Roman"/>
-          <w:b w:val="0"/>
-          <w:i w:val="0"/>
-          <w:strike w:val="0"/>
-          <w:color w:val="000000"/>
-          <w:sz w:val="24"/>
-        </w:rPr>
-        <w:t>(</w:t>
-      </w:r>
-      <w:r>
-        <w:rPr>
-          <w:rFonts w:ascii="Times New Roman" w:hAnsi="Times New Roman" w:eastAsia="Times New Roman"/>
-          <w:b w:val="0"/>
-          <w:i w:val="0"/>
-          <w:strike w:val="0"/>
-          <w:color w:val="000000"/>
-          <w:sz w:val="24"/>
-          <w:vertAlign w:val="superscript"/>
-        </w:rPr>
-        <w:t>22</w:t>
-      </w:r>
-      <w:r>
-        <w:rPr>
-          <w:rFonts w:ascii="Times New Roman" w:hAnsi="Times New Roman" w:eastAsia="Times New Roman"/>
-          <w:b w:val="0"/>
-          <w:i w:val="0"/>
-          <w:strike w:val="0"/>
-          <w:color w:val="000000"/>
-          <w:sz w:val="24"/>
-        </w:rPr>
-        <w:t>)</w:t>
-      </w:r>
-      <w:r>
-        <w:rPr>
-          <w:rFonts w:ascii="Times New Roman" w:hAnsi="Times New Roman" w:eastAsia="Times New Roman"/>
-          <w:b w:val="0"/>
-          <w:i w:val="0"/>
-          <w:strike w:val="0"/>
-          <w:color w:val="000000"/>
-          <w:sz w:val="24"/>
-        </w:rPr>
-        <w:t>. These ambiguities create uncertainty for both clinicians and TUE committees, potentially leading to inconsistent decisions across jurisdictions.</w:t>
-      </w:r>
-    </w:p>
-    <w:p>
-      <w:pPr>
-        <w:ind w:firstLine="720"/>
-      </w:pPr>
-      <w:r>
-        <w:rPr>
-          <w:rFonts w:ascii="Times New Roman" w:hAnsi="Times New Roman" w:eastAsia="Times New Roman"/>
-          <w:b w:val="0"/>
-          <w:i w:val="0"/>
-          <w:strike w:val="0"/>
-          <w:color w:val="000000"/>
-          <w:sz w:val="24"/>
-        </w:rPr>
-        <w:t xml:space="preserve">The findings of this review align with and extend previous work. Heuberger and Cohen </w:t>
-      </w:r>
-      <w:r>
-        <w:rPr>
-          <w:rFonts w:ascii="Times New Roman" w:hAnsi="Times New Roman" w:eastAsia="Times New Roman"/>
-          <w:b w:val="0"/>
-          <w:i w:val="0"/>
-          <w:strike w:val="0"/>
-          <w:color w:val="000000"/>
-          <w:sz w:val="24"/>
-        </w:rPr>
-        <w:t>(</w:t>
-      </w:r>
-      <w:r>
-        <w:rPr>
-          <w:rFonts w:ascii="Times New Roman" w:hAnsi="Times New Roman" w:eastAsia="Times New Roman"/>
-          <w:b w:val="0"/>
-          <w:i w:val="0"/>
-          <w:strike w:val="0"/>
-          <w:color w:val="000000"/>
-          <w:sz w:val="24"/>
-          <w:vertAlign w:val="superscript"/>
-        </w:rPr>
-        <w:t>13</w:t>
-      </w:r>
-      <w:r>
-        <w:rPr>
-          <w:rFonts w:ascii="Times New Roman" w:hAnsi="Times New Roman" w:eastAsia="Times New Roman"/>
-          <w:b w:val="0"/>
-          <w:i w:val="0"/>
-          <w:strike w:val="0"/>
-          <w:color w:val="000000"/>
-          <w:sz w:val="24"/>
-        </w:rPr>
-        <w:t>)</w:t>
-      </w:r>
-      <w:r>
-        <w:rPr>
-          <w:rFonts w:ascii="Times New Roman" w:hAnsi="Times New Roman" w:eastAsia="Times New Roman"/>
-          <w:b w:val="0"/>
-          <w:i w:val="0"/>
-          <w:strike w:val="0"/>
-          <w:color w:val="000000"/>
-          <w:sz w:val="24"/>
-        </w:rPr>
-        <w:t xml:space="preserve"> found limited evidence for performance-enhancing effects of many prohibited substances, raising questions about the scientific basis for some prohibitions. Our analysis adds a clinical dimension to this concern by demonstrating that prohibition of specific agents creates measurable gaps in patient care. Data from the International Testing Agency (ITA) TUE dashboard </w:t>
-      </w:r>
-      <w:r>
-        <w:rPr>
-          <w:rFonts w:ascii="Times New Roman" w:hAnsi="Times New Roman" w:eastAsia="Times New Roman"/>
-          <w:b w:val="0"/>
-          <w:i w:val="0"/>
-          <w:strike w:val="0"/>
-          <w:color w:val="000000"/>
-          <w:sz w:val="24"/>
-        </w:rPr>
-        <w:t>(</w:t>
-      </w:r>
-      <w:r>
-        <w:rPr>
-          <w:rFonts w:ascii="Times New Roman" w:hAnsi="Times New Roman" w:eastAsia="Times New Roman"/>
-          <w:b w:val="0"/>
-          <w:i w:val="0"/>
-          <w:strike w:val="0"/>
-          <w:color w:val="000000"/>
-          <w:sz w:val="24"/>
-          <w:vertAlign w:val="superscript"/>
-        </w:rPr>
-        <w:t>16</w:t>
-      </w:r>
-      <w:r>
-        <w:rPr>
-          <w:rFonts w:ascii="Times New Roman" w:hAnsi="Times New Roman" w:eastAsia="Times New Roman"/>
-          <w:b w:val="0"/>
-          <w:i w:val="0"/>
-          <w:strike w:val="0"/>
-          <w:color w:val="000000"/>
-          <w:sz w:val="24"/>
-        </w:rPr>
-        <w:t>)</w:t>
-      </w:r>
-      <w:r>
-        <w:rPr>
-          <w:rFonts w:ascii="Times New Roman" w:hAnsi="Times New Roman" w:eastAsia="Times New Roman"/>
-          <w:b w:val="0"/>
-          <w:i w:val="0"/>
-          <w:strike w:val="0"/>
-          <w:color w:val="000000"/>
-          <w:sz w:val="24"/>
-        </w:rPr>
-        <w:t xml:space="preserve"> show that TUE application volumes managed by the ITA increased from approximately 650 in 2023 to 850 in 2025, which our disease-specific analysis helps to contextualize—the growing burden reflects both increased awareness and the expanding scope of conditions affected by clinical-competition gaps. The geographic disparities in TUE access reported by Vernec et al. </w:t>
-      </w:r>
-      <w:r>
-        <w:rPr>
-          <w:rFonts w:ascii="Times New Roman" w:hAnsi="Times New Roman" w:eastAsia="Times New Roman"/>
-          <w:b w:val="0"/>
-          <w:i w:val="0"/>
-          <w:strike w:val="0"/>
-          <w:color w:val="000000"/>
-          <w:sz w:val="24"/>
-        </w:rPr>
-        <w:t>(</w:t>
-      </w:r>
-      <w:r>
-        <w:rPr>
-          <w:rFonts w:ascii="Times New Roman" w:hAnsi="Times New Roman" w:eastAsia="Times New Roman"/>
-          <w:b w:val="0"/>
-          <w:i w:val="0"/>
-          <w:strike w:val="0"/>
-          <w:color w:val="000000"/>
-          <w:sz w:val="24"/>
-          <w:vertAlign w:val="superscript"/>
-        </w:rPr>
-        <w:t>32</w:t>
-      </w:r>
-      <w:r>
-        <w:rPr>
-          <w:rFonts w:ascii="Times New Roman" w:hAnsi="Times New Roman" w:eastAsia="Times New Roman"/>
-          <w:b w:val="0"/>
-          <w:i w:val="0"/>
-          <w:strike w:val="0"/>
-          <w:color w:val="000000"/>
-          <w:sz w:val="24"/>
-        </w:rPr>
-        <w:t>)</w:t>
-      </w:r>
-      <w:r>
-        <w:rPr>
-          <w:rFonts w:ascii="Times New Roman" w:hAnsi="Times New Roman" w:eastAsia="Times New Roman"/>
-          <w:b w:val="0"/>
-          <w:i w:val="0"/>
-          <w:strike w:val="0"/>
-          <w:color w:val="000000"/>
-          <w:sz w:val="24"/>
-        </w:rPr>
-        <w:t xml:space="preserve"> take on additional significance when considered alongside our finding that some disease areas (e.g., ADHD, hypogonadism) require particularly complex and well-documented TUE applications.</w:t>
-      </w:r>
-    </w:p>
-    <w:p>
-      <w:pPr>
-        <w:ind w:firstLine="720"/>
-      </w:pPr>
-      <w:r>
-        <w:rPr>
-          <w:rFonts w:ascii="Times New Roman" w:hAnsi="Times New Roman" w:eastAsia="Times New Roman"/>
-          <w:b w:val="0"/>
-          <w:i w:val="0"/>
-          <w:strike w:val="0"/>
-          <w:color w:val="000000"/>
-          <w:sz w:val="24"/>
-        </w:rPr>
-        <w:t>From an ethical perspective, the clinical-competition gap raises fundamental questions about the duty of care owed to athletes. The World Medical Association Declaration of Geneva establishes that patient health shall be the physician's first consideration. When anti-doping regulations effectively compel physicians to prescribe second-line treatments, a tension emerges between anti-doping compliance and the ethical obligation to provide optimal care. S&amp;C professionals, while not prescribers, share in this ethical responsibility through their role in monitoring athlete well-being and advocating for appropriate medical care. Addressing the clinical-competition gap therefore requires not only harmonization of TUE criteria with clinical evidence but also standardization of TUE access mechanisms across jurisdictions.</w:t>
-      </w:r>
-    </w:p>
-    <w:p>
-      <w:pPr>
-        <w:ind w:firstLine="720"/>
-      </w:pPr>
-      <w:r>
-        <w:rPr>
-          <w:rFonts w:ascii="Times New Roman" w:hAnsi="Times New Roman" w:eastAsia="Times New Roman"/>
-          <w:b w:val="0"/>
-          <w:i w:val="0"/>
-          <w:strike w:val="0"/>
-          <w:color w:val="000000"/>
-          <w:sz w:val="24"/>
-        </w:rPr>
-        <w:t>Several limitations of this review should be acknowledged. First, as a scoping review, we mapped the breadth of evidence rather than systematically appraising the quality of individual sources. Second, our gap severity ratings, while based on structured criteria, involve subjective judgment. Third, the review focused on the regulatory text of WADA documents and clinical guidelines; actual TUE approval rates and clinical experiences may differ from what policy documents suggest. Fourth, the rapidly evolving nature of both clinical guidelines and WADA regulations means that specific details may change; the structural analysis and recommendations, however, address persistent systemic issues. Fifth, we acknowledge that WADA has made progress in updating TUE Physician Guidelines, with most disease areas reviewed within the last two years. Our identification of temporal mismatch refers to the structural lag that can occur during periods between guideline updates, not to a lack of any review process.</w:t>
-      </w:r>
-    </w:p>
-    <w:p>
-      <w:pPr>
-        <w:spacing w:before="240" w:after="120"/>
-      </w:pPr>
-      <w:r>
-        <w:rPr>
-          <w:rFonts w:ascii="Times New Roman" w:hAnsi="Times New Roman" w:eastAsia="Times New Roman"/>
-          <w:b/>
-          <w:sz w:val="24"/>
-        </w:rPr>
-        <w:t>Recommendations for Harmonization</w:t>
-      </w:r>
-    </w:p>
-    <w:p>
-      <w:pPr>
-        <w:ind w:firstLine="720"/>
-      </w:pPr>
-      <w:r>
-        <w:rPr>
-          <w:rFonts w:ascii="Times New Roman" w:hAnsi="Times New Roman" w:eastAsia="Times New Roman"/>
-          <w:b w:val="0"/>
-          <w:i w:val="0"/>
-          <w:strike w:val="0"/>
-          <w:color w:val="000000"/>
-          <w:sz w:val="24"/>
-        </w:rPr>
-        <w:t>We propose the following recommendations for reducing the clinical-competition gap:</w:t>
-      </w:r>
-    </w:p>
-    <w:p>
-      <w:pPr>
-        <w:ind w:firstLine="720"/>
-      </w:pPr>
-      <w:r>
-        <w:rPr>
-          <w:rFonts w:ascii="Times New Roman" w:hAnsi="Times New Roman" w:eastAsia="Times New Roman"/>
-          <w:b w:val="0"/>
-          <w:i w:val="0"/>
-          <w:strike w:val="0"/>
-          <w:color w:val="000000"/>
-          <w:sz w:val="24"/>
-        </w:rPr>
-        <w:t>1. Establish a formal mechanism to review and update WADA TUE Physician Guidelines within 12 months of major clinical guideline revisions (e.g., GINA, ADA, Endocrine Society updates).</w:t>
-      </w:r>
-    </w:p>
-    <w:p>
-      <w:pPr>
-        <w:ind w:firstLine="720"/>
-      </w:pPr>
-      <w:r>
-        <w:rPr>
-          <w:rFonts w:ascii="Times New Roman" w:hAnsi="Times New Roman" w:eastAsia="Times New Roman"/>
-          <w:b w:val="0"/>
-          <w:i w:val="0"/>
-          <w:strike w:val="0"/>
-          <w:color w:val="000000"/>
-          <w:sz w:val="24"/>
-        </w:rPr>
-        <w:t>2. Re-evaluate the organic/functional distinction for male hypogonadism TUEs in light of the Endocrine Society’s Society symptom-plus-biochemistry approach and the growing masters athlete population.</w:t>
-      </w:r>
-    </w:p>
-    <w:p>
-      <w:pPr>
-        <w:ind w:firstLine="720"/>
-      </w:pPr>
-      <w:r>
-        <w:rPr>
-          <w:rFonts w:ascii="Times New Roman" w:hAnsi="Times New Roman" w:eastAsia="Times New Roman"/>
-          <w:b w:val="0"/>
-          <w:i w:val="0"/>
-          <w:strike w:val="0"/>
-          <w:color w:val="000000"/>
-          <w:sz w:val="24"/>
-        </w:rPr>
-        <w:t>3. Conduct a formal impact assessment on athletes with type 2 diabetes before adding GLP-1 receptor agonists to the Prohibited List.</w:t>
-      </w:r>
-    </w:p>
-    <w:p>
-      <w:pPr>
-        <w:ind w:firstLine="720"/>
-      </w:pPr>
-      <w:r>
-        <w:rPr>
-          <w:rFonts w:ascii="Times New Roman" w:hAnsi="Times New Roman" w:eastAsia="Times New Roman"/>
-          <w:b w:val="0"/>
-          <w:i w:val="0"/>
-          <w:strike w:val="0"/>
-          <w:color w:val="000000"/>
-          <w:sz w:val="24"/>
-        </w:rPr>
-        <w:t>4. Review formoterol dose thresholds in the context of GINA 2025 MART recommendations to ensure athletes can follow guideline-directed asthma therapy without ADRV risk.</w:t>
-      </w:r>
-    </w:p>
-    <w:p>
-      <w:pPr>
-        <w:ind w:firstLine="720"/>
-      </w:pPr>
-      <w:r>
-        <w:rPr>
-          <w:rFonts w:ascii="Times New Roman" w:hAnsi="Times New Roman" w:eastAsia="Times New Roman"/>
-          <w:b w:val="0"/>
-          <w:i w:val="0"/>
-          <w:strike w:val="0"/>
-          <w:color w:val="000000"/>
-          <w:sz w:val="24"/>
-        </w:rPr>
-        <w:t>5. Re-evaluate the in-competition-only prohibition of stimulant medications for ADHD, considering the pharmacokinetics of long-acting formulations and the clinical inappropriateness of competition-day discontinuation.</w:t>
-      </w:r>
-    </w:p>
-    <w:p>
-      <w:pPr>
-        <w:ind w:firstLine="720"/>
-      </w:pPr>
-      <w:r>
-        <w:rPr>
-          <w:rFonts w:ascii="Times New Roman" w:hAnsi="Times New Roman" w:eastAsia="Times New Roman"/>
-          <w:b w:val="0"/>
-          <w:i w:val="0"/>
-          <w:strike w:val="0"/>
-          <w:color w:val="000000"/>
-          <w:sz w:val="24"/>
-        </w:rPr>
-        <w:t>6. Differentiate diuretic prohibition based on masking potential, considering a streamlined TUE process for MRAs (spironolactone/eplerenone) prescribed for heart failure.</w:t>
-      </w:r>
-    </w:p>
-    <w:p>
-      <w:pPr>
-        <w:ind w:firstLine="720"/>
-      </w:pPr>
-      <w:r>
-        <w:rPr>
-          <w:rFonts w:ascii="Times New Roman" w:hAnsi="Times New Roman" w:eastAsia="Times New Roman"/>
-          <w:b w:val="0"/>
-          <w:i w:val="0"/>
-          <w:strike w:val="0"/>
-          <w:color w:val="000000"/>
-          <w:sz w:val="24"/>
-        </w:rPr>
-        <w:t>7. Simplify and digitize TUE applications through ADAMS system improvements, multilingual support, and standardized documentation templates to reduce access disparities.</w:t>
-      </w:r>
-    </w:p>
-    <w:p>
-      <w:pPr>
-        <w:ind w:firstLine="720"/>
-      </w:pPr>
-      <w:r>
-        <w:rPr>
-          <w:rFonts w:ascii="Times New Roman" w:hAnsi="Times New Roman" w:eastAsia="Times New Roman"/>
-          <w:b w:val="0"/>
-          <w:i w:val="0"/>
-          <w:strike w:val="0"/>
-          <w:color w:val="000000"/>
-          <w:sz w:val="24"/>
-        </w:rPr>
-        <w:t>8. Integrate anti-doping pharmacology education into medical school curricula, residency training, and continuing medical education to improve prescriber awareness of the Prohibited List.</w:t>
-      </w:r>
-    </w:p>
-    <w:p>
-      <w:pPr>
-        <w:spacing w:before="240" w:after="120"/>
-      </w:pPr>
-      <w:r>
-        <w:rPr>
-          <w:rFonts w:ascii="Times New Roman" w:hAnsi="Times New Roman" w:eastAsia="Times New Roman"/>
-          <w:b/>
-          <w:sz w:val="28"/>
-        </w:rPr>
-        <w:t>PRACTICAL APPLICATIONS</w:t>
-      </w:r>
-    </w:p>
-    <w:p>
-      <w:pPr>
-        <w:ind w:firstLine="720"/>
-      </w:pPr>
-      <w:r>
-        <w:rPr>
-          <w:rFonts w:ascii="Times New Roman" w:hAnsi="Times New Roman" w:eastAsia="Times New Roman"/>
-          <w:b w:val="0"/>
-          <w:i w:val="0"/>
-          <w:strike w:val="0"/>
-          <w:color w:val="000000"/>
-          <w:sz w:val="24"/>
-        </w:rPr>
-        <w:t>S&amp;C professionals are often the first to notice medication-related performance changes. The following concise actions can help athletes navigate TUE-related treatment decisions (Figure 5):</w:t>
+          <w:sz w:val="24"/>
+        </w:rPr>
+        <w:t>Strength and conditioning professionals are often the first to notice medication-related performance changes. The following concise actions can help athletes navigate TUE-related treatment decisions (Figure 5):</w:t>
       </w:r>
     </w:p>
     <w:p>
